--- a/小野町_引継ぎ_整理済/19_打合せ/小野町_打合せ次第_20260928.docx
+++ b/小野町_引継ぎ_整理済/19_打合せ/小野町_打合せ次第_20260928.docx
@@ -2661,27 +2661,7 @@
                 <w:b w:val="0"/>
                 <w:sz w:val="18"/>
               </w:rPr>
-              <w:t>小野町高齢者保健福祉計画_第10期介護保険事業計画_素案_第5版_20260925.docx</w:t>
-            </w:r>
-          </w:p>
-        </w:tc>
-        <w:tc>
-          <w:tcPr>
-            <w:tcW w:type="dxa" w:w="2160"/>
-          </w:tcPr>
-          <w:p>
-            <w:r>
-              <w:rPr>
-                <w:sz w:val="18"/>
-              </w:rPr>
-            </w:r>
-            <w:r>
-              <w:rPr>
-                <w:rFonts w:ascii="游明朝" w:hAnsi="游明朝" w:eastAsia="游明朝"/>
-                <w:b w:val="0"/>
-                <w:sz w:val="18"/>
-              </w:rPr>
-              <w:t>9月25日</w:t>
+              <w:t>小野町高齢者保健福祉計画_第10期介護保険事業計画_素案_第6版_20260928.docx</w:t>
             </w:r>
           </w:p>
         </w:tc>
@@ -2699,6 +2679,34 @@
               <w:rPr>
                 <w:rFonts w:ascii="游明朝" w:hAnsi="游明朝" w:eastAsia="游明朝"/>
                 <w:b/>
+                <w:sz w:val="18"/>
+              </w:rPr>
+              <w:t>9月28日</w:t>
+            </w:r>
+          </w:p>
+        </w:tc>
+        <w:tc>
+          <w:tcPr>
+            <w:tcW w:type="dxa" w:w="2160"/>
+          </w:tcPr>
+          <w:p>
+            <w:r>
+              <w:rPr>
+                <w:sz w:val="18"/>
+              </w:rPr>
+            </w:r>
+            <w:r>
+              <w:rPr>
+                <w:rFonts w:ascii="游明朝" w:hAnsi="游明朝" w:eastAsia="游明朝"/>
+                <w:b/>
+                <w:sz w:val="18"/>
+              </w:rPr>
+              <w:t>第6版。第4章④に見える化システムとの突合を加え、保険料のケースに見える化ケースを追加した。</w:t>
+            </w:r>
+            <w:r>
+              <w:rPr>
+                <w:rFonts w:ascii="游明朝" w:hAnsi="游明朝" w:eastAsia="游明朝"/>
+                <w:b w:val="0"/>
                 <w:sz w:val="18"/>
               </w:rPr>
               <w:t>未確定94箇所（町データ待ち39／協議会で設定39／決定後に記載12／見える化出力待ち4）</w:t>
@@ -2825,27 +2833,7 @@
                 <w:b w:val="0"/>
                 <w:sz w:val="18"/>
               </w:rPr>
-              <w:t>小野町高齢者福祉サービス推進協議会資料_第9期計画の評価と令和7年度調査結果_20260805.docx</w:t>
-            </w:r>
-          </w:p>
-        </w:tc>
-        <w:tc>
-          <w:tcPr>
-            <w:tcW w:type="dxa" w:w="2160"/>
-          </w:tcPr>
-          <w:p>
-            <w:r>
-              <w:rPr>
-                <w:sz w:val="18"/>
-              </w:rPr>
-            </w:r>
-            <w:r>
-              <w:rPr>
-                <w:rFonts w:ascii="游明朝" w:hAnsi="游明朝" w:eastAsia="游明朝"/>
-                <w:b w:val="0"/>
-                <w:sz w:val="18"/>
-              </w:rPr>
-              <w:t>8月5日</w:t>
+              <w:t>小野町高齢者福祉サービス推進協議会資料_第9期計画の評価と令和7年度調査結果_20260928.docx</w:t>
             </w:r>
           </w:p>
         </w:tc>
@@ -2865,7 +2853,35 @@
                 <w:b/>
                 <w:sz w:val="18"/>
               </w:rPr>
-              <w:t>協議会第1回の資料。開催日が決まり次第お出しできます</w:t>
+              <w:t>9月28日</w:t>
+            </w:r>
+          </w:p>
+        </w:tc>
+        <w:tc>
+          <w:tcPr>
+            <w:tcW w:type="dxa" w:w="2160"/>
+          </w:tcPr>
+          <w:p>
+            <w:r>
+              <w:rPr>
+                <w:sz w:val="18"/>
+              </w:rPr>
+            </w:r>
+            <w:r>
+              <w:rPr>
+                <w:rFonts w:ascii="游明朝" w:hAnsi="游明朝" w:eastAsia="游明朝"/>
+                <w:b/>
+                <w:sz w:val="18"/>
+              </w:rPr>
+              <w:t>協議会第1回の資料（第2版）。年報により第9期の実績を確定させ、次回お諮りする保険料2案を明記した。</w:t>
+            </w:r>
+            <w:r>
+              <w:rPr>
+                <w:rFonts w:ascii="游明朝" w:hAnsi="游明朝" w:eastAsia="游明朝"/>
+                <w:b/>
+                <w:sz w:val="18"/>
+              </w:rPr>
+              <w:t>開催日が決まり次第お出しできます</w:t>
             </w:r>
           </w:p>
         </w:tc>

--- a/小野町_引継ぎ_整理済/19_打合せ/小野町_打合せ次第_20260928.docx
+++ b/小野町_引継ぎ_整理済/19_打合せ/小野町_打合せ次第_20260928.docx
@@ -4,49 +4,76 @@
   <w:body>
     <w:p>
       <w:pPr>
-        <w:pStyle w:val="Title"/>
+        <w:spacing w:before="360" w:after="120"/>
+        <w:jc w:val="center"/>
       </w:pPr>
       <w:r>
         <w:rPr>
-          <w:rFonts w:ascii="游ゴシック" w:hAnsi="游ゴシック" w:eastAsia="游ゴシック"/>
+          <w:rFonts w:ascii="BIZ UDPゴシック" w:hAnsi="BIZ UDPゴシック" w:eastAsia="BIZ UDPゴシック"/>
+          <w:b/>
+          <w:i w:val="0"/>
+          <w:color w:val="2E74B5"/>
+          <w:sz w:val="44"/>
         </w:rPr>
         <w:t>小野町　第10期介護保険事業計画　打合せ次第</w:t>
       </w:r>
     </w:p>
     <w:p>
+      <w:pPr>
+        <w:spacing w:before="60" w:after="60"/>
+      </w:pPr>
       <w:r>
         <w:rPr>
-          <w:rFonts w:ascii="游明朝" w:hAnsi="游明朝" w:eastAsia="游明朝"/>
+          <w:rFonts w:ascii="BIZ UDPゴシック" w:hAnsi="BIZ UDPゴシック" w:eastAsia="BIZ UDPゴシック"/>
           <w:b w:val="0"/>
+          <w:i w:val="0"/>
+          <w:sz w:val="24"/>
         </w:rPr>
         <w:t>令和8年9月28日</w:t>
       </w:r>
     </w:p>
     <w:tbl>
       <w:tblPr>
-        <w:tblStyle w:val="TableGrid"/>
         <w:tblW w:type="auto" w:w="0"/>
+        <w:jc w:val="center"/>
+        <w:tblLayout w:type="fixed"/>
         <w:tblLook w:firstColumn="1" w:firstRow="1" w:lastColumn="0" w:lastRow="0" w:noHBand="0" w:noVBand="1" w:val="04A0"/>
+        <w:tblBorders>
+          <w:top w:val="single" w:sz="6" w:space="0" w:color="2E75B6"/>
+          <w:left w:val="single" w:sz="4" w:space="0" w:color="BFBFBF"/>
+          <w:bottom w:val="single" w:sz="6" w:space="0" w:color="2E75B6"/>
+          <w:right w:val="single" w:sz="4" w:space="0" w:color="BFBFBF"/>
+          <w:insideH w:val="single" w:sz="4" w:space="0" w:color="BFBFBF"/>
+          <w:insideV w:val="single" w:sz="4" w:space="0" w:color="BFBFBF"/>
+        </w:tblBorders>
+        <w:tblCellMar>
+          <w:left w:w="10" w:type="dxa"/>
+          <w:right w:w="10" w:type="dxa"/>
+        </w:tblCellMar>
       </w:tblPr>
       <w:tblGrid>
-        <w:gridCol w:w="4320"/>
-        <w:gridCol w:w="4320"/>
+        <w:gridCol w:w="2641"/>
+        <w:gridCol w:w="6997"/>
       </w:tblGrid>
       <w:tr>
         <w:tc>
           <w:tcPr>
-            <w:tcW w:type="dxa" w:w="4320"/>
+            <w:tcW w:type="dxa" w:w="2641"/>
+            <w:shd w:val="clear" w:fill="1F3864"/>
+            <w:vAlign w:val="center"/>
           </w:tcPr>
           <w:p>
             <w:pPr>
+              <w:spacing w:before="20" w:after="20"/>
               <w:jc w:val="center"/>
             </w:pPr>
-            <w:r/>
             <w:r>
               <w:rPr>
-                <w:rFonts w:ascii="游ゴシック" w:hAnsi="游ゴシック" w:eastAsia="游ゴシック"/>
+                <w:rFonts w:ascii="BIZ UDPゴシック" w:hAnsi="BIZ UDPゴシック" w:eastAsia="BIZ UDPゴシック"/>
                 <w:b/>
-                <w:sz w:val="18"/>
+                <w:i w:val="0"/>
+                <w:color w:val="FFFFFF"/>
+                <w:sz w:val="22"/>
               </w:rPr>
               <w:t>項目</w:t>
             </w:r>
@@ -54,18 +81,22 @@
         </w:tc>
         <w:tc>
           <w:tcPr>
-            <w:tcW w:type="dxa" w:w="4320"/>
+            <w:tcW w:type="dxa" w:w="6997"/>
+            <w:shd w:val="clear" w:fill="1F3864"/>
+            <w:vAlign w:val="center"/>
           </w:tcPr>
           <w:p>
             <w:pPr>
+              <w:spacing w:before="20" w:after="20"/>
               <w:jc w:val="center"/>
             </w:pPr>
-            <w:r/>
             <w:r>
               <w:rPr>
-                <w:rFonts w:ascii="游ゴシック" w:hAnsi="游ゴシック" w:eastAsia="游ゴシック"/>
+                <w:rFonts w:ascii="BIZ UDPゴシック" w:hAnsi="BIZ UDPゴシック" w:eastAsia="BIZ UDPゴシック"/>
                 <w:b/>
-                <w:sz w:val="18"/>
+                <w:i w:val="0"/>
+                <w:color w:val="FFFFFF"/>
+                <w:sz w:val="22"/>
               </w:rPr>
               <w:t>内容</w:t>
             </w:r>
@@ -75,19 +106,19 @@
       <w:tr>
         <w:tc>
           <w:tcPr>
-            <w:tcW w:type="dxa" w:w="4320"/>
+            <w:tcW w:type="dxa" w:w="2641"/>
+            <w:vAlign w:val="center"/>
           </w:tcPr>
           <w:p>
+            <w:pPr>
+              <w:spacing w:before="20" w:after="20"/>
+            </w:pPr>
             <w:r>
               <w:rPr>
-                <w:sz w:val="18"/>
-              </w:rPr>
-            </w:r>
-            <w:r>
-              <w:rPr>
-                <w:rFonts w:ascii="游明朝" w:hAnsi="游明朝" w:eastAsia="游明朝"/>
+                <w:rFonts w:ascii="BIZ UDPゴシック" w:hAnsi="BIZ UDPゴシック" w:eastAsia="BIZ UDPゴシック"/>
                 <w:b w:val="0"/>
-                <w:sz w:val="18"/>
+                <w:i w:val="0"/>
+                <w:sz w:val="22"/>
               </w:rPr>
               <w:t>日時</w:t>
             </w:r>
@@ -95,19 +126,19 @@
         </w:tc>
         <w:tc>
           <w:tcPr>
-            <w:tcW w:type="dxa" w:w="4320"/>
+            <w:tcW w:type="dxa" w:w="6997"/>
+            <w:vAlign w:val="center"/>
           </w:tcPr>
           <w:p>
+            <w:pPr>
+              <w:spacing w:before="20" w:after="20"/>
+            </w:pPr>
             <w:r>
               <w:rPr>
-                <w:sz w:val="18"/>
-              </w:rPr>
-            </w:r>
-            <w:r>
-              <w:rPr>
-                <w:rFonts w:ascii="游明朝" w:hAnsi="游明朝" w:eastAsia="游明朝"/>
+                <w:rFonts w:ascii="BIZ UDPゴシック" w:hAnsi="BIZ UDPゴシック" w:eastAsia="BIZ UDPゴシック"/>
                 <w:b w:val="0"/>
-                <w:sz w:val="18"/>
+                <w:i w:val="0"/>
+                <w:sz w:val="22"/>
               </w:rPr>
               <w:t>令和8年　　月　　日（　）　　　時　　分　〜　　　時　　分</w:t>
             </w:r>
@@ -117,19 +148,19 @@
       <w:tr>
         <w:tc>
           <w:tcPr>
-            <w:tcW w:type="dxa" w:w="4320"/>
+            <w:tcW w:type="dxa" w:w="2641"/>
+            <w:vAlign w:val="center"/>
           </w:tcPr>
           <w:p>
+            <w:pPr>
+              <w:spacing w:before="20" w:after="20"/>
+            </w:pPr>
             <w:r>
               <w:rPr>
-                <w:sz w:val="18"/>
-              </w:rPr>
-            </w:r>
-            <w:r>
-              <w:rPr>
-                <w:rFonts w:ascii="游明朝" w:hAnsi="游明朝" w:eastAsia="游明朝"/>
+                <w:rFonts w:ascii="BIZ UDPゴシック" w:hAnsi="BIZ UDPゴシック" w:eastAsia="BIZ UDPゴシック"/>
                 <w:b w:val="0"/>
-                <w:sz w:val="18"/>
+                <w:i w:val="0"/>
+                <w:sz w:val="22"/>
               </w:rPr>
               <w:t>場所</w:t>
             </w:r>
@@ -137,19 +168,19 @@
         </w:tc>
         <w:tc>
           <w:tcPr>
-            <w:tcW w:type="dxa" w:w="4320"/>
+            <w:tcW w:type="dxa" w:w="6997"/>
+            <w:vAlign w:val="center"/>
           </w:tcPr>
           <w:p>
+            <w:pPr>
+              <w:spacing w:before="20" w:after="20"/>
+            </w:pPr>
             <w:r>
               <w:rPr>
-                <w:sz w:val="18"/>
-              </w:rPr>
-            </w:r>
-            <w:r>
-              <w:rPr>
-                <w:rFonts w:ascii="游明朝" w:hAnsi="游明朝" w:eastAsia="游明朝"/>
+                <w:rFonts w:ascii="BIZ UDPゴシック" w:hAnsi="BIZ UDPゴシック" w:eastAsia="BIZ UDPゴシック"/>
                 <w:b w:val="0"/>
-                <w:sz w:val="18"/>
+                <w:i w:val="0"/>
+                <w:sz w:val="22"/>
               </w:rPr>
               <w:t xml:space="preserve">小野町役場　　　　　　　　　　</w:t>
             </w:r>
@@ -159,19 +190,19 @@
       <w:tr>
         <w:tc>
           <w:tcPr>
-            <w:tcW w:type="dxa" w:w="4320"/>
+            <w:tcW w:type="dxa" w:w="2641"/>
+            <w:vAlign w:val="center"/>
           </w:tcPr>
           <w:p>
+            <w:pPr>
+              <w:spacing w:before="20" w:after="20"/>
+            </w:pPr>
             <w:r>
               <w:rPr>
-                <w:sz w:val="18"/>
-              </w:rPr>
-            </w:r>
-            <w:r>
-              <w:rPr>
-                <w:rFonts w:ascii="游明朝" w:hAnsi="游明朝" w:eastAsia="游明朝"/>
+                <w:rFonts w:ascii="BIZ UDPゴシック" w:hAnsi="BIZ UDPゴシック" w:eastAsia="BIZ UDPゴシック"/>
                 <w:b w:val="0"/>
-                <w:sz w:val="18"/>
+                <w:i w:val="0"/>
+                <w:sz w:val="22"/>
               </w:rPr>
               <w:t>出席者（町）</w:t>
             </w:r>
@@ -179,19 +210,19 @@
         </w:tc>
         <w:tc>
           <w:tcPr>
-            <w:tcW w:type="dxa" w:w="4320"/>
+            <w:tcW w:type="dxa" w:w="6997"/>
+            <w:vAlign w:val="center"/>
           </w:tcPr>
           <w:p>
+            <w:pPr>
+              <w:spacing w:before="20" w:after="20"/>
+            </w:pPr>
             <w:r>
               <w:rPr>
-                <w:sz w:val="18"/>
-              </w:rPr>
-            </w:r>
-            <w:r>
-              <w:rPr>
-                <w:rFonts w:ascii="游明朝" w:hAnsi="游明朝" w:eastAsia="游明朝"/>
+                <w:rFonts w:ascii="BIZ UDPゴシック" w:hAnsi="BIZ UDPゴシック" w:eastAsia="BIZ UDPゴシック"/>
                 <w:b w:val="0"/>
-                <w:sz w:val="18"/>
+                <w:i w:val="0"/>
+                <w:sz w:val="22"/>
               </w:rPr>
               <w:t xml:space="preserve">　　　　　　　　　　　　　　　　　　　　　　　　</w:t>
             </w:r>
@@ -201,19 +232,19 @@
       <w:tr>
         <w:tc>
           <w:tcPr>
-            <w:tcW w:type="dxa" w:w="4320"/>
+            <w:tcW w:type="dxa" w:w="2641"/>
+            <w:vAlign w:val="center"/>
           </w:tcPr>
           <w:p>
+            <w:pPr>
+              <w:spacing w:before="20" w:after="20"/>
+            </w:pPr>
             <w:r>
               <w:rPr>
-                <w:sz w:val="18"/>
-              </w:rPr>
-            </w:r>
-            <w:r>
-              <w:rPr>
-                <w:rFonts w:ascii="游明朝" w:hAnsi="游明朝" w:eastAsia="游明朝"/>
+                <w:rFonts w:ascii="BIZ UDPゴシック" w:hAnsi="BIZ UDPゴシック" w:eastAsia="BIZ UDPゴシック"/>
                 <w:b w:val="0"/>
-                <w:sz w:val="18"/>
+                <w:i w:val="0"/>
+                <w:sz w:val="22"/>
               </w:rPr>
               <w:t>出席者（受託者）</w:t>
             </w:r>
@@ -221,19 +252,19 @@
         </w:tc>
         <w:tc>
           <w:tcPr>
-            <w:tcW w:type="dxa" w:w="4320"/>
+            <w:tcW w:type="dxa" w:w="6997"/>
+            <w:vAlign w:val="center"/>
           </w:tcPr>
           <w:p>
+            <w:pPr>
+              <w:spacing w:before="20" w:after="20"/>
+            </w:pPr>
             <w:r>
               <w:rPr>
-                <w:sz w:val="18"/>
-              </w:rPr>
-            </w:r>
-            <w:r>
-              <w:rPr>
-                <w:rFonts w:ascii="游明朝" w:hAnsi="游明朝" w:eastAsia="游明朝"/>
+                <w:rFonts w:ascii="BIZ UDPゴシック" w:hAnsi="BIZ UDPゴシック" w:eastAsia="BIZ UDPゴシック"/>
                 <w:b w:val="0"/>
-                <w:sz w:val="18"/>
+                <w:i w:val="0"/>
+                <w:sz w:val="22"/>
               </w:rPr>
               <w:t xml:space="preserve">　　　　　　　　　　　　　　　　　　　　　　　　</w:t>
             </w:r>
@@ -243,19 +274,19 @@
       <w:tr>
         <w:tc>
           <w:tcPr>
-            <w:tcW w:type="dxa" w:w="4320"/>
+            <w:tcW w:type="dxa" w:w="2641"/>
+            <w:vAlign w:val="center"/>
           </w:tcPr>
           <w:p>
+            <w:pPr>
+              <w:spacing w:before="20" w:after="20"/>
+            </w:pPr>
             <w:r>
               <w:rPr>
-                <w:sz w:val="18"/>
-              </w:rPr>
-            </w:r>
-            <w:r>
-              <w:rPr>
-                <w:rFonts w:ascii="游明朝" w:hAnsi="游明朝" w:eastAsia="游明朝"/>
+                <w:rFonts w:ascii="BIZ UDPゴシック" w:hAnsi="BIZ UDPゴシック" w:eastAsia="BIZ UDPゴシック"/>
                 <w:b w:val="0"/>
-                <w:sz w:val="18"/>
+                <w:i w:val="0"/>
+                <w:sz w:val="22"/>
               </w:rPr>
               <w:t>目的</w:t>
             </w:r>
@@ -263,19 +294,19 @@
         </w:tc>
         <w:tc>
           <w:tcPr>
-            <w:tcW w:type="dxa" w:w="4320"/>
+            <w:tcW w:type="dxa" w:w="6997"/>
+            <w:vAlign w:val="center"/>
           </w:tcPr>
           <w:p>
+            <w:pPr>
+              <w:spacing w:before="20" w:after="20"/>
+            </w:pPr>
             <w:r>
               <w:rPr>
-                <w:sz w:val="18"/>
-              </w:rPr>
-            </w:r>
-            <w:r>
-              <w:rPr>
-                <w:rFonts w:ascii="游明朝" w:hAnsi="游明朝" w:eastAsia="游明朝"/>
+                <w:rFonts w:ascii="BIZ UDPゴシック" w:hAnsi="BIZ UDPゴシック" w:eastAsia="BIZ UDPゴシック"/>
                 <w:b/>
-                <w:sz w:val="18"/>
+                <w:i w:val="0"/>
+                <w:sz w:val="22"/>
               </w:rPr>
               <w:t>見える化システムの推計が通ったことのご報告と、第10期の保険料をはじめとする6件の意思決定のお願い</w:t>
             </w:r>
@@ -283,45 +314,73 @@
         </w:tc>
       </w:tr>
     </w:tbl>
-    <w:p/>
     <w:p>
       <w:pPr>
-        <w:pStyle w:val="Heading1"/>
+        <w:spacing w:after="40"/>
       </w:pPr>
+    </w:p>
+    <w:p>
+      <w:pPr>
+        <w:keepNext/>
+        <w:spacing w:before="360" w:after="180"/>
+      </w:pPr>
+      <w:bookmarkStart w:id="101" w:name="_Toc_001"/>
       <w:r>
         <w:rPr>
-          <w:rFonts w:ascii="游ゴシック" w:hAnsi="游ゴシック" w:eastAsia="游ゴシック"/>
+          <w:rFonts w:ascii="BIZ UDPゴシック" w:hAnsi="BIZ UDPゴシック" w:eastAsia="BIZ UDPゴシック"/>
+          <w:b/>
+          <w:i w:val="0"/>
+          <w:color w:val="2E74B5"/>
+          <w:sz w:val="32"/>
         </w:rPr>
         <w:t>1　次第</w:t>
       </w:r>
+      <w:bookmarkEnd w:id="101"/>
     </w:p>
     <w:tbl>
       <w:tblPr>
-        <w:tblStyle w:val="TableGrid"/>
         <w:tblW w:type="auto" w:w="0"/>
+        <w:jc w:val="center"/>
+        <w:tblLayout w:type="fixed"/>
         <w:tblLook w:firstColumn="1" w:firstRow="1" w:lastColumn="0" w:lastRow="0" w:noHBand="0" w:noVBand="1" w:val="04A0"/>
+        <w:tblBorders>
+          <w:top w:val="single" w:sz="6" w:space="0" w:color="2E75B6"/>
+          <w:left w:val="single" w:sz="4" w:space="0" w:color="BFBFBF"/>
+          <w:bottom w:val="single" w:sz="6" w:space="0" w:color="2E75B6"/>
+          <w:right w:val="single" w:sz="4" w:space="0" w:color="BFBFBF"/>
+          <w:insideH w:val="single" w:sz="4" w:space="0" w:color="BFBFBF"/>
+          <w:insideV w:val="single" w:sz="4" w:space="0" w:color="BFBFBF"/>
+        </w:tblBorders>
+        <w:tblCellMar>
+          <w:left w:w="10" w:type="dxa"/>
+          <w:right w:w="10" w:type="dxa"/>
+        </w:tblCellMar>
       </w:tblPr>
       <w:tblGrid>
-        <w:gridCol w:w="2160"/>
-        <w:gridCol w:w="2160"/>
-        <w:gridCol w:w="2160"/>
-        <w:gridCol w:w="2160"/>
+        <w:gridCol w:w="1366"/>
+        <w:gridCol w:w="2566"/>
+        <w:gridCol w:w="1484"/>
+        <w:gridCol w:w="4222"/>
       </w:tblGrid>
       <w:tr>
         <w:tc>
           <w:tcPr>
-            <w:tcW w:type="dxa" w:w="2160"/>
+            <w:tcW w:type="dxa" w:w="1366"/>
+            <w:shd w:val="clear" w:fill="1F3864"/>
+            <w:vAlign w:val="center"/>
           </w:tcPr>
           <w:p>
             <w:pPr>
+              <w:spacing w:before="20" w:after="20"/>
               <w:jc w:val="center"/>
             </w:pPr>
-            <w:r/>
             <w:r>
               <w:rPr>
-                <w:rFonts w:ascii="游ゴシック" w:hAnsi="游ゴシック" w:eastAsia="游ゴシック"/>
+                <w:rFonts w:ascii="BIZ UDPゴシック" w:hAnsi="BIZ UDPゴシック" w:eastAsia="BIZ UDPゴシック"/>
                 <w:b/>
-                <w:sz w:val="18"/>
+                <w:i w:val="0"/>
+                <w:color w:val="FFFFFF"/>
+                <w:sz w:val="22"/>
               </w:rPr>
               <w:t>#</w:t>
             </w:r>
@@ -329,18 +388,22 @@
         </w:tc>
         <w:tc>
           <w:tcPr>
-            <w:tcW w:type="dxa" w:w="2160"/>
+            <w:tcW w:type="dxa" w:w="2566"/>
+            <w:shd w:val="clear" w:fill="1F3864"/>
+            <w:vAlign w:val="center"/>
           </w:tcPr>
           <w:p>
             <w:pPr>
+              <w:spacing w:before="20" w:after="20"/>
               <w:jc w:val="center"/>
             </w:pPr>
-            <w:r/>
             <w:r>
               <w:rPr>
-                <w:rFonts w:ascii="游ゴシック" w:hAnsi="游ゴシック" w:eastAsia="游ゴシック"/>
+                <w:rFonts w:ascii="BIZ UDPゴシック" w:hAnsi="BIZ UDPゴシック" w:eastAsia="BIZ UDPゴシック"/>
                 <w:b/>
-                <w:sz w:val="18"/>
+                <w:i w:val="0"/>
+                <w:color w:val="FFFFFF"/>
+                <w:sz w:val="22"/>
               </w:rPr>
               <w:t>議題</w:t>
             </w:r>
@@ -348,18 +411,22 @@
         </w:tc>
         <w:tc>
           <w:tcPr>
-            <w:tcW w:type="dxa" w:w="2160"/>
+            <w:tcW w:type="dxa" w:w="1484"/>
+            <w:shd w:val="clear" w:fill="1F3864"/>
+            <w:vAlign w:val="center"/>
           </w:tcPr>
           <w:p>
             <w:pPr>
+              <w:spacing w:before="20" w:after="20"/>
               <w:jc w:val="center"/>
             </w:pPr>
-            <w:r/>
             <w:r>
               <w:rPr>
-                <w:rFonts w:ascii="游ゴシック" w:hAnsi="游ゴシック" w:eastAsia="游ゴシック"/>
+                <w:rFonts w:ascii="BIZ UDPゴシック" w:hAnsi="BIZ UDPゴシック" w:eastAsia="BIZ UDPゴシック"/>
                 <w:b/>
-                <w:sz w:val="18"/>
+                <w:i w:val="0"/>
+                <w:color w:val="FFFFFF"/>
+                <w:sz w:val="22"/>
               </w:rPr>
               <w:t>目安</w:t>
             </w:r>
@@ -367,18 +434,22 @@
         </w:tc>
         <w:tc>
           <w:tcPr>
-            <w:tcW w:type="dxa" w:w="2160"/>
+            <w:tcW w:type="dxa" w:w="4222"/>
+            <w:shd w:val="clear" w:fill="1F3864"/>
+            <w:vAlign w:val="center"/>
           </w:tcPr>
           <w:p>
             <w:pPr>
+              <w:spacing w:before="20" w:after="20"/>
               <w:jc w:val="center"/>
             </w:pPr>
-            <w:r/>
             <w:r>
               <w:rPr>
-                <w:rFonts w:ascii="游ゴシック" w:hAnsi="游ゴシック" w:eastAsia="游ゴシック"/>
+                <w:rFonts w:ascii="BIZ UDPゴシック" w:hAnsi="BIZ UDPゴシック" w:eastAsia="BIZ UDPゴシック"/>
                 <w:b/>
-                <w:sz w:val="18"/>
+                <w:i w:val="0"/>
+                <w:color w:val="FFFFFF"/>
+                <w:sz w:val="22"/>
               </w:rPr>
               <w:t>内容</w:t>
             </w:r>
@@ -388,19 +459,19 @@
       <w:tr>
         <w:tc>
           <w:tcPr>
-            <w:tcW w:type="dxa" w:w="2160"/>
+            <w:tcW w:type="dxa" w:w="1366"/>
+            <w:vAlign w:val="center"/>
           </w:tcPr>
           <w:p>
+            <w:pPr>
+              <w:spacing w:before="20" w:after="20"/>
+            </w:pPr>
             <w:r>
               <w:rPr>
-                <w:sz w:val="18"/>
-              </w:rPr>
-            </w:r>
-            <w:r>
-              <w:rPr>
-                <w:rFonts w:ascii="游明朝" w:hAnsi="游明朝" w:eastAsia="游明朝"/>
+                <w:rFonts w:ascii="BIZ UDPゴシック" w:hAnsi="BIZ UDPゴシック" w:eastAsia="BIZ UDPゴシック"/>
                 <w:b w:val="0"/>
-                <w:sz w:val="18"/>
+                <w:i w:val="0"/>
+                <w:sz w:val="22"/>
               </w:rPr>
               <w:t>1</w:t>
             </w:r>
@@ -408,19 +479,19 @@
         </w:tc>
         <w:tc>
           <w:tcPr>
-            <w:tcW w:type="dxa" w:w="2160"/>
+            <w:tcW w:type="dxa" w:w="2566"/>
+            <w:vAlign w:val="center"/>
           </w:tcPr>
           <w:p>
+            <w:pPr>
+              <w:spacing w:before="20" w:after="20"/>
+            </w:pPr>
             <w:r>
               <w:rPr>
-                <w:sz w:val="18"/>
-              </w:rPr>
-            </w:r>
-            <w:r>
-              <w:rPr>
-                <w:rFonts w:ascii="游明朝" w:hAnsi="游明朝" w:eastAsia="游明朝"/>
+                <w:rFonts w:ascii="BIZ UDPゴシック" w:hAnsi="BIZ UDPゴシック" w:eastAsia="BIZ UDPゴシック"/>
                 <w:b w:val="0"/>
-                <w:sz w:val="18"/>
+                <w:i w:val="0"/>
+                <w:sz w:val="22"/>
               </w:rPr>
               <w:t>開会・出席者の確認</w:t>
             </w:r>
@@ -428,22 +499,20 @@
         </w:tc>
         <w:tc>
           <w:tcPr>
-            <w:tcW w:type="dxa" w:w="2160"/>
+            <w:tcW w:type="dxa" w:w="1484"/>
+            <w:vAlign w:val="center"/>
           </w:tcPr>
           <w:p>
             <w:pPr>
+              <w:spacing w:before="20" w:after="20"/>
               <w:jc w:val="right"/>
             </w:pPr>
             <w:r>
               <w:rPr>
-                <w:sz w:val="18"/>
-              </w:rPr>
-            </w:r>
-            <w:r>
-              <w:rPr>
-                <w:rFonts w:ascii="游明朝" w:hAnsi="游明朝" w:eastAsia="游明朝"/>
+                <w:rFonts w:ascii="BIZ UDPゴシック" w:hAnsi="BIZ UDPゴシック" w:eastAsia="BIZ UDPゴシック"/>
                 <w:b w:val="0"/>
-                <w:sz w:val="18"/>
+                <w:i w:val="0"/>
+                <w:sz w:val="22"/>
               </w:rPr>
               <w:t>5分</w:t>
             </w:r>
@@ -451,22 +520,20 @@
         </w:tc>
         <w:tc>
           <w:tcPr>
-            <w:tcW w:type="dxa" w:w="2160"/>
+            <w:tcW w:type="dxa" w:w="4222"/>
+            <w:vAlign w:val="center"/>
           </w:tcPr>
           <w:p>
             <w:pPr>
+              <w:spacing w:before="20" w:after="20"/>
               <w:jc w:val="right"/>
             </w:pPr>
             <w:r>
               <w:rPr>
-                <w:sz w:val="18"/>
-              </w:rPr>
-            </w:r>
-            <w:r>
-              <w:rPr>
-                <w:rFonts w:ascii="游明朝" w:hAnsi="游明朝" w:eastAsia="游明朝"/>
+                <w:rFonts w:ascii="BIZ UDPゴシック" w:hAnsi="BIZ UDPゴシック" w:eastAsia="BIZ UDPゴシック"/>
                 <w:b w:val="0"/>
-                <w:sz w:val="18"/>
+                <w:i w:val="0"/>
+                <w:sz w:val="22"/>
               </w:rPr>
               <w:t>―</w:t>
             </w:r>
@@ -476,19 +543,19 @@
       <w:tr>
         <w:tc>
           <w:tcPr>
-            <w:tcW w:type="dxa" w:w="2160"/>
+            <w:tcW w:type="dxa" w:w="1366"/>
+            <w:vAlign w:val="center"/>
           </w:tcPr>
           <w:p>
+            <w:pPr>
+              <w:spacing w:before="20" w:after="20"/>
+            </w:pPr>
             <w:r>
               <w:rPr>
-                <w:sz w:val="18"/>
-              </w:rPr>
-            </w:r>
-            <w:r>
-              <w:rPr>
-                <w:rFonts w:ascii="游明朝" w:hAnsi="游明朝" w:eastAsia="游明朝"/>
+                <w:rFonts w:ascii="BIZ UDPゴシック" w:hAnsi="BIZ UDPゴシック" w:eastAsia="BIZ UDPゴシック"/>
                 <w:b w:val="0"/>
-                <w:sz w:val="18"/>
+                <w:i w:val="0"/>
+                <w:sz w:val="22"/>
               </w:rPr>
               <w:t>2</w:t>
             </w:r>
@@ -496,19 +563,19 @@
         </w:tc>
         <w:tc>
           <w:tcPr>
-            <w:tcW w:type="dxa" w:w="2160"/>
+            <w:tcW w:type="dxa" w:w="2566"/>
+            <w:vAlign w:val="center"/>
           </w:tcPr>
           <w:p>
+            <w:pPr>
+              <w:spacing w:before="20" w:after="20"/>
+            </w:pPr>
             <w:r>
               <w:rPr>
-                <w:sz w:val="18"/>
-              </w:rPr>
-            </w:r>
-            <w:r>
-              <w:rPr>
-                <w:rFonts w:ascii="游明朝" w:hAnsi="游明朝" w:eastAsia="游明朝"/>
+                <w:rFonts w:ascii="BIZ UDPゴシック" w:hAnsi="BIZ UDPゴシック" w:eastAsia="BIZ UDPゴシック"/>
                 <w:b/>
-                <w:sz w:val="18"/>
+                <w:i w:val="0"/>
+                <w:sz w:val="22"/>
               </w:rPr>
               <w:t>これまでの経過と現在地</w:t>
             </w:r>
@@ -516,22 +583,20 @@
         </w:tc>
         <w:tc>
           <w:tcPr>
-            <w:tcW w:type="dxa" w:w="2160"/>
+            <w:tcW w:type="dxa" w:w="1484"/>
+            <w:vAlign w:val="center"/>
           </w:tcPr>
           <w:p>
             <w:pPr>
+              <w:spacing w:before="20" w:after="20"/>
               <w:jc w:val="right"/>
             </w:pPr>
             <w:r>
               <w:rPr>
-                <w:sz w:val="18"/>
-              </w:rPr>
-            </w:r>
-            <w:r>
-              <w:rPr>
-                <w:rFonts w:ascii="游明朝" w:hAnsi="游明朝" w:eastAsia="游明朝"/>
+                <w:rFonts w:ascii="BIZ UDPゴシック" w:hAnsi="BIZ UDPゴシック" w:eastAsia="BIZ UDPゴシック"/>
                 <w:b w:val="0"/>
-                <w:sz w:val="18"/>
+                <w:i w:val="0"/>
+                <w:sz w:val="22"/>
               </w:rPr>
               <w:t>10分</w:t>
             </w:r>
@@ -539,22 +604,20 @@
         </w:tc>
         <w:tc>
           <w:tcPr>
-            <w:tcW w:type="dxa" w:w="2160"/>
+            <w:tcW w:type="dxa" w:w="4222"/>
+            <w:vAlign w:val="center"/>
           </w:tcPr>
           <w:p>
             <w:pPr>
+              <w:spacing w:before="20" w:after="20"/>
               <w:jc w:val="right"/>
             </w:pPr>
             <w:r>
               <w:rPr>
-                <w:sz w:val="18"/>
-              </w:rPr>
-            </w:r>
-            <w:r>
-              <w:rPr>
-                <w:rFonts w:ascii="游明朝" w:hAnsi="游明朝" w:eastAsia="游明朝"/>
+                <w:rFonts w:ascii="BIZ UDPゴシック" w:hAnsi="BIZ UDPゴシック" w:eastAsia="BIZ UDPゴシック"/>
                 <w:b/>
-                <w:sz w:val="18"/>
+                <w:i w:val="0"/>
+                <w:sz w:val="22"/>
               </w:rPr>
               <w:t>見える化の推計が通ったこと。保険料の水準が見えたこと</w:t>
             </w:r>
@@ -564,19 +627,19 @@
       <w:tr>
         <w:tc>
           <w:tcPr>
-            <w:tcW w:type="dxa" w:w="2160"/>
+            <w:tcW w:type="dxa" w:w="1366"/>
+            <w:vAlign w:val="center"/>
           </w:tcPr>
           <w:p>
+            <w:pPr>
+              <w:spacing w:before="20" w:after="20"/>
+            </w:pPr>
             <w:r>
               <w:rPr>
-                <w:sz w:val="18"/>
-              </w:rPr>
-            </w:r>
-            <w:r>
-              <w:rPr>
-                <w:rFonts w:ascii="游明朝" w:hAnsi="游明朝" w:eastAsia="游明朝"/>
+                <w:rFonts w:ascii="BIZ UDPゴシック" w:hAnsi="BIZ UDPゴシック" w:eastAsia="BIZ UDPゴシック"/>
                 <w:b w:val="0"/>
-                <w:sz w:val="18"/>
+                <w:i w:val="0"/>
+                <w:sz w:val="22"/>
               </w:rPr>
               <w:t>3</w:t>
             </w:r>
@@ -584,19 +647,19 @@
         </w:tc>
         <w:tc>
           <w:tcPr>
-            <w:tcW w:type="dxa" w:w="2160"/>
+            <w:tcW w:type="dxa" w:w="2566"/>
+            <w:vAlign w:val="center"/>
           </w:tcPr>
           <w:p>
+            <w:pPr>
+              <w:spacing w:before="20" w:after="20"/>
+            </w:pPr>
             <w:r>
               <w:rPr>
-                <w:sz w:val="18"/>
-              </w:rPr>
-            </w:r>
-            <w:r>
-              <w:rPr>
-                <w:rFonts w:ascii="游明朝" w:hAnsi="游明朝" w:eastAsia="游明朝"/>
+                <w:rFonts w:ascii="BIZ UDPゴシック" w:hAnsi="BIZ UDPゴシック" w:eastAsia="BIZ UDPゴシック"/>
                 <w:b/>
-                <w:sz w:val="18"/>
+                <w:i w:val="0"/>
+                <w:sz w:val="22"/>
               </w:rPr>
               <w:t>おわびと訂正（当方の保険料算式）</w:t>
             </w:r>
@@ -604,22 +667,20 @@
         </w:tc>
         <w:tc>
           <w:tcPr>
-            <w:tcW w:type="dxa" w:w="2160"/>
+            <w:tcW w:type="dxa" w:w="1484"/>
+            <w:vAlign w:val="center"/>
           </w:tcPr>
           <w:p>
             <w:pPr>
+              <w:spacing w:before="20" w:after="20"/>
               <w:jc w:val="right"/>
             </w:pPr>
             <w:r>
               <w:rPr>
-                <w:sz w:val="18"/>
-              </w:rPr>
-            </w:r>
-            <w:r>
-              <w:rPr>
-                <w:rFonts w:ascii="游明朝" w:hAnsi="游明朝" w:eastAsia="游明朝"/>
+                <w:rFonts w:ascii="BIZ UDPゴシック" w:hAnsi="BIZ UDPゴシック" w:eastAsia="BIZ UDPゴシック"/>
                 <w:b w:val="0"/>
-                <w:sz w:val="18"/>
+                <w:i w:val="0"/>
+                <w:sz w:val="22"/>
               </w:rPr>
               <w:t>5分</w:t>
             </w:r>
@@ -627,22 +688,20 @@
         </w:tc>
         <w:tc>
           <w:tcPr>
-            <w:tcW w:type="dxa" w:w="2160"/>
+            <w:tcW w:type="dxa" w:w="4222"/>
+            <w:vAlign w:val="center"/>
           </w:tcPr>
           <w:p>
             <w:pPr>
+              <w:spacing w:before="20" w:after="20"/>
               <w:jc w:val="right"/>
             </w:pPr>
             <w:r>
               <w:rPr>
-                <w:sz w:val="18"/>
-              </w:rPr>
-            </w:r>
-            <w:r>
-              <w:rPr>
-                <w:rFonts w:ascii="游明朝" w:hAnsi="游明朝" w:eastAsia="游明朝"/>
+                <w:rFonts w:ascii="BIZ UDPゴシック" w:hAnsi="BIZ UDPゴシック" w:eastAsia="BIZ UDPゴシック"/>
                 <w:b/>
-                <w:sz w:val="18"/>
+                <w:i w:val="0"/>
+                <w:sz w:val="22"/>
               </w:rPr>
               <w:t>調整交付金見込額の基数の取りこぼし。100円未満切上げ後の額は変わりません</w:t>
             </w:r>
@@ -652,19 +711,19 @@
       <w:tr>
         <w:tc>
           <w:tcPr>
-            <w:tcW w:type="dxa" w:w="2160"/>
+            <w:tcW w:type="dxa" w:w="1366"/>
+            <w:vAlign w:val="center"/>
           </w:tcPr>
           <w:p>
+            <w:pPr>
+              <w:spacing w:before="20" w:after="20"/>
+            </w:pPr>
             <w:r>
               <w:rPr>
-                <w:sz w:val="18"/>
-              </w:rPr>
-            </w:r>
-            <w:r>
-              <w:rPr>
-                <w:rFonts w:ascii="游明朝" w:hAnsi="游明朝" w:eastAsia="游明朝"/>
+                <w:rFonts w:ascii="BIZ UDPゴシック" w:hAnsi="BIZ UDPゴシック" w:eastAsia="BIZ UDPゴシック"/>
                 <w:b w:val="0"/>
-                <w:sz w:val="18"/>
+                <w:i w:val="0"/>
+                <w:sz w:val="22"/>
               </w:rPr>
               <w:t>4</w:t>
             </w:r>
@@ -672,19 +731,19 @@
         </w:tc>
         <w:tc>
           <w:tcPr>
-            <w:tcW w:type="dxa" w:w="2160"/>
+            <w:tcW w:type="dxa" w:w="2566"/>
+            <w:vAlign w:val="center"/>
           </w:tcPr>
           <w:p>
+            <w:pPr>
+              <w:spacing w:before="20" w:after="20"/>
+            </w:pPr>
             <w:r>
               <w:rPr>
-                <w:sz w:val="18"/>
-              </w:rPr>
-            </w:r>
-            <w:r>
-              <w:rPr>
-                <w:rFonts w:ascii="游明朝" w:hAnsi="游明朝" w:eastAsia="游明朝"/>
+                <w:rFonts w:ascii="BIZ UDPゴシック" w:hAnsi="BIZ UDPゴシック" w:eastAsia="BIZ UDPゴシック"/>
                 <w:b/>
-                <w:sz w:val="18"/>
+                <w:i w:val="0"/>
+                <w:sz w:val="22"/>
               </w:rPr>
               <w:t>保険料の選択肢</w:t>
             </w:r>
@@ -692,22 +751,20 @@
         </w:tc>
         <w:tc>
           <w:tcPr>
-            <w:tcW w:type="dxa" w:w="2160"/>
+            <w:tcW w:type="dxa" w:w="1484"/>
+            <w:vAlign w:val="center"/>
           </w:tcPr>
           <w:p>
             <w:pPr>
+              <w:spacing w:before="20" w:after="20"/>
               <w:jc w:val="right"/>
             </w:pPr>
             <w:r>
               <w:rPr>
-                <w:sz w:val="18"/>
-              </w:rPr>
-            </w:r>
-            <w:r>
-              <w:rPr>
-                <w:rFonts w:ascii="游明朝" w:hAnsi="游明朝" w:eastAsia="游明朝"/>
+                <w:rFonts w:ascii="BIZ UDPゴシック" w:hAnsi="BIZ UDPゴシック" w:eastAsia="BIZ UDPゴシック"/>
                 <w:b/>
-                <w:sz w:val="18"/>
+                <w:i w:val="0"/>
+                <w:sz w:val="22"/>
               </w:rPr>
               <w:t>25分</w:t>
             </w:r>
@@ -715,22 +772,20 @@
         </w:tc>
         <w:tc>
           <w:tcPr>
-            <w:tcW w:type="dxa" w:w="2160"/>
+            <w:tcW w:type="dxa" w:w="4222"/>
+            <w:vAlign w:val="center"/>
           </w:tcPr>
           <w:p>
             <w:pPr>
+              <w:spacing w:before="20" w:after="20"/>
               <w:jc w:val="right"/>
             </w:pPr>
             <w:r>
               <w:rPr>
-                <w:sz w:val="18"/>
-              </w:rPr>
-            </w:r>
-            <w:r>
-              <w:rPr>
-                <w:rFonts w:ascii="游明朝" w:hAnsi="游明朝" w:eastAsia="游明朝"/>
+                <w:rFonts w:ascii="BIZ UDPゴシック" w:hAnsi="BIZ UDPゴシック" w:eastAsia="BIZ UDPゴシック"/>
                 <w:b/>
-                <w:sz w:val="18"/>
+                <w:i w:val="0"/>
+                <w:sz w:val="22"/>
               </w:rPr>
               <w:t>A案6,100円（▲500円）とB案6,600円（据え置き）。準備基金の残高の確認を含む</w:t>
             </w:r>
@@ -740,19 +795,19 @@
       <w:tr>
         <w:tc>
           <w:tcPr>
-            <w:tcW w:type="dxa" w:w="2160"/>
+            <w:tcW w:type="dxa" w:w="1366"/>
+            <w:vAlign w:val="center"/>
           </w:tcPr>
           <w:p>
+            <w:pPr>
+              <w:spacing w:before="20" w:after="20"/>
+            </w:pPr>
             <w:r>
               <w:rPr>
-                <w:sz w:val="18"/>
-              </w:rPr>
-            </w:r>
-            <w:r>
-              <w:rPr>
-                <w:rFonts w:ascii="游明朝" w:hAnsi="游明朝" w:eastAsia="游明朝"/>
+                <w:rFonts w:ascii="BIZ UDPゴシック" w:hAnsi="BIZ UDPゴシック" w:eastAsia="BIZ UDPゴシック"/>
                 <w:b w:val="0"/>
-                <w:sz w:val="18"/>
+                <w:i w:val="0"/>
+                <w:sz w:val="22"/>
               </w:rPr>
               <w:t>5</w:t>
             </w:r>
@@ -760,19 +815,19 @@
         </w:tc>
         <w:tc>
           <w:tcPr>
-            <w:tcW w:type="dxa" w:w="2160"/>
+            <w:tcW w:type="dxa" w:w="2566"/>
+            <w:vAlign w:val="center"/>
           </w:tcPr>
           <w:p>
+            <w:pPr>
+              <w:spacing w:before="20" w:after="20"/>
+            </w:pPr>
             <w:r>
               <w:rPr>
-                <w:sz w:val="18"/>
-              </w:rPr>
-            </w:r>
-            <w:r>
-              <w:rPr>
-                <w:rFonts w:ascii="游明朝" w:hAnsi="游明朝" w:eastAsia="游明朝"/>
+                <w:rFonts w:ascii="BIZ UDPゴシック" w:hAnsi="BIZ UDPゴシック" w:eastAsia="BIZ UDPゴシック"/>
                 <w:b/>
-                <w:sz w:val="18"/>
+                <w:i w:val="0"/>
+                <w:sz w:val="22"/>
               </w:rPr>
               <w:t>決めていただきたいこと（6件）</w:t>
             </w:r>
@@ -780,22 +835,20 @@
         </w:tc>
         <w:tc>
           <w:tcPr>
-            <w:tcW w:type="dxa" w:w="2160"/>
+            <w:tcW w:type="dxa" w:w="1484"/>
+            <w:vAlign w:val="center"/>
           </w:tcPr>
           <w:p>
             <w:pPr>
+              <w:spacing w:before="20" w:after="20"/>
               <w:jc w:val="right"/>
             </w:pPr>
             <w:r>
               <w:rPr>
-                <w:sz w:val="18"/>
-              </w:rPr>
-            </w:r>
-            <w:r>
-              <w:rPr>
-                <w:rFonts w:ascii="游明朝" w:hAnsi="游明朝" w:eastAsia="游明朝"/>
+                <w:rFonts w:ascii="BIZ UDPゴシック" w:hAnsi="BIZ UDPゴシック" w:eastAsia="BIZ UDPゴシック"/>
                 <w:b/>
-                <w:sz w:val="18"/>
+                <w:i w:val="0"/>
+                <w:sz w:val="22"/>
               </w:rPr>
               <w:t>20分</w:t>
             </w:r>
@@ -803,22 +856,20 @@
         </w:tc>
         <w:tc>
           <w:tcPr>
-            <w:tcW w:type="dxa" w:w="2160"/>
+            <w:tcW w:type="dxa" w:w="4222"/>
+            <w:vAlign w:val="center"/>
           </w:tcPr>
           <w:p>
             <w:pPr>
+              <w:spacing w:before="20" w:after="20"/>
               <w:jc w:val="right"/>
             </w:pPr>
             <w:r>
               <w:rPr>
-                <w:sz w:val="18"/>
-              </w:rPr>
-            </w:r>
-            <w:r>
-              <w:rPr>
-                <w:rFonts w:ascii="游明朝" w:hAnsi="游明朝" w:eastAsia="游明朝"/>
+                <w:rFonts w:ascii="BIZ UDPゴシック" w:hAnsi="BIZ UDPゴシック" w:eastAsia="BIZ UDPゴシック"/>
                 <w:b w:val="0"/>
-                <w:sz w:val="18"/>
+                <w:i w:val="0"/>
+                <w:sz w:val="22"/>
               </w:rPr>
               <w:t>保険料・基金・協議会日程・認知症の意見聴取・認知症計画の形式・見える化の提出時期</w:t>
             </w:r>
@@ -828,19 +879,19 @@
       <w:tr>
         <w:tc>
           <w:tcPr>
-            <w:tcW w:type="dxa" w:w="2160"/>
+            <w:tcW w:type="dxa" w:w="1366"/>
+            <w:vAlign w:val="center"/>
           </w:tcPr>
           <w:p>
+            <w:pPr>
+              <w:spacing w:before="20" w:after="20"/>
+            </w:pPr>
             <w:r>
               <w:rPr>
-                <w:sz w:val="18"/>
-              </w:rPr>
-            </w:r>
-            <w:r>
-              <w:rPr>
-                <w:rFonts w:ascii="游明朝" w:hAnsi="游明朝" w:eastAsia="游明朝"/>
+                <w:rFonts w:ascii="BIZ UDPゴシック" w:hAnsi="BIZ UDPゴシック" w:eastAsia="BIZ UDPゴシック"/>
                 <w:b w:val="0"/>
-                <w:sz w:val="18"/>
+                <w:i w:val="0"/>
+                <w:sz w:val="22"/>
               </w:rPr>
               <w:t>6</w:t>
             </w:r>
@@ -848,19 +899,19 @@
         </w:tc>
         <w:tc>
           <w:tcPr>
-            <w:tcW w:type="dxa" w:w="2160"/>
+            <w:tcW w:type="dxa" w:w="2566"/>
+            <w:vAlign w:val="center"/>
           </w:tcPr>
           <w:p>
+            <w:pPr>
+              <w:spacing w:before="20" w:after="20"/>
+            </w:pPr>
             <w:r>
               <w:rPr>
-                <w:sz w:val="18"/>
-              </w:rPr>
-            </w:r>
-            <w:r>
-              <w:rPr>
-                <w:rFonts w:ascii="游明朝" w:hAnsi="游明朝" w:eastAsia="游明朝"/>
+                <w:rFonts w:ascii="BIZ UDPゴシック" w:hAnsi="BIZ UDPゴシック" w:eastAsia="BIZ UDPゴシック"/>
                 <w:b/>
-                <w:sz w:val="18"/>
+                <w:i w:val="0"/>
+                <w:sz w:val="22"/>
               </w:rPr>
               <w:t>いただきたい資料（7件）</w:t>
             </w:r>
@@ -868,22 +919,20 @@
         </w:tc>
         <w:tc>
           <w:tcPr>
-            <w:tcW w:type="dxa" w:w="2160"/>
+            <w:tcW w:type="dxa" w:w="1484"/>
+            <w:vAlign w:val="center"/>
           </w:tcPr>
           <w:p>
             <w:pPr>
+              <w:spacing w:before="20" w:after="20"/>
               <w:jc w:val="right"/>
             </w:pPr>
             <w:r>
               <w:rPr>
-                <w:sz w:val="18"/>
-              </w:rPr>
-            </w:r>
-            <w:r>
-              <w:rPr>
-                <w:rFonts w:ascii="游明朝" w:hAnsi="游明朝" w:eastAsia="游明朝"/>
+                <w:rFonts w:ascii="BIZ UDPゴシック" w:hAnsi="BIZ UDPゴシック" w:eastAsia="BIZ UDPゴシック"/>
                 <w:b w:val="0"/>
-                <w:sz w:val="18"/>
+                <w:i w:val="0"/>
+                <w:sz w:val="22"/>
               </w:rPr>
               <w:t>10分</w:t>
             </w:r>
@@ -891,22 +940,20 @@
         </w:tc>
         <w:tc>
           <w:tcPr>
-            <w:tcW w:type="dxa" w:w="2160"/>
+            <w:tcW w:type="dxa" w:w="4222"/>
+            <w:vAlign w:val="center"/>
           </w:tcPr>
           <w:p>
             <w:pPr>
+              <w:spacing w:before="20" w:after="20"/>
               <w:jc w:val="right"/>
             </w:pPr>
             <w:r>
               <w:rPr>
-                <w:sz w:val="18"/>
-              </w:rPr>
-            </w:r>
-            <w:r>
-              <w:rPr>
-                <w:rFonts w:ascii="游明朝" w:hAnsi="游明朝" w:eastAsia="游明朝"/>
+                <w:rFonts w:ascii="BIZ UDPゴシック" w:hAnsi="BIZ UDPゴシック" w:eastAsia="BIZ UDPゴシック"/>
                 <w:b w:val="0"/>
-                <w:sz w:val="18"/>
+                <w:i w:val="0"/>
+                <w:sz w:val="22"/>
               </w:rPr>
               <w:t>基金運用状況調書・令和7年度決算・認定者数の計上方法ほか</w:t>
             </w:r>
@@ -916,19 +963,19 @@
       <w:tr>
         <w:tc>
           <w:tcPr>
-            <w:tcW w:type="dxa" w:w="2160"/>
+            <w:tcW w:type="dxa" w:w="1366"/>
+            <w:vAlign w:val="center"/>
           </w:tcPr>
           <w:p>
+            <w:pPr>
+              <w:spacing w:before="20" w:after="20"/>
+            </w:pPr>
             <w:r>
               <w:rPr>
-                <w:sz w:val="18"/>
-              </w:rPr>
-            </w:r>
-            <w:r>
-              <w:rPr>
-                <w:rFonts w:ascii="游明朝" w:hAnsi="游明朝" w:eastAsia="游明朝"/>
+                <w:rFonts w:ascii="BIZ UDPゴシック" w:hAnsi="BIZ UDPゴシック" w:eastAsia="BIZ UDPゴシック"/>
                 <w:b w:val="0"/>
-                <w:sz w:val="18"/>
+                <w:i w:val="0"/>
+                <w:sz w:val="22"/>
               </w:rPr>
               <w:t>7</w:t>
             </w:r>
@@ -936,19 +983,19 @@
         </w:tc>
         <w:tc>
           <w:tcPr>
-            <w:tcW w:type="dxa" w:w="2160"/>
+            <w:tcW w:type="dxa" w:w="2566"/>
+            <w:vAlign w:val="center"/>
           </w:tcPr>
           <w:p>
+            <w:pPr>
+              <w:spacing w:before="20" w:after="20"/>
+            </w:pPr>
             <w:r>
               <w:rPr>
-                <w:sz w:val="18"/>
-              </w:rPr>
-            </w:r>
-            <w:r>
-              <w:rPr>
-                <w:rFonts w:ascii="游明朝" w:hAnsi="游明朝" w:eastAsia="游明朝"/>
+                <w:rFonts w:ascii="BIZ UDPゴシック" w:hAnsi="BIZ UDPゴシック" w:eastAsia="BIZ UDPゴシック"/>
                 <w:b w:val="0"/>
-                <w:sz w:val="18"/>
+                <w:i w:val="0"/>
+                <w:sz w:val="22"/>
               </w:rPr>
               <w:t>今後の工程</w:t>
             </w:r>
@@ -956,22 +1003,20 @@
         </w:tc>
         <w:tc>
           <w:tcPr>
-            <w:tcW w:type="dxa" w:w="2160"/>
+            <w:tcW w:type="dxa" w:w="1484"/>
+            <w:vAlign w:val="center"/>
           </w:tcPr>
           <w:p>
             <w:pPr>
+              <w:spacing w:before="20" w:after="20"/>
               <w:jc w:val="right"/>
             </w:pPr>
             <w:r>
               <w:rPr>
-                <w:sz w:val="18"/>
-              </w:rPr>
-            </w:r>
-            <w:r>
-              <w:rPr>
-                <w:rFonts w:ascii="游明朝" w:hAnsi="游明朝" w:eastAsia="游明朝"/>
+                <w:rFonts w:ascii="BIZ UDPゴシック" w:hAnsi="BIZ UDPゴシック" w:eastAsia="BIZ UDPゴシック"/>
                 <w:b w:val="0"/>
-                <w:sz w:val="18"/>
+                <w:i w:val="0"/>
+                <w:sz w:val="22"/>
               </w:rPr>
               <w:t>10分</w:t>
             </w:r>
@@ -979,22 +1024,20 @@
         </w:tc>
         <w:tc>
           <w:tcPr>
-            <w:tcW w:type="dxa" w:w="2160"/>
+            <w:tcW w:type="dxa" w:w="4222"/>
+            <w:vAlign w:val="center"/>
           </w:tcPr>
           <w:p>
             <w:pPr>
+              <w:spacing w:before="20" w:after="20"/>
               <w:jc w:val="right"/>
             </w:pPr>
             <w:r>
               <w:rPr>
-                <w:sz w:val="18"/>
-              </w:rPr>
-            </w:r>
-            <w:r>
-              <w:rPr>
-                <w:rFonts w:ascii="游明朝" w:hAnsi="游明朝" w:eastAsia="游明朝"/>
+                <w:rFonts w:ascii="BIZ UDPゴシック" w:hAnsi="BIZ UDPゴシック" w:eastAsia="BIZ UDPゴシック"/>
                 <w:b/>
-                <w:sz w:val="18"/>
+                <w:i w:val="0"/>
+                <w:sz w:val="22"/>
               </w:rPr>
               <w:t>令和9年2月下旬の校了から逆算します</w:t>
             </w:r>
@@ -1004,19 +1047,19 @@
       <w:tr>
         <w:tc>
           <w:tcPr>
-            <w:tcW w:type="dxa" w:w="2160"/>
+            <w:tcW w:type="dxa" w:w="1366"/>
+            <w:vAlign w:val="center"/>
           </w:tcPr>
           <w:p>
+            <w:pPr>
+              <w:spacing w:before="20" w:after="20"/>
+            </w:pPr>
             <w:r>
               <w:rPr>
-                <w:sz w:val="18"/>
-              </w:rPr>
-            </w:r>
-            <w:r>
-              <w:rPr>
-                <w:rFonts w:ascii="游明朝" w:hAnsi="游明朝" w:eastAsia="游明朝"/>
+                <w:rFonts w:ascii="BIZ UDPゴシック" w:hAnsi="BIZ UDPゴシック" w:eastAsia="BIZ UDPゴシック"/>
                 <w:b w:val="0"/>
-                <w:sz w:val="18"/>
+                <w:i w:val="0"/>
+                <w:sz w:val="22"/>
               </w:rPr>
               <w:t>8</w:t>
             </w:r>
@@ -1024,19 +1067,19 @@
         </w:tc>
         <w:tc>
           <w:tcPr>
-            <w:tcW w:type="dxa" w:w="2160"/>
+            <w:tcW w:type="dxa" w:w="2566"/>
+            <w:vAlign w:val="center"/>
           </w:tcPr>
           <w:p>
+            <w:pPr>
+              <w:spacing w:before="20" w:after="20"/>
+            </w:pPr>
             <w:r>
               <w:rPr>
-                <w:sz w:val="18"/>
-              </w:rPr>
-            </w:r>
-            <w:r>
-              <w:rPr>
-                <w:rFonts w:ascii="游明朝" w:hAnsi="游明朝" w:eastAsia="游明朝"/>
+                <w:rFonts w:ascii="BIZ UDPゴシック" w:hAnsi="BIZ UDPゴシック" w:eastAsia="BIZ UDPゴシック"/>
                 <w:b w:val="0"/>
-                <w:sz w:val="18"/>
+                <w:i w:val="0"/>
+                <w:sz w:val="22"/>
               </w:rPr>
               <w:t>その他・次回の日程</w:t>
             </w:r>
@@ -1044,22 +1087,20 @@
         </w:tc>
         <w:tc>
           <w:tcPr>
-            <w:tcW w:type="dxa" w:w="2160"/>
+            <w:tcW w:type="dxa" w:w="1484"/>
+            <w:vAlign w:val="center"/>
           </w:tcPr>
           <w:p>
             <w:pPr>
+              <w:spacing w:before="20" w:after="20"/>
               <w:jc w:val="right"/>
             </w:pPr>
             <w:r>
               <w:rPr>
-                <w:sz w:val="18"/>
-              </w:rPr>
-            </w:r>
-            <w:r>
-              <w:rPr>
-                <w:rFonts w:ascii="游明朝" w:hAnsi="游明朝" w:eastAsia="游明朝"/>
+                <w:rFonts w:ascii="BIZ UDPゴシック" w:hAnsi="BIZ UDPゴシック" w:eastAsia="BIZ UDPゴシック"/>
                 <w:b w:val="0"/>
-                <w:sz w:val="18"/>
+                <w:i w:val="0"/>
+                <w:sz w:val="22"/>
               </w:rPr>
               <w:t>5分</w:t>
             </w:r>
@@ -1067,22 +1108,20 @@
         </w:tc>
         <w:tc>
           <w:tcPr>
-            <w:tcW w:type="dxa" w:w="2160"/>
+            <w:tcW w:type="dxa" w:w="4222"/>
+            <w:vAlign w:val="center"/>
           </w:tcPr>
           <w:p>
             <w:pPr>
+              <w:spacing w:before="20" w:after="20"/>
               <w:jc w:val="right"/>
             </w:pPr>
             <w:r>
               <w:rPr>
-                <w:sz w:val="18"/>
-              </w:rPr>
-            </w:r>
-            <w:r>
-              <w:rPr>
-                <w:rFonts w:ascii="游明朝" w:hAnsi="游明朝" w:eastAsia="游明朝"/>
+                <w:rFonts w:ascii="BIZ UDPゴシック" w:hAnsi="BIZ UDPゴシック" w:eastAsia="BIZ UDPゴシック"/>
                 <w:b w:val="0"/>
-                <w:sz w:val="18"/>
+                <w:i w:val="0"/>
+                <w:sz w:val="22"/>
               </w:rPr>
               <w:t>―</w:t>
             </w:r>
@@ -1090,71 +1129,110 @@
         </w:tc>
       </w:tr>
     </w:tbl>
-    <w:p/>
     <w:p>
+      <w:pPr>
+        <w:spacing w:after="40"/>
+      </w:pPr>
+    </w:p>
+    <w:p>
+      <w:pPr>
+        <w:spacing w:before="40" w:after="160"/>
+        <w:ind w:left="113"/>
+      </w:pPr>
       <w:r>
         <w:rPr>
-          <w:rFonts w:ascii="游明朝" w:hAnsi="游明朝" w:eastAsia="游明朝"/>
+          <w:rFonts w:ascii="BIZ UDPゴシック" w:hAnsi="BIZ UDPゴシック" w:eastAsia="BIZ UDPゴシック"/>
           <w:b w:val="0"/>
-          <w:sz w:val="18"/>
+          <w:i w:val="0"/>
+          <w:sz w:val="16"/>
         </w:rPr>
         <w:t>※ 目安は合計90分です。</w:t>
       </w:r>
       <w:r>
         <w:rPr>
-          <w:rFonts w:ascii="游明朝" w:hAnsi="游明朝" w:eastAsia="游明朝"/>
+          <w:rFonts w:ascii="BIZ UDPゴシック" w:hAnsi="BIZ UDPゴシック" w:eastAsia="BIZ UDPゴシック"/>
           <w:b/>
-          <w:sz w:val="18"/>
+          <w:i w:val="0"/>
+          <w:sz w:val="16"/>
         </w:rPr>
         <w:t>4と5（保険料の選択肢と決めていただきたいこと）に45分を置いています。</w:t>
       </w:r>
     </w:p>
     <w:p>
       <w:pPr>
-        <w:pStyle w:val="Heading1"/>
+        <w:keepNext/>
+        <w:spacing w:before="360" w:after="180"/>
+      </w:pPr>
+      <w:bookmarkStart w:id="102" w:name="_Toc_002"/>
+      <w:r>
+        <w:rPr>
+          <w:rFonts w:ascii="BIZ UDPゴシック" w:hAnsi="BIZ UDPゴシック" w:eastAsia="BIZ UDPゴシック"/>
+          <w:b/>
+          <w:i w:val="0"/>
+          <w:color w:val="2E74B5"/>
+          <w:sz w:val="32"/>
+        </w:rPr>
+        <w:t>2　本日おきめいただきたいこと</w:t>
+      </w:r>
+      <w:bookmarkEnd w:id="102"/>
+    </w:p>
+    <w:p>
+      <w:pPr>
+        <w:spacing w:before="60" w:after="60"/>
       </w:pPr>
       <w:r>
         <w:rPr>
-          <w:rFonts w:ascii="游ゴシック" w:hAnsi="游ゴシック" w:eastAsia="游ゴシック"/>
-        </w:rPr>
-        <w:t>2　本日おきめいただきたいこと</w:t>
-      </w:r>
-    </w:p>
-    <w:p>
-      <w:r>
-        <w:rPr>
-          <w:rFonts w:ascii="游明朝" w:hAnsi="游明朝" w:eastAsia="游明朝"/>
+          <w:rFonts w:ascii="BIZ UDPゴシック" w:hAnsi="BIZ UDPゴシック" w:eastAsia="BIZ UDPゴシック"/>
           <w:b/>
+          <w:i w:val="0"/>
+          <w:sz w:val="24"/>
         </w:rPr>
         <w:t>次の6件です。いずれも当方では決められないものです。</w:t>
       </w:r>
     </w:p>
     <w:tbl>
       <w:tblPr>
-        <w:tblStyle w:val="TableGrid"/>
         <w:tblW w:type="auto" w:w="0"/>
+        <w:jc w:val="center"/>
+        <w:tblLayout w:type="fixed"/>
         <w:tblLook w:firstColumn="1" w:firstRow="1" w:lastColumn="0" w:lastRow="0" w:noHBand="0" w:noVBand="1" w:val="04A0"/>
+        <w:tblBorders>
+          <w:top w:val="single" w:sz="6" w:space="0" w:color="2E75B6"/>
+          <w:left w:val="single" w:sz="4" w:space="0" w:color="BFBFBF"/>
+          <w:bottom w:val="single" w:sz="6" w:space="0" w:color="2E75B6"/>
+          <w:right w:val="single" w:sz="4" w:space="0" w:color="BFBFBF"/>
+          <w:insideH w:val="single" w:sz="4" w:space="0" w:color="BFBFBF"/>
+          <w:insideV w:val="single" w:sz="4" w:space="0" w:color="BFBFBF"/>
+        </w:tblBorders>
+        <w:tblCellMar>
+          <w:left w:w="10" w:type="dxa"/>
+          <w:right w:w="10" w:type="dxa"/>
+        </w:tblCellMar>
       </w:tblPr>
       <w:tblGrid>
-        <w:gridCol w:w="2880"/>
-        <w:gridCol w:w="2880"/>
-        <w:gridCol w:w="2880"/>
+        <w:gridCol w:w="1636"/>
+        <w:gridCol w:w="4481"/>
+        <w:gridCol w:w="3520"/>
       </w:tblGrid>
       <w:tr>
         <w:tc>
           <w:tcPr>
-            <w:tcW w:type="dxa" w:w="2880"/>
+            <w:tcW w:type="dxa" w:w="1636"/>
+            <w:shd w:val="clear" w:fill="1F3864"/>
+            <w:vAlign w:val="center"/>
           </w:tcPr>
           <w:p>
             <w:pPr>
+              <w:spacing w:before="20" w:after="20"/>
               <w:jc w:val="center"/>
             </w:pPr>
-            <w:r/>
             <w:r>
               <w:rPr>
-                <w:rFonts w:ascii="游ゴシック" w:hAnsi="游ゴシック" w:eastAsia="游ゴシック"/>
+                <w:rFonts w:ascii="BIZ UDPゴシック" w:hAnsi="BIZ UDPゴシック" w:eastAsia="BIZ UDPゴシック"/>
                 <w:b/>
-                <w:sz w:val="18"/>
+                <w:i w:val="0"/>
+                <w:color w:val="FFFFFF"/>
+                <w:sz w:val="22"/>
               </w:rPr>
               <w:t>#</w:t>
             </w:r>
@@ -1162,18 +1240,22 @@
         </w:tc>
         <w:tc>
           <w:tcPr>
-            <w:tcW w:type="dxa" w:w="2880"/>
+            <w:tcW w:type="dxa" w:w="4481"/>
+            <w:shd w:val="clear" w:fill="1F3864"/>
+            <w:vAlign w:val="center"/>
           </w:tcPr>
           <w:p>
             <w:pPr>
+              <w:spacing w:before="20" w:after="20"/>
               <w:jc w:val="center"/>
             </w:pPr>
-            <w:r/>
             <w:r>
               <w:rPr>
-                <w:rFonts w:ascii="游ゴシック" w:hAnsi="游ゴシック" w:eastAsia="游ゴシック"/>
+                <w:rFonts w:ascii="BIZ UDPゴシック" w:hAnsi="BIZ UDPゴシック" w:eastAsia="BIZ UDPゴシック"/>
                 <w:b/>
-                <w:sz w:val="18"/>
+                <w:i w:val="0"/>
+                <w:color w:val="FFFFFF"/>
+                <w:sz w:val="22"/>
               </w:rPr>
               <w:t>決めていただくこと</w:t>
             </w:r>
@@ -1181,18 +1263,22 @@
         </w:tc>
         <w:tc>
           <w:tcPr>
-            <w:tcW w:type="dxa" w:w="2880"/>
+            <w:tcW w:type="dxa" w:w="3520"/>
+            <w:shd w:val="clear" w:fill="1F3864"/>
+            <w:vAlign w:val="center"/>
           </w:tcPr>
           <w:p>
             <w:pPr>
+              <w:spacing w:before="20" w:after="20"/>
               <w:jc w:val="center"/>
             </w:pPr>
-            <w:r/>
             <w:r>
               <w:rPr>
-                <w:rFonts w:ascii="游ゴシック" w:hAnsi="游ゴシック" w:eastAsia="游ゴシック"/>
+                <w:rFonts w:ascii="BIZ UDPゴシック" w:hAnsi="BIZ UDPゴシック" w:eastAsia="BIZ UDPゴシック"/>
                 <w:b/>
-                <w:sz w:val="18"/>
+                <w:i w:val="0"/>
+                <w:color w:val="FFFFFF"/>
+                <w:sz w:val="22"/>
               </w:rPr>
               <w:t>いつまでに</w:t>
             </w:r>
@@ -1202,19 +1288,19 @@
       <w:tr>
         <w:tc>
           <w:tcPr>
-            <w:tcW w:type="dxa" w:w="2880"/>
+            <w:tcW w:type="dxa" w:w="1636"/>
+            <w:vAlign w:val="center"/>
           </w:tcPr>
           <w:p>
+            <w:pPr>
+              <w:spacing w:before="20" w:after="20"/>
+            </w:pPr>
             <w:r>
               <w:rPr>
-                <w:sz w:val="18"/>
-              </w:rPr>
-            </w:r>
-            <w:r>
-              <w:rPr>
-                <w:rFonts w:ascii="游明朝" w:hAnsi="游明朝" w:eastAsia="游明朝"/>
+                <w:rFonts w:ascii="BIZ UDPゴシック" w:hAnsi="BIZ UDPゴシック" w:eastAsia="BIZ UDPゴシック"/>
                 <w:b w:val="0"/>
-                <w:sz w:val="18"/>
+                <w:i w:val="0"/>
+                <w:sz w:val="22"/>
               </w:rPr>
               <w:t>1</w:t>
             </w:r>
@@ -1222,19 +1308,19 @@
         </w:tc>
         <w:tc>
           <w:tcPr>
-            <w:tcW w:type="dxa" w:w="2880"/>
+            <w:tcW w:type="dxa" w:w="4481"/>
+            <w:vAlign w:val="center"/>
           </w:tcPr>
           <w:p>
+            <w:pPr>
+              <w:spacing w:before="20" w:after="20"/>
+            </w:pPr>
             <w:r>
               <w:rPr>
-                <w:sz w:val="18"/>
-              </w:rPr>
-            </w:r>
-            <w:r>
-              <w:rPr>
-                <w:rFonts w:ascii="游明朝" w:hAnsi="游明朝" w:eastAsia="游明朝"/>
+                <w:rFonts w:ascii="BIZ UDPゴシック" w:hAnsi="BIZ UDPゴシック" w:eastAsia="BIZ UDPゴシック"/>
                 <w:b/>
-                <w:sz w:val="18"/>
+                <w:i w:val="0"/>
+                <w:sz w:val="22"/>
               </w:rPr>
               <w:t>保険料基準額をいくらに置くか</w:t>
             </w:r>
@@ -1242,19 +1328,19 @@
         </w:tc>
         <w:tc>
           <w:tcPr>
-            <w:tcW w:type="dxa" w:w="2880"/>
+            <w:tcW w:type="dxa" w:w="3520"/>
+            <w:vAlign w:val="center"/>
           </w:tcPr>
           <w:p>
+            <w:pPr>
+              <w:spacing w:before="20" w:after="20"/>
+            </w:pPr>
             <w:r>
               <w:rPr>
-                <w:sz w:val="18"/>
-              </w:rPr>
-            </w:r>
-            <w:r>
-              <w:rPr>
-                <w:rFonts w:ascii="游明朝" w:hAnsi="游明朝" w:eastAsia="游明朝"/>
+                <w:rFonts w:ascii="BIZ UDPゴシック" w:hAnsi="BIZ UDPゴシック" w:eastAsia="BIZ UDPゴシック"/>
                 <w:b/>
-                <w:sz w:val="18"/>
+                <w:i w:val="0"/>
+                <w:sz w:val="22"/>
               </w:rPr>
               <w:t>最重要。11月の協議会までに</w:t>
             </w:r>
@@ -1264,19 +1350,19 @@
       <w:tr>
         <w:tc>
           <w:tcPr>
-            <w:tcW w:type="dxa" w:w="2880"/>
+            <w:tcW w:type="dxa" w:w="1636"/>
+            <w:vAlign w:val="center"/>
           </w:tcPr>
           <w:p>
+            <w:pPr>
+              <w:spacing w:before="20" w:after="20"/>
+            </w:pPr>
             <w:r>
               <w:rPr>
-                <w:sz w:val="18"/>
-              </w:rPr>
-            </w:r>
-            <w:r>
-              <w:rPr>
-                <w:rFonts w:ascii="游明朝" w:hAnsi="游明朝" w:eastAsia="游明朝"/>
+                <w:rFonts w:ascii="BIZ UDPゴシック" w:hAnsi="BIZ UDPゴシック" w:eastAsia="BIZ UDPゴシック"/>
                 <w:b w:val="0"/>
-                <w:sz w:val="18"/>
+                <w:i w:val="0"/>
+                <w:sz w:val="22"/>
               </w:rPr>
               <w:t>2</w:t>
             </w:r>
@@ -1284,19 +1370,19 @@
         </w:tc>
         <w:tc>
           <w:tcPr>
-            <w:tcW w:type="dxa" w:w="2880"/>
+            <w:tcW w:type="dxa" w:w="4481"/>
+            <w:vAlign w:val="center"/>
           </w:tcPr>
           <w:p>
+            <w:pPr>
+              <w:spacing w:before="20" w:after="20"/>
+            </w:pPr>
             <w:r>
               <w:rPr>
-                <w:sz w:val="18"/>
-              </w:rPr>
-            </w:r>
-            <w:r>
-              <w:rPr>
-                <w:rFonts w:ascii="游明朝" w:hAnsi="游明朝" w:eastAsia="游明朝"/>
+                <w:rFonts w:ascii="BIZ UDPゴシック" w:hAnsi="BIZ UDPゴシック" w:eastAsia="BIZ UDPゴシック"/>
                 <w:b/>
-                <w:sz w:val="18"/>
+                <w:i w:val="0"/>
+                <w:sz w:val="22"/>
               </w:rPr>
               <w:t>準備基金の残高と取崩額</w:t>
             </w:r>
@@ -1304,19 +1390,19 @@
         </w:tc>
         <w:tc>
           <w:tcPr>
-            <w:tcW w:type="dxa" w:w="2880"/>
+            <w:tcW w:type="dxa" w:w="3520"/>
+            <w:vAlign w:val="center"/>
           </w:tcPr>
           <w:p>
+            <w:pPr>
+              <w:spacing w:before="20" w:after="20"/>
+            </w:pPr>
             <w:r>
               <w:rPr>
-                <w:sz w:val="18"/>
-              </w:rPr>
-            </w:r>
-            <w:r>
-              <w:rPr>
-                <w:rFonts w:ascii="游明朝" w:hAnsi="游明朝" w:eastAsia="游明朝"/>
+                <w:rFonts w:ascii="BIZ UDPゴシック" w:hAnsi="BIZ UDPゴシック" w:eastAsia="BIZ UDPゴシック"/>
                 <w:b/>
-                <w:sz w:val="18"/>
+                <w:i w:val="0"/>
+                <w:sz w:val="22"/>
               </w:rPr>
               <w:t>保険料の決定と同時に</w:t>
             </w:r>
@@ -1326,19 +1412,19 @@
       <w:tr>
         <w:tc>
           <w:tcPr>
-            <w:tcW w:type="dxa" w:w="2880"/>
+            <w:tcW w:type="dxa" w:w="1636"/>
+            <w:vAlign w:val="center"/>
           </w:tcPr>
           <w:p>
+            <w:pPr>
+              <w:spacing w:before="20" w:after="20"/>
+            </w:pPr>
             <w:r>
               <w:rPr>
-                <w:sz w:val="18"/>
-              </w:rPr>
-            </w:r>
-            <w:r>
-              <w:rPr>
-                <w:rFonts w:ascii="游明朝" w:hAnsi="游明朝" w:eastAsia="游明朝"/>
+                <w:rFonts w:ascii="BIZ UDPゴシック" w:hAnsi="BIZ UDPゴシック" w:eastAsia="BIZ UDPゴシック"/>
                 <w:b w:val="0"/>
-                <w:sz w:val="18"/>
+                <w:i w:val="0"/>
+                <w:sz w:val="22"/>
               </w:rPr>
               <w:t>3</w:t>
             </w:r>
@@ -1346,19 +1432,19 @@
         </w:tc>
         <w:tc>
           <w:tcPr>
-            <w:tcW w:type="dxa" w:w="2880"/>
+            <w:tcW w:type="dxa" w:w="4481"/>
+            <w:vAlign w:val="center"/>
           </w:tcPr>
           <w:p>
+            <w:pPr>
+              <w:spacing w:before="20" w:after="20"/>
+            </w:pPr>
             <w:r>
               <w:rPr>
-                <w:sz w:val="18"/>
-              </w:rPr>
-            </w:r>
-            <w:r>
-              <w:rPr>
-                <w:rFonts w:ascii="游明朝" w:hAnsi="游明朝" w:eastAsia="游明朝"/>
+                <w:rFonts w:ascii="BIZ UDPゴシック" w:hAnsi="BIZ UDPゴシック" w:eastAsia="BIZ UDPゴシック"/>
                 <w:b/>
-                <w:sz w:val="18"/>
+                <w:i w:val="0"/>
+                <w:sz w:val="22"/>
               </w:rPr>
               <w:t>協議会の開催回数と日程</w:t>
             </w:r>
@@ -1366,19 +1452,19 @@
         </w:tc>
         <w:tc>
           <w:tcPr>
-            <w:tcW w:type="dxa" w:w="2880"/>
+            <w:tcW w:type="dxa" w:w="3520"/>
+            <w:vAlign w:val="center"/>
           </w:tcPr>
           <w:p>
+            <w:pPr>
+              <w:spacing w:before="20" w:after="20"/>
+            </w:pPr>
             <w:r>
               <w:rPr>
-                <w:sz w:val="18"/>
-              </w:rPr>
-            </w:r>
-            <w:r>
-              <w:rPr>
-                <w:rFonts w:ascii="游明朝" w:hAnsi="游明朝" w:eastAsia="游明朝"/>
+                <w:rFonts w:ascii="BIZ UDPゴシック" w:hAnsi="BIZ UDPゴシック" w:eastAsia="BIZ UDPゴシック"/>
                 <w:b/>
-                <w:sz w:val="18"/>
+                <w:i w:val="0"/>
+                <w:sz w:val="22"/>
               </w:rPr>
               <w:t>本打合せで</w:t>
             </w:r>
@@ -1388,19 +1474,19 @@
       <w:tr>
         <w:tc>
           <w:tcPr>
-            <w:tcW w:type="dxa" w:w="2880"/>
+            <w:tcW w:type="dxa" w:w="1636"/>
+            <w:vAlign w:val="center"/>
           </w:tcPr>
           <w:p>
+            <w:pPr>
+              <w:spacing w:before="20" w:after="20"/>
+            </w:pPr>
             <w:r>
               <w:rPr>
-                <w:sz w:val="18"/>
-              </w:rPr>
-            </w:r>
-            <w:r>
-              <w:rPr>
-                <w:rFonts w:ascii="游明朝" w:hAnsi="游明朝" w:eastAsia="游明朝"/>
+                <w:rFonts w:ascii="BIZ UDPゴシック" w:hAnsi="BIZ UDPゴシック" w:eastAsia="BIZ UDPゴシック"/>
                 <w:b w:val="0"/>
-                <w:sz w:val="18"/>
+                <w:i w:val="0"/>
+                <w:sz w:val="22"/>
               </w:rPr>
               <w:t>4</w:t>
             </w:r>
@@ -1408,19 +1494,19 @@
         </w:tc>
         <w:tc>
           <w:tcPr>
-            <w:tcW w:type="dxa" w:w="2880"/>
+            <w:tcW w:type="dxa" w:w="4481"/>
+            <w:vAlign w:val="center"/>
           </w:tcPr>
           <w:p>
+            <w:pPr>
+              <w:spacing w:before="20" w:after="20"/>
+            </w:pPr>
             <w:r>
               <w:rPr>
-                <w:sz w:val="18"/>
-              </w:rPr>
-            </w:r>
-            <w:r>
-              <w:rPr>
-                <w:rFonts w:ascii="游明朝" w:hAnsi="游明朝" w:eastAsia="游明朝"/>
+                <w:rFonts w:ascii="BIZ UDPゴシック" w:hAnsi="BIZ UDPゴシック" w:eastAsia="BIZ UDPゴシック"/>
                 <w:b/>
-                <w:sz w:val="18"/>
+                <w:i w:val="0"/>
+                <w:sz w:val="22"/>
               </w:rPr>
               <w:t>認知症の人及びその家族等からの意見聴取の方法</w:t>
             </w:r>
@@ -1428,19 +1514,19 @@
         </w:tc>
         <w:tc>
           <w:tcPr>
-            <w:tcW w:type="dxa" w:w="2880"/>
+            <w:tcW w:type="dxa" w:w="3520"/>
+            <w:vAlign w:val="center"/>
           </w:tcPr>
           <w:p>
+            <w:pPr>
+              <w:spacing w:before="20" w:after="20"/>
+            </w:pPr>
             <w:r>
               <w:rPr>
-                <w:sz w:val="18"/>
-              </w:rPr>
-            </w:r>
-            <w:r>
-              <w:rPr>
-                <w:rFonts w:ascii="游明朝" w:hAnsi="游明朝" w:eastAsia="游明朝"/>
+                <w:rFonts w:ascii="BIZ UDPゴシック" w:hAnsi="BIZ UDPゴシック" w:eastAsia="BIZ UDPゴシック"/>
                 <w:b/>
-                <w:sz w:val="18"/>
+                <w:i w:val="0"/>
+                <w:sz w:val="22"/>
               </w:rPr>
               <w:t>素案の確定まで</w:t>
             </w:r>
@@ -1450,19 +1536,19 @@
       <w:tr>
         <w:tc>
           <w:tcPr>
-            <w:tcW w:type="dxa" w:w="2880"/>
+            <w:tcW w:type="dxa" w:w="1636"/>
+            <w:vAlign w:val="center"/>
           </w:tcPr>
           <w:p>
+            <w:pPr>
+              <w:spacing w:before="20" w:after="20"/>
+            </w:pPr>
             <w:r>
               <w:rPr>
-                <w:sz w:val="18"/>
-              </w:rPr>
-            </w:r>
-            <w:r>
-              <w:rPr>
-                <w:rFonts w:ascii="游明朝" w:hAnsi="游明朝" w:eastAsia="游明朝"/>
+                <w:rFonts w:ascii="BIZ UDPゴシック" w:hAnsi="BIZ UDPゴシック" w:eastAsia="BIZ UDPゴシック"/>
                 <w:b w:val="0"/>
-                <w:sz w:val="18"/>
+                <w:i w:val="0"/>
+                <w:sz w:val="22"/>
               </w:rPr>
               <w:t>5</w:t>
             </w:r>
@@ -1470,19 +1556,19 @@
         </w:tc>
         <w:tc>
           <w:tcPr>
-            <w:tcW w:type="dxa" w:w="2880"/>
+            <w:tcW w:type="dxa" w:w="4481"/>
+            <w:vAlign w:val="center"/>
           </w:tcPr>
           <w:p>
+            <w:pPr>
+              <w:spacing w:before="20" w:after="20"/>
+            </w:pPr>
             <w:r>
               <w:rPr>
-                <w:sz w:val="18"/>
-              </w:rPr>
-            </w:r>
-            <w:r>
-              <w:rPr>
-                <w:rFonts w:ascii="游明朝" w:hAnsi="游明朝" w:eastAsia="游明朝"/>
+                <w:rFonts w:ascii="BIZ UDPゴシック" w:hAnsi="BIZ UDPゴシック" w:eastAsia="BIZ UDPゴシック"/>
                 <w:b w:val="0"/>
-                <w:sz w:val="18"/>
+                <w:i w:val="0"/>
+                <w:sz w:val="22"/>
               </w:rPr>
               <w:t>認知症施策推進基本計画の包含の形式</w:t>
             </w:r>
@@ -1490,19 +1576,19 @@
         </w:tc>
         <w:tc>
           <w:tcPr>
-            <w:tcW w:type="dxa" w:w="2880"/>
+            <w:tcW w:type="dxa" w:w="3520"/>
+            <w:vAlign w:val="center"/>
           </w:tcPr>
           <w:p>
+            <w:pPr>
+              <w:spacing w:before="20" w:after="20"/>
+            </w:pPr>
             <w:r>
               <w:rPr>
-                <w:sz w:val="18"/>
-              </w:rPr>
-            </w:r>
-            <w:r>
-              <w:rPr>
-                <w:rFonts w:ascii="游明朝" w:hAnsi="游明朝" w:eastAsia="游明朝"/>
+                <w:rFonts w:ascii="BIZ UDPゴシック" w:hAnsi="BIZ UDPゴシック" w:eastAsia="BIZ UDPゴシック"/>
                 <w:b w:val="0"/>
-                <w:sz w:val="18"/>
+                <w:i w:val="0"/>
+                <w:sz w:val="22"/>
               </w:rPr>
               <w:t>素案の確定まで</w:t>
             </w:r>
@@ -1512,19 +1598,19 @@
       <w:tr>
         <w:tc>
           <w:tcPr>
-            <w:tcW w:type="dxa" w:w="2880"/>
+            <w:tcW w:type="dxa" w:w="1636"/>
+            <w:vAlign w:val="center"/>
           </w:tcPr>
           <w:p>
+            <w:pPr>
+              <w:spacing w:before="20" w:after="20"/>
+            </w:pPr>
             <w:r>
               <w:rPr>
-                <w:sz w:val="18"/>
-              </w:rPr>
-            </w:r>
-            <w:r>
-              <w:rPr>
-                <w:rFonts w:ascii="游明朝" w:hAnsi="游明朝" w:eastAsia="游明朝"/>
+                <w:rFonts w:ascii="BIZ UDPゴシック" w:hAnsi="BIZ UDPゴシック" w:eastAsia="BIZ UDPゴシック"/>
                 <w:b w:val="0"/>
-                <w:sz w:val="18"/>
+                <w:i w:val="0"/>
+                <w:sz w:val="22"/>
               </w:rPr>
               <w:t>6</w:t>
             </w:r>
@@ -1532,19 +1618,19 @@
         </w:tc>
         <w:tc>
           <w:tcPr>
-            <w:tcW w:type="dxa" w:w="2880"/>
+            <w:tcW w:type="dxa" w:w="4481"/>
+            <w:vAlign w:val="center"/>
           </w:tcPr>
           <w:p>
+            <w:pPr>
+              <w:spacing w:before="20" w:after="20"/>
+            </w:pPr>
             <w:r>
               <w:rPr>
-                <w:sz w:val="18"/>
-              </w:rPr>
-            </w:r>
-            <w:r>
-              <w:rPr>
-                <w:rFonts w:ascii="游明朝" w:hAnsi="游明朝" w:eastAsia="游明朝"/>
+                <w:rFonts w:ascii="BIZ UDPゴシック" w:hAnsi="BIZ UDPゴシック" w:eastAsia="BIZ UDPゴシック"/>
                 <w:b w:val="0"/>
-                <w:sz w:val="18"/>
+                <w:i w:val="0"/>
+                <w:sz w:val="22"/>
               </w:rPr>
               <w:t>見える化システムの都道府県への提出時期</w:t>
             </w:r>
@@ -1552,19 +1638,19 @@
         </w:tc>
         <w:tc>
           <w:tcPr>
-            <w:tcW w:type="dxa" w:w="2880"/>
+            <w:tcW w:type="dxa" w:w="3520"/>
+            <w:vAlign w:val="center"/>
           </w:tcPr>
           <w:p>
+            <w:pPr>
+              <w:spacing w:before="20" w:after="20"/>
+            </w:pPr>
             <w:r>
               <w:rPr>
-                <w:sz w:val="18"/>
-              </w:rPr>
-            </w:r>
-            <w:r>
-              <w:rPr>
-                <w:rFonts w:ascii="游明朝" w:hAnsi="游明朝" w:eastAsia="游明朝"/>
+                <w:rFonts w:ascii="BIZ UDPゴシック" w:hAnsi="BIZ UDPゴシック" w:eastAsia="BIZ UDPゴシック"/>
                 <w:b/>
-                <w:sz w:val="18"/>
+                <w:i w:val="0"/>
+                <w:sz w:val="22"/>
               </w:rPr>
               <w:t>提出前にご一報を</w:t>
             </w:r>
@@ -1572,67 +1658,104 @@
         </w:tc>
       </w:tr>
     </w:tbl>
-    <w:p/>
     <w:p>
+      <w:pPr>
+        <w:spacing w:after="40"/>
+      </w:pPr>
+    </w:p>
+    <w:p>
+      <w:pPr>
+        <w:spacing w:before="60" w:after="60"/>
+      </w:pPr>
       <w:r>
         <w:rPr>
-          <w:rFonts w:ascii="游明朝" w:hAnsi="游明朝" w:eastAsia="游明朝"/>
+          <w:rFonts w:ascii="BIZ UDPゴシック" w:hAnsi="BIZ UDPゴシック" w:eastAsia="BIZ UDPゴシック"/>
           <w:b/>
+          <w:i w:val="0"/>
+          <w:sz w:val="24"/>
         </w:rPr>
         <w:t>このうち3（協議会の開催回数と日程）は、本日この場でおきめいただけるとたいへん助かります。</w:t>
       </w:r>
       <w:r>
         <w:rPr>
-          <w:rFonts w:ascii="游明朝" w:hAnsi="游明朝" w:eastAsia="游明朝"/>
+          <w:rFonts w:ascii="BIZ UDPゴシック" w:hAnsi="BIZ UDPゴシック" w:eastAsia="BIZ UDPゴシック"/>
           <w:b w:val="0"/>
+          <w:i w:val="0"/>
+          <w:sz w:val="24"/>
         </w:rPr>
         <w:t>第1回の資料は8月5日に作成済みで、開催日が決まらないためにパブリックコメントと印刷の日程が引けずにいます。</w:t>
       </w:r>
       <w:r>
         <w:rPr>
-          <w:rFonts w:ascii="游明朝" w:hAnsi="游明朝" w:eastAsia="游明朝"/>
+          <w:rFonts w:ascii="BIZ UDPゴシック" w:hAnsi="BIZ UDPゴシック" w:eastAsia="BIZ UDPゴシック"/>
           <w:b/>
+          <w:i w:val="0"/>
+          <w:sz w:val="24"/>
         </w:rPr>
         <w:t>令和9年2月下旬の校了は動かせない期限です。</w:t>
       </w:r>
     </w:p>
     <w:p>
       <w:pPr>
-        <w:pStyle w:val="Heading1"/>
+        <w:keepNext/>
+        <w:spacing w:before="360" w:after="180"/>
       </w:pPr>
+      <w:bookmarkStart w:id="103" w:name="_Toc_003"/>
       <w:r>
         <w:rPr>
-          <w:rFonts w:ascii="游ゴシック" w:hAnsi="游ゴシック" w:eastAsia="游ゴシック"/>
+          <w:rFonts w:ascii="BIZ UDPゴシック" w:hAnsi="BIZ UDPゴシック" w:eastAsia="BIZ UDPゴシック"/>
+          <w:b/>
+          <w:i w:val="0"/>
+          <w:color w:val="2E74B5"/>
+          <w:sz w:val="32"/>
         </w:rPr>
         <w:t>3　本日お願いする資料</w:t>
       </w:r>
+      <w:bookmarkEnd w:id="103"/>
     </w:p>
     <w:tbl>
       <w:tblPr>
-        <w:tblStyle w:val="TableGrid"/>
         <w:tblW w:type="auto" w:w="0"/>
+        <w:jc w:val="center"/>
+        <w:tblLayout w:type="fixed"/>
         <w:tblLook w:firstColumn="1" w:firstRow="1" w:lastColumn="0" w:lastRow="0" w:noHBand="0" w:noVBand="1" w:val="04A0"/>
+        <w:tblBorders>
+          <w:top w:val="single" w:sz="6" w:space="0" w:color="2E75B6"/>
+          <w:left w:val="single" w:sz="4" w:space="0" w:color="BFBFBF"/>
+          <w:bottom w:val="single" w:sz="6" w:space="0" w:color="2E75B6"/>
+          <w:right w:val="single" w:sz="4" w:space="0" w:color="BFBFBF"/>
+          <w:insideH w:val="single" w:sz="4" w:space="0" w:color="BFBFBF"/>
+          <w:insideV w:val="single" w:sz="4" w:space="0" w:color="BFBFBF"/>
+        </w:tblBorders>
+        <w:tblCellMar>
+          <w:left w:w="10" w:type="dxa"/>
+          <w:right w:w="10" w:type="dxa"/>
+        </w:tblCellMar>
       </w:tblPr>
       <w:tblGrid>
-        <w:gridCol w:w="2880"/>
-        <w:gridCol w:w="2880"/>
-        <w:gridCol w:w="2880"/>
+        <w:gridCol w:w="1682"/>
+        <w:gridCol w:w="4981"/>
+        <w:gridCol w:w="2975"/>
       </w:tblGrid>
       <w:tr>
         <w:tc>
           <w:tcPr>
-            <w:tcW w:type="dxa" w:w="2880"/>
+            <w:tcW w:type="dxa" w:w="1682"/>
+            <w:shd w:val="clear" w:fill="1F3864"/>
+            <w:vAlign w:val="center"/>
           </w:tcPr>
           <w:p>
             <w:pPr>
+              <w:spacing w:before="20" w:after="20"/>
               <w:jc w:val="center"/>
             </w:pPr>
-            <w:r/>
             <w:r>
               <w:rPr>
-                <w:rFonts w:ascii="游ゴシック" w:hAnsi="游ゴシック" w:eastAsia="游ゴシック"/>
+                <w:rFonts w:ascii="BIZ UDPゴシック" w:hAnsi="BIZ UDPゴシック" w:eastAsia="BIZ UDPゴシック"/>
                 <w:b/>
-                <w:sz w:val="18"/>
+                <w:i w:val="0"/>
+                <w:color w:val="FFFFFF"/>
+                <w:sz w:val="22"/>
               </w:rPr>
               <w:t>#</w:t>
             </w:r>
@@ -1640,18 +1763,22 @@
         </w:tc>
         <w:tc>
           <w:tcPr>
-            <w:tcW w:type="dxa" w:w="2880"/>
+            <w:tcW w:type="dxa" w:w="4981"/>
+            <w:shd w:val="clear" w:fill="1F3864"/>
+            <w:vAlign w:val="center"/>
           </w:tcPr>
           <w:p>
             <w:pPr>
+              <w:spacing w:before="20" w:after="20"/>
               <w:jc w:val="center"/>
             </w:pPr>
-            <w:r/>
             <w:r>
               <w:rPr>
-                <w:rFonts w:ascii="游ゴシック" w:hAnsi="游ゴシック" w:eastAsia="游ゴシック"/>
+                <w:rFonts w:ascii="BIZ UDPゴシック" w:hAnsi="BIZ UDPゴシック" w:eastAsia="BIZ UDPゴシック"/>
                 <w:b/>
-                <w:sz w:val="18"/>
+                <w:i w:val="0"/>
+                <w:color w:val="FFFFFF"/>
+                <w:sz w:val="22"/>
               </w:rPr>
               <w:t>資料</w:t>
             </w:r>
@@ -1659,18 +1786,22 @@
         </w:tc>
         <w:tc>
           <w:tcPr>
-            <w:tcW w:type="dxa" w:w="2880"/>
+            <w:tcW w:type="dxa" w:w="2975"/>
+            <w:shd w:val="clear" w:fill="1F3864"/>
+            <w:vAlign w:val="center"/>
           </w:tcPr>
           <w:p>
             <w:pPr>
+              <w:spacing w:before="20" w:after="20"/>
               <w:jc w:val="center"/>
             </w:pPr>
-            <w:r/>
             <w:r>
               <w:rPr>
-                <w:rFonts w:ascii="游ゴシック" w:hAnsi="游ゴシック" w:eastAsia="游ゴシック"/>
+                <w:rFonts w:ascii="BIZ UDPゴシック" w:hAnsi="BIZ UDPゴシック" w:eastAsia="BIZ UDPゴシック"/>
                 <w:b/>
-                <w:sz w:val="18"/>
+                <w:i w:val="0"/>
+                <w:color w:val="FFFFFF"/>
+                <w:sz w:val="22"/>
               </w:rPr>
               <w:t>いつまでに</w:t>
             </w:r>
@@ -1680,19 +1811,19 @@
       <w:tr>
         <w:tc>
           <w:tcPr>
-            <w:tcW w:type="dxa" w:w="2880"/>
+            <w:tcW w:type="dxa" w:w="1682"/>
+            <w:vAlign w:val="center"/>
           </w:tcPr>
           <w:p>
+            <w:pPr>
+              <w:spacing w:before="20" w:after="20"/>
+            </w:pPr>
             <w:r>
               <w:rPr>
-                <w:sz w:val="18"/>
-              </w:rPr>
-            </w:r>
-            <w:r>
-              <w:rPr>
-                <w:rFonts w:ascii="游明朝" w:hAnsi="游明朝" w:eastAsia="游明朝"/>
+                <w:rFonts w:ascii="BIZ UDPゴシック" w:hAnsi="BIZ UDPゴシック" w:eastAsia="BIZ UDPゴシック"/>
                 <w:b w:val="0"/>
-                <w:sz w:val="18"/>
+                <w:i w:val="0"/>
+                <w:sz w:val="22"/>
               </w:rPr>
               <w:t>1</w:t>
             </w:r>
@@ -1700,19 +1831,19 @@
         </w:tc>
         <w:tc>
           <w:tcPr>
-            <w:tcW w:type="dxa" w:w="2880"/>
+            <w:tcW w:type="dxa" w:w="4981"/>
+            <w:vAlign w:val="center"/>
           </w:tcPr>
           <w:p>
+            <w:pPr>
+              <w:spacing w:before="20" w:after="20"/>
+            </w:pPr>
             <w:r>
               <w:rPr>
-                <w:sz w:val="18"/>
-              </w:rPr>
-            </w:r>
-            <w:r>
-              <w:rPr>
-                <w:rFonts w:ascii="游明朝" w:hAnsi="游明朝" w:eastAsia="游明朝"/>
+                <w:rFonts w:ascii="BIZ UDPゴシック" w:hAnsi="BIZ UDPゴシック" w:eastAsia="BIZ UDPゴシック"/>
                 <w:b/>
-                <w:sz w:val="18"/>
+                <w:i w:val="0"/>
+                <w:sz w:val="22"/>
               </w:rPr>
               <w:t>介護給付費準備基金の運用状況調書</w:t>
             </w:r>
@@ -1720,19 +1851,19 @@
         </w:tc>
         <w:tc>
           <w:tcPr>
-            <w:tcW w:type="dxa" w:w="2880"/>
+            <w:tcW w:type="dxa" w:w="2975"/>
+            <w:vAlign w:val="center"/>
           </w:tcPr>
           <w:p>
+            <w:pPr>
+              <w:spacing w:before="20" w:after="20"/>
+            </w:pPr>
             <w:r>
               <w:rPr>
-                <w:sz w:val="18"/>
-              </w:rPr>
-            </w:r>
-            <w:r>
-              <w:rPr>
-                <w:rFonts w:ascii="游明朝" w:hAnsi="游明朝" w:eastAsia="游明朝"/>
+                <w:rFonts w:ascii="BIZ UDPゴシック" w:hAnsi="BIZ UDPゴシック" w:eastAsia="BIZ UDPゴシック"/>
                 <w:b/>
-                <w:sz w:val="18"/>
+                <w:i w:val="0"/>
+                <w:sz w:val="22"/>
               </w:rPr>
               <w:t>至急</w:t>
             </w:r>
@@ -1742,19 +1873,19 @@
       <w:tr>
         <w:tc>
           <w:tcPr>
-            <w:tcW w:type="dxa" w:w="2880"/>
+            <w:tcW w:type="dxa" w:w="1682"/>
+            <w:vAlign w:val="center"/>
           </w:tcPr>
           <w:p>
+            <w:pPr>
+              <w:spacing w:before="20" w:after="20"/>
+            </w:pPr>
             <w:r>
               <w:rPr>
-                <w:sz w:val="18"/>
-              </w:rPr>
-            </w:r>
-            <w:r>
-              <w:rPr>
-                <w:rFonts w:ascii="游明朝" w:hAnsi="游明朝" w:eastAsia="游明朝"/>
+                <w:rFonts w:ascii="BIZ UDPゴシック" w:hAnsi="BIZ UDPゴシック" w:eastAsia="BIZ UDPゴシック"/>
                 <w:b w:val="0"/>
-                <w:sz w:val="18"/>
+                <w:i w:val="0"/>
+                <w:sz w:val="22"/>
               </w:rPr>
               <w:t>2</w:t>
             </w:r>
@@ -1762,19 +1893,19 @@
         </w:tc>
         <w:tc>
           <w:tcPr>
-            <w:tcW w:type="dxa" w:w="2880"/>
+            <w:tcW w:type="dxa" w:w="4981"/>
+            <w:vAlign w:val="center"/>
           </w:tcPr>
           <w:p>
+            <w:pPr>
+              <w:spacing w:before="20" w:after="20"/>
+            </w:pPr>
             <w:r>
               <w:rPr>
-                <w:sz w:val="18"/>
-              </w:rPr>
-            </w:r>
-            <w:r>
-              <w:rPr>
-                <w:rFonts w:ascii="游明朝" w:hAnsi="游明朝" w:eastAsia="游明朝"/>
+                <w:rFonts w:ascii="BIZ UDPゴシック" w:hAnsi="BIZ UDPゴシック" w:eastAsia="BIZ UDPゴシック"/>
                 <w:b/>
-                <w:sz w:val="18"/>
+                <w:i w:val="0"/>
+                <w:sz w:val="22"/>
               </w:rPr>
               <w:t>令和7年度の介護保険特別会計決算</w:t>
             </w:r>
@@ -1782,19 +1913,19 @@
         </w:tc>
         <w:tc>
           <w:tcPr>
-            <w:tcW w:type="dxa" w:w="2880"/>
+            <w:tcW w:type="dxa" w:w="2975"/>
+            <w:vAlign w:val="center"/>
           </w:tcPr>
           <w:p>
+            <w:pPr>
+              <w:spacing w:before="20" w:after="20"/>
+            </w:pPr>
             <w:r>
               <w:rPr>
-                <w:sz w:val="18"/>
-              </w:rPr>
-            </w:r>
-            <w:r>
-              <w:rPr>
-                <w:rFonts w:ascii="游明朝" w:hAnsi="游明朝" w:eastAsia="游明朝"/>
+                <w:rFonts w:ascii="BIZ UDPゴシック" w:hAnsi="BIZ UDPゴシック" w:eastAsia="BIZ UDPゴシック"/>
                 <w:b/>
-                <w:sz w:val="18"/>
+                <w:i w:val="0"/>
+                <w:sz w:val="22"/>
               </w:rPr>
               <w:t>決算確定後すぐ</w:t>
             </w:r>
@@ -1804,19 +1935,19 @@
       <w:tr>
         <w:tc>
           <w:tcPr>
-            <w:tcW w:type="dxa" w:w="2880"/>
+            <w:tcW w:type="dxa" w:w="1682"/>
+            <w:vAlign w:val="center"/>
           </w:tcPr>
           <w:p>
+            <w:pPr>
+              <w:spacing w:before="20" w:after="20"/>
+            </w:pPr>
             <w:r>
               <w:rPr>
-                <w:sz w:val="18"/>
-              </w:rPr>
-            </w:r>
-            <w:r>
-              <w:rPr>
-                <w:rFonts w:ascii="游明朝" w:hAnsi="游明朝" w:eastAsia="游明朝"/>
+                <w:rFonts w:ascii="BIZ UDPゴシック" w:hAnsi="BIZ UDPゴシック" w:eastAsia="BIZ UDPゴシック"/>
                 <w:b w:val="0"/>
-                <w:sz w:val="18"/>
+                <w:i w:val="0"/>
+                <w:sz w:val="22"/>
               </w:rPr>
               <w:t>3</w:t>
             </w:r>
@@ -1824,19 +1955,19 @@
         </w:tc>
         <w:tc>
           <w:tcPr>
-            <w:tcW w:type="dxa" w:w="2880"/>
+            <w:tcW w:type="dxa" w:w="4981"/>
+            <w:vAlign w:val="center"/>
           </w:tcPr>
           <w:p>
+            <w:pPr>
+              <w:spacing w:before="20" w:after="20"/>
+            </w:pPr>
             <w:r>
               <w:rPr>
-                <w:sz w:val="18"/>
-              </w:rPr>
-            </w:r>
-            <w:r>
-              <w:rPr>
-                <w:rFonts w:ascii="游明朝" w:hAnsi="游明朝" w:eastAsia="游明朝"/>
+                <w:rFonts w:ascii="BIZ UDPゴシック" w:hAnsi="BIZ UDPゴシック" w:eastAsia="BIZ UDPゴシック"/>
                 <w:b/>
-                <w:sz w:val="18"/>
+                <w:i w:val="0"/>
+                <w:sz w:val="22"/>
               </w:rPr>
               <w:t>令和7年8〜9月の認定者数の計上方法の変更の有無</w:t>
             </w:r>
@@ -1844,19 +1975,19 @@
         </w:tc>
         <w:tc>
           <w:tcPr>
-            <w:tcW w:type="dxa" w:w="2880"/>
+            <w:tcW w:type="dxa" w:w="2975"/>
+            <w:vAlign w:val="center"/>
           </w:tcPr>
           <w:p>
+            <w:pPr>
+              <w:spacing w:before="20" w:after="20"/>
+            </w:pPr>
             <w:r>
               <w:rPr>
-                <w:sz w:val="18"/>
-              </w:rPr>
-            </w:r>
-            <w:r>
-              <w:rPr>
-                <w:rFonts w:ascii="游明朝" w:hAnsi="游明朝" w:eastAsia="游明朝"/>
+                <w:rFonts w:ascii="BIZ UDPゴシック" w:hAnsi="BIZ UDPゴシック" w:eastAsia="BIZ UDPゴシック"/>
                 <w:b/>
-                <w:sz w:val="18"/>
+                <w:i w:val="0"/>
+                <w:sz w:val="22"/>
               </w:rPr>
               <w:t>至急</w:t>
             </w:r>
@@ -1866,19 +1997,19 @@
       <w:tr>
         <w:tc>
           <w:tcPr>
-            <w:tcW w:type="dxa" w:w="2880"/>
+            <w:tcW w:type="dxa" w:w="1682"/>
+            <w:vAlign w:val="center"/>
           </w:tcPr>
           <w:p>
+            <w:pPr>
+              <w:spacing w:before="20" w:after="20"/>
+            </w:pPr>
             <w:r>
               <w:rPr>
-                <w:sz w:val="18"/>
-              </w:rPr>
-            </w:r>
-            <w:r>
-              <w:rPr>
-                <w:rFonts w:ascii="游明朝" w:hAnsi="游明朝" w:eastAsia="游明朝"/>
+                <w:rFonts w:ascii="BIZ UDPゴシック" w:hAnsi="BIZ UDPゴシック" w:eastAsia="BIZ UDPゴシック"/>
                 <w:b w:val="0"/>
-                <w:sz w:val="18"/>
+                <w:i w:val="0"/>
+                <w:sz w:val="22"/>
               </w:rPr>
               <w:t>4</w:t>
             </w:r>
@@ -1886,19 +2017,19 @@
         </w:tc>
         <w:tc>
           <w:tcPr>
-            <w:tcW w:type="dxa" w:w="2880"/>
+            <w:tcW w:type="dxa" w:w="4981"/>
+            <w:vAlign w:val="center"/>
           </w:tcPr>
           <w:p>
+            <w:pPr>
+              <w:spacing w:before="20" w:after="20"/>
+            </w:pPr>
             <w:r>
               <w:rPr>
-                <w:sz w:val="18"/>
-              </w:rPr>
-            </w:r>
-            <w:r>
-              <w:rPr>
-                <w:rFonts w:ascii="游明朝" w:hAnsi="游明朝" w:eastAsia="游明朝"/>
+                <w:rFonts w:ascii="BIZ UDPゴシック" w:hAnsi="BIZ UDPゴシック" w:eastAsia="BIZ UDPゴシック"/>
                 <w:b/>
-                <w:sz w:val="18"/>
+                <w:i w:val="0"/>
+                <w:sz w:val="22"/>
               </w:rPr>
               <w:t>地域支援事業費の事業別内訳</w:t>
             </w:r>
@@ -1906,19 +2037,19 @@
         </w:tc>
         <w:tc>
           <w:tcPr>
-            <w:tcW w:type="dxa" w:w="2880"/>
+            <w:tcW w:type="dxa" w:w="2975"/>
+            <w:vAlign w:val="center"/>
           </w:tcPr>
           <w:p>
+            <w:pPr>
+              <w:spacing w:before="20" w:after="20"/>
+            </w:pPr>
             <w:r>
               <w:rPr>
-                <w:sz w:val="18"/>
-              </w:rPr>
-            </w:r>
-            <w:r>
-              <w:rPr>
-                <w:rFonts w:ascii="游明朝" w:hAnsi="游明朝" w:eastAsia="游明朝"/>
+                <w:rFonts w:ascii="BIZ UDPゴシック" w:hAnsi="BIZ UDPゴシック" w:eastAsia="BIZ UDPゴシック"/>
                 <w:b/>
-                <w:sz w:val="18"/>
+                <w:i w:val="0"/>
+                <w:sz w:val="22"/>
               </w:rPr>
               <w:t>10月中</w:t>
             </w:r>
@@ -1928,19 +2059,19 @@
       <w:tr>
         <w:tc>
           <w:tcPr>
-            <w:tcW w:type="dxa" w:w="2880"/>
+            <w:tcW w:type="dxa" w:w="1682"/>
+            <w:vAlign w:val="center"/>
           </w:tcPr>
           <w:p>
+            <w:pPr>
+              <w:spacing w:before="20" w:after="20"/>
+            </w:pPr>
             <w:r>
               <w:rPr>
-                <w:sz w:val="18"/>
-              </w:rPr>
-            </w:r>
-            <w:r>
-              <w:rPr>
-                <w:rFonts w:ascii="游明朝" w:hAnsi="游明朝" w:eastAsia="游明朝"/>
+                <w:rFonts w:ascii="BIZ UDPゴシック" w:hAnsi="BIZ UDPゴシック" w:eastAsia="BIZ UDPゴシック"/>
                 <w:b w:val="0"/>
-                <w:sz w:val="18"/>
+                <w:i w:val="0"/>
+                <w:sz w:val="22"/>
               </w:rPr>
               <w:t>5</w:t>
             </w:r>
@@ -1948,19 +2079,19 @@
         </w:tc>
         <w:tc>
           <w:tcPr>
-            <w:tcW w:type="dxa" w:w="2880"/>
+            <w:tcW w:type="dxa" w:w="4981"/>
+            <w:vAlign w:val="center"/>
           </w:tcPr>
           <w:p>
+            <w:pPr>
+              <w:spacing w:before="20" w:after="20"/>
+            </w:pPr>
             <w:r>
               <w:rPr>
-                <w:sz w:val="18"/>
-              </w:rPr>
-            </w:r>
-            <w:r>
-              <w:rPr>
-                <w:rFonts w:ascii="游明朝" w:hAnsi="游明朝" w:eastAsia="游明朝"/>
+                <w:rFonts w:ascii="BIZ UDPゴシック" w:hAnsi="BIZ UDPゴシック" w:eastAsia="BIZ UDPゴシック"/>
                 <w:b/>
-                <w:sz w:val="18"/>
+                <w:i w:val="0"/>
+                <w:sz w:val="22"/>
               </w:rPr>
               <w:t>総合事業の実施状況</w:t>
             </w:r>
@@ -1968,19 +2099,19 @@
         </w:tc>
         <w:tc>
           <w:tcPr>
-            <w:tcW w:type="dxa" w:w="2880"/>
+            <w:tcW w:type="dxa" w:w="2975"/>
+            <w:vAlign w:val="center"/>
           </w:tcPr>
           <w:p>
+            <w:pPr>
+              <w:spacing w:before="20" w:after="20"/>
+            </w:pPr>
             <w:r>
               <w:rPr>
-                <w:sz w:val="18"/>
-              </w:rPr>
-            </w:r>
-            <w:r>
-              <w:rPr>
-                <w:rFonts w:ascii="游明朝" w:hAnsi="游明朝" w:eastAsia="游明朝"/>
+                <w:rFonts w:ascii="BIZ UDPゴシック" w:hAnsi="BIZ UDPゴシック" w:eastAsia="BIZ UDPゴシック"/>
                 <w:b/>
-                <w:sz w:val="18"/>
+                <w:i w:val="0"/>
+                <w:sz w:val="22"/>
               </w:rPr>
               <w:t>10月中</w:t>
             </w:r>
@@ -1990,19 +2121,19 @@
       <w:tr>
         <w:tc>
           <w:tcPr>
-            <w:tcW w:type="dxa" w:w="2880"/>
+            <w:tcW w:type="dxa" w:w="1682"/>
+            <w:vAlign w:val="center"/>
           </w:tcPr>
           <w:p>
+            <w:pPr>
+              <w:spacing w:before="20" w:after="20"/>
+            </w:pPr>
             <w:r>
               <w:rPr>
-                <w:sz w:val="18"/>
-              </w:rPr>
-            </w:r>
-            <w:r>
-              <w:rPr>
-                <w:rFonts w:ascii="游明朝" w:hAnsi="游明朝" w:eastAsia="游明朝"/>
+                <w:rFonts w:ascii="BIZ UDPゴシック" w:hAnsi="BIZ UDPゴシック" w:eastAsia="BIZ UDPゴシック"/>
                 <w:b w:val="0"/>
-                <w:sz w:val="18"/>
+                <w:i w:val="0"/>
+                <w:sz w:val="22"/>
               </w:rPr>
               <w:t>6</w:t>
             </w:r>
@@ -2010,19 +2141,19 @@
         </w:tc>
         <w:tc>
           <w:tcPr>
-            <w:tcW w:type="dxa" w:w="2880"/>
+            <w:tcW w:type="dxa" w:w="4981"/>
+            <w:vAlign w:val="center"/>
           </w:tcPr>
           <w:p>
+            <w:pPr>
+              <w:spacing w:before="20" w:after="20"/>
+            </w:pPr>
             <w:r>
               <w:rPr>
-                <w:sz w:val="18"/>
-              </w:rPr>
-            </w:r>
-            <w:r>
-              <w:rPr>
-                <w:rFonts w:ascii="游明朝" w:hAnsi="游明朝" w:eastAsia="游明朝"/>
+                <w:rFonts w:ascii="BIZ UDPゴシック" w:hAnsi="BIZ UDPゴシック" w:eastAsia="BIZ UDPゴシック"/>
                 <w:b w:val="0"/>
-                <w:sz w:val="18"/>
+                <w:i w:val="0"/>
+                <w:sz w:val="22"/>
               </w:rPr>
               <w:t>成果指標の現状値 17項目</w:t>
             </w:r>
@@ -2030,19 +2161,19 @@
         </w:tc>
         <w:tc>
           <w:tcPr>
-            <w:tcW w:type="dxa" w:w="2880"/>
+            <w:tcW w:type="dxa" w:w="2975"/>
+            <w:vAlign w:val="center"/>
           </w:tcPr>
           <w:p>
+            <w:pPr>
+              <w:spacing w:before="20" w:after="20"/>
+            </w:pPr>
             <w:r>
               <w:rPr>
-                <w:sz w:val="18"/>
-              </w:rPr>
-            </w:r>
-            <w:r>
-              <w:rPr>
-                <w:rFonts w:ascii="游明朝" w:hAnsi="游明朝" w:eastAsia="游明朝"/>
+                <w:rFonts w:ascii="BIZ UDPゴシック" w:hAnsi="BIZ UDPゴシック" w:eastAsia="BIZ UDPゴシック"/>
                 <w:b w:val="0"/>
-                <w:sz w:val="18"/>
+                <w:i w:val="0"/>
+                <w:sz w:val="22"/>
               </w:rPr>
               <w:t>11月の協議会まで</w:t>
             </w:r>
@@ -2052,19 +2183,19 @@
       <w:tr>
         <w:tc>
           <w:tcPr>
-            <w:tcW w:type="dxa" w:w="2880"/>
+            <w:tcW w:type="dxa" w:w="1682"/>
+            <w:vAlign w:val="center"/>
           </w:tcPr>
           <w:p>
+            <w:pPr>
+              <w:spacing w:before="20" w:after="20"/>
+            </w:pPr>
             <w:r>
               <w:rPr>
-                <w:sz w:val="18"/>
-              </w:rPr>
-            </w:r>
-            <w:r>
-              <w:rPr>
-                <w:rFonts w:ascii="游明朝" w:hAnsi="游明朝" w:eastAsia="游明朝"/>
+                <w:rFonts w:ascii="BIZ UDPゴシック" w:hAnsi="BIZ UDPゴシック" w:eastAsia="BIZ UDPゴシック"/>
                 <w:b w:val="0"/>
-                <w:sz w:val="18"/>
+                <w:i w:val="0"/>
+                <w:sz w:val="22"/>
               </w:rPr>
               <w:t>7</w:t>
             </w:r>
@@ -2072,19 +2203,19 @@
         </w:tc>
         <w:tc>
           <w:tcPr>
-            <w:tcW w:type="dxa" w:w="2880"/>
+            <w:tcW w:type="dxa" w:w="4981"/>
+            <w:vAlign w:val="center"/>
           </w:tcPr>
           <w:p>
+            <w:pPr>
+              <w:spacing w:before="20" w:after="20"/>
+            </w:pPr>
             <w:r>
               <w:rPr>
-                <w:sz w:val="18"/>
-              </w:rPr>
-            </w:r>
-            <w:r>
-              <w:rPr>
-                <w:rFonts w:ascii="游明朝" w:hAnsi="游明朝" w:eastAsia="游明朝"/>
+                <w:rFonts w:ascii="BIZ UDPゴシック" w:hAnsi="BIZ UDPゴシック" w:eastAsia="BIZ UDPゴシック"/>
                 <w:b w:val="0"/>
-                <w:sz w:val="18"/>
+                <w:i w:val="0"/>
+                <w:sz w:val="22"/>
               </w:rPr>
               <w:t>認知症対応型共同生活介護の整備の経緯</w:t>
             </w:r>
@@ -2092,19 +2223,19 @@
         </w:tc>
         <w:tc>
           <w:tcPr>
-            <w:tcW w:type="dxa" w:w="2880"/>
+            <w:tcW w:type="dxa" w:w="2975"/>
+            <w:vAlign w:val="center"/>
           </w:tcPr>
           <w:p>
+            <w:pPr>
+              <w:spacing w:before="20" w:after="20"/>
+            </w:pPr>
             <w:r>
               <w:rPr>
-                <w:sz w:val="18"/>
-              </w:rPr>
-            </w:r>
-            <w:r>
-              <w:rPr>
-                <w:rFonts w:ascii="游明朝" w:hAnsi="游明朝" w:eastAsia="游明朝"/>
+                <w:rFonts w:ascii="BIZ UDPゴシック" w:hAnsi="BIZ UDPゴシック" w:eastAsia="BIZ UDPゴシック"/>
                 <w:b w:val="0"/>
-                <w:sz w:val="18"/>
+                <w:i w:val="0"/>
+                <w:sz w:val="22"/>
               </w:rPr>
               <w:t>11月の協議会まで</w:t>
             </w:r>
@@ -2112,45 +2243,73 @@
         </w:tc>
       </w:tr>
     </w:tbl>
-    <w:p/>
     <w:p>
       <w:pPr>
-        <w:pStyle w:val="Heading1"/>
+        <w:spacing w:after="40"/>
       </w:pPr>
+    </w:p>
+    <w:p>
+      <w:pPr>
+        <w:keepNext/>
+        <w:spacing w:before="360" w:after="180"/>
+      </w:pPr>
+      <w:bookmarkStart w:id="104" w:name="_Toc_004"/>
       <w:r>
         <w:rPr>
-          <w:rFonts w:ascii="游ゴシック" w:hAnsi="游ゴシック" w:eastAsia="游ゴシック"/>
+          <w:rFonts w:ascii="BIZ UDPゴシック" w:hAnsi="BIZ UDPゴシック" w:eastAsia="BIZ UDPゴシック"/>
+          <w:b/>
+          <w:i w:val="0"/>
+          <w:color w:val="2E74B5"/>
+          <w:sz w:val="32"/>
         </w:rPr>
         <w:t>4　配布資料</w:t>
       </w:r>
+      <w:bookmarkEnd w:id="104"/>
     </w:p>
     <w:tbl>
       <w:tblPr>
-        <w:tblStyle w:val="TableGrid"/>
         <w:tblW w:type="auto" w:w="0"/>
+        <w:jc w:val="center"/>
+        <w:tblLayout w:type="fixed"/>
         <w:tblLook w:firstColumn="1" w:firstRow="1" w:lastColumn="0" w:lastRow="0" w:noHBand="0" w:noVBand="1" w:val="04A0"/>
+        <w:tblBorders>
+          <w:top w:val="single" w:sz="6" w:space="0" w:color="2E75B6"/>
+          <w:left w:val="single" w:sz="4" w:space="0" w:color="BFBFBF"/>
+          <w:bottom w:val="single" w:sz="6" w:space="0" w:color="2E75B6"/>
+          <w:right w:val="single" w:sz="4" w:space="0" w:color="BFBFBF"/>
+          <w:insideH w:val="single" w:sz="4" w:space="0" w:color="BFBFBF"/>
+          <w:insideV w:val="single" w:sz="4" w:space="0" w:color="BFBFBF"/>
+        </w:tblBorders>
+        <w:tblCellMar>
+          <w:left w:w="10" w:type="dxa"/>
+          <w:right w:w="10" w:type="dxa"/>
+        </w:tblCellMar>
       </w:tblPr>
       <w:tblGrid>
-        <w:gridCol w:w="2160"/>
-        <w:gridCol w:w="2160"/>
-        <w:gridCol w:w="2160"/>
-        <w:gridCol w:w="2160"/>
+        <w:gridCol w:w="1212"/>
+        <w:gridCol w:w="3021"/>
+        <w:gridCol w:w="1391"/>
+        <w:gridCol w:w="4014"/>
       </w:tblGrid>
       <w:tr>
         <w:tc>
           <w:tcPr>
-            <w:tcW w:type="dxa" w:w="2160"/>
+            <w:tcW w:type="dxa" w:w="1212"/>
+            <w:shd w:val="clear" w:fill="1F3864"/>
+            <w:vAlign w:val="center"/>
           </w:tcPr>
           <w:p>
             <w:pPr>
+              <w:spacing w:before="20" w:after="20"/>
               <w:jc w:val="center"/>
             </w:pPr>
-            <w:r/>
             <w:r>
               <w:rPr>
-                <w:rFonts w:ascii="游ゴシック" w:hAnsi="游ゴシック" w:eastAsia="游ゴシック"/>
+                <w:rFonts w:ascii="BIZ UDPゴシック" w:hAnsi="BIZ UDPゴシック" w:eastAsia="BIZ UDPゴシック"/>
                 <w:b/>
-                <w:sz w:val="18"/>
+                <w:i w:val="0"/>
+                <w:color w:val="FFFFFF"/>
+                <w:sz w:val="22"/>
               </w:rPr>
               <w:t>#</w:t>
             </w:r>
@@ -2158,18 +2317,22 @@
         </w:tc>
         <w:tc>
           <w:tcPr>
-            <w:tcW w:type="dxa" w:w="2160"/>
+            <w:tcW w:type="dxa" w:w="3021"/>
+            <w:shd w:val="clear" w:fill="1F3864"/>
+            <w:vAlign w:val="center"/>
           </w:tcPr>
           <w:p>
             <w:pPr>
+              <w:spacing w:before="20" w:after="20"/>
               <w:jc w:val="center"/>
             </w:pPr>
-            <w:r/>
             <w:r>
               <w:rPr>
-                <w:rFonts w:ascii="游ゴシック" w:hAnsi="游ゴシック" w:eastAsia="游ゴシック"/>
+                <w:rFonts w:ascii="BIZ UDPゴシック" w:hAnsi="BIZ UDPゴシック" w:eastAsia="BIZ UDPゴシック"/>
                 <w:b/>
-                <w:sz w:val="18"/>
+                <w:i w:val="0"/>
+                <w:color w:val="FFFFFF"/>
+                <w:sz w:val="22"/>
               </w:rPr>
               <w:t>資料</w:t>
             </w:r>
@@ -2177,18 +2340,22 @@
         </w:tc>
         <w:tc>
           <w:tcPr>
-            <w:tcW w:type="dxa" w:w="2160"/>
+            <w:tcW w:type="dxa" w:w="1391"/>
+            <w:shd w:val="clear" w:fill="1F3864"/>
+            <w:vAlign w:val="center"/>
           </w:tcPr>
           <w:p>
             <w:pPr>
+              <w:spacing w:before="20" w:after="20"/>
               <w:jc w:val="center"/>
             </w:pPr>
-            <w:r/>
             <w:r>
               <w:rPr>
-                <w:rFonts w:ascii="游ゴシック" w:hAnsi="游ゴシック" w:eastAsia="游ゴシック"/>
+                <w:rFonts w:ascii="BIZ UDPゴシック" w:hAnsi="BIZ UDPゴシック" w:eastAsia="BIZ UDPゴシック"/>
                 <w:b/>
-                <w:sz w:val="18"/>
+                <w:i w:val="0"/>
+                <w:color w:val="FFFFFF"/>
+                <w:sz w:val="22"/>
               </w:rPr>
               <w:t>作成日</w:t>
             </w:r>
@@ -2196,18 +2363,22 @@
         </w:tc>
         <w:tc>
           <w:tcPr>
-            <w:tcW w:type="dxa" w:w="2160"/>
+            <w:tcW w:type="dxa" w:w="4014"/>
+            <w:shd w:val="clear" w:fill="1F3864"/>
+            <w:vAlign w:val="center"/>
           </w:tcPr>
           <w:p>
             <w:pPr>
+              <w:spacing w:before="20" w:after="20"/>
               <w:jc w:val="center"/>
             </w:pPr>
-            <w:r/>
             <w:r>
               <w:rPr>
-                <w:rFonts w:ascii="游ゴシック" w:hAnsi="游ゴシック" w:eastAsia="游ゴシック"/>
+                <w:rFonts w:ascii="BIZ UDPゴシック" w:hAnsi="BIZ UDPゴシック" w:eastAsia="BIZ UDPゴシック"/>
                 <w:b/>
-                <w:sz w:val="18"/>
+                <w:i w:val="0"/>
+                <w:color w:val="FFFFFF"/>
+                <w:sz w:val="22"/>
               </w:rPr>
               <w:t>備考</w:t>
             </w:r>
@@ -2217,19 +2388,19 @@
       <w:tr>
         <w:tc>
           <w:tcPr>
-            <w:tcW w:type="dxa" w:w="2160"/>
+            <w:tcW w:type="dxa" w:w="1212"/>
+            <w:vAlign w:val="center"/>
           </w:tcPr>
           <w:p>
+            <w:pPr>
+              <w:spacing w:before="20" w:after="20"/>
+            </w:pPr>
             <w:r>
               <w:rPr>
-                <w:sz w:val="18"/>
-              </w:rPr>
-            </w:r>
-            <w:r>
-              <w:rPr>
-                <w:rFonts w:ascii="游明朝" w:hAnsi="游明朝" w:eastAsia="游明朝"/>
+                <w:rFonts w:ascii="BIZ UDPゴシック" w:hAnsi="BIZ UDPゴシック" w:eastAsia="BIZ UDPゴシック"/>
                 <w:b w:val="0"/>
-                <w:sz w:val="18"/>
+                <w:i w:val="0"/>
+                <w:sz w:val="22"/>
               </w:rPr>
               <w:t>1</w:t>
             </w:r>
@@ -2237,19 +2408,19 @@
         </w:tc>
         <w:tc>
           <w:tcPr>
-            <w:tcW w:type="dxa" w:w="2160"/>
+            <w:tcW w:type="dxa" w:w="3021"/>
+            <w:vAlign w:val="center"/>
           </w:tcPr>
           <w:p>
+            <w:pPr>
+              <w:spacing w:before="20" w:after="20"/>
+            </w:pPr>
             <w:r>
               <w:rPr>
-                <w:sz w:val="18"/>
-              </w:rPr>
-            </w:r>
-            <w:r>
-              <w:rPr>
-                <w:rFonts w:ascii="游明朝" w:hAnsi="游明朝" w:eastAsia="游明朝"/>
+                <w:rFonts w:ascii="BIZ UDPゴシック" w:hAnsi="BIZ UDPゴシック" w:eastAsia="BIZ UDPゴシック"/>
                 <w:b w:val="0"/>
-                <w:sz w:val="18"/>
+                <w:i w:val="0"/>
+                <w:sz w:val="22"/>
               </w:rPr>
               <w:t>本打合せ資料（次第・現在地と論点・決定依頼事項一覧）</w:t>
             </w:r>
@@ -2257,19 +2428,19 @@
         </w:tc>
         <w:tc>
           <w:tcPr>
-            <w:tcW w:type="dxa" w:w="2160"/>
+            <w:tcW w:type="dxa" w:w="1391"/>
+            <w:vAlign w:val="center"/>
           </w:tcPr>
           <w:p>
+            <w:pPr>
+              <w:spacing w:before="20" w:after="20"/>
+            </w:pPr>
             <w:r>
               <w:rPr>
-                <w:sz w:val="18"/>
-              </w:rPr>
-            </w:r>
-            <w:r>
-              <w:rPr>
-                <w:rFonts w:ascii="游明朝" w:hAnsi="游明朝" w:eastAsia="游明朝"/>
+                <w:rFonts w:ascii="BIZ UDPゴシック" w:hAnsi="BIZ UDPゴシック" w:eastAsia="BIZ UDPゴシック"/>
                 <w:b w:val="0"/>
-                <w:sz w:val="18"/>
+                <w:i w:val="0"/>
+                <w:sz w:val="22"/>
               </w:rPr>
               <w:t>本日</w:t>
             </w:r>
@@ -2277,19 +2448,19 @@
         </w:tc>
         <w:tc>
           <w:tcPr>
-            <w:tcW w:type="dxa" w:w="2160"/>
+            <w:tcW w:type="dxa" w:w="4014"/>
+            <w:vAlign w:val="center"/>
           </w:tcPr>
           <w:p>
+            <w:pPr>
+              <w:spacing w:before="20" w:after="20"/>
+            </w:pPr>
             <w:r>
               <w:rPr>
-                <w:sz w:val="18"/>
-              </w:rPr>
-            </w:r>
-            <w:r>
-              <w:rPr>
-                <w:rFonts w:ascii="游明朝" w:hAnsi="游明朝" w:eastAsia="游明朝"/>
+                <w:rFonts w:ascii="BIZ UDPゴシック" w:hAnsi="BIZ UDPゴシック" w:eastAsia="BIZ UDPゴシック"/>
                 <w:b w:val="0"/>
-                <w:sz w:val="18"/>
+                <w:i w:val="0"/>
+                <w:sz w:val="22"/>
               </w:rPr>
               <w:t>―</w:t>
             </w:r>
@@ -2299,19 +2470,19 @@
       <w:tr>
         <w:tc>
           <w:tcPr>
-            <w:tcW w:type="dxa" w:w="2160"/>
+            <w:tcW w:type="dxa" w:w="1212"/>
+            <w:vAlign w:val="center"/>
           </w:tcPr>
           <w:p>
+            <w:pPr>
+              <w:spacing w:before="20" w:after="20"/>
+            </w:pPr>
             <w:r>
               <w:rPr>
-                <w:sz w:val="18"/>
-              </w:rPr>
-            </w:r>
-            <w:r>
-              <w:rPr>
-                <w:rFonts w:ascii="游明朝" w:hAnsi="游明朝" w:eastAsia="游明朝"/>
+                <w:rFonts w:ascii="BIZ UDPゴシック" w:hAnsi="BIZ UDPゴシック" w:eastAsia="BIZ UDPゴシック"/>
                 <w:b w:val="0"/>
-                <w:sz w:val="18"/>
+                <w:i w:val="0"/>
+                <w:sz w:val="22"/>
               </w:rPr>
               <w:t>2</w:t>
             </w:r>
@@ -2319,19 +2490,19 @@
         </w:tc>
         <w:tc>
           <w:tcPr>
-            <w:tcW w:type="dxa" w:w="2160"/>
+            <w:tcW w:type="dxa" w:w="3021"/>
+            <w:vAlign w:val="center"/>
           </w:tcPr>
           <w:p>
+            <w:pPr>
+              <w:spacing w:before="20" w:after="20"/>
+            </w:pPr>
             <w:r>
               <w:rPr>
-                <w:sz w:val="18"/>
-              </w:rPr>
-            </w:r>
-            <w:r>
-              <w:rPr>
-                <w:rFonts w:ascii="游明朝" w:hAnsi="游明朝" w:eastAsia="游明朝"/>
+                <w:rFonts w:ascii="BIZ UDPゴシック" w:hAnsi="BIZ UDPゴシック" w:eastAsia="BIZ UDPゴシック"/>
                 <w:b w:val="0"/>
-                <w:sz w:val="18"/>
+                <w:i w:val="0"/>
+                <w:sz w:val="22"/>
               </w:rPr>
               <w:t>小野町_見える化_推計が通りました_20260928.docx</w:t>
             </w:r>
@@ -2339,19 +2510,19 @@
         </w:tc>
         <w:tc>
           <w:tcPr>
-            <w:tcW w:type="dxa" w:w="2160"/>
+            <w:tcW w:type="dxa" w:w="1391"/>
+            <w:vAlign w:val="center"/>
           </w:tcPr>
           <w:p>
+            <w:pPr>
+              <w:spacing w:before="20" w:after="20"/>
+            </w:pPr>
             <w:r>
               <w:rPr>
-                <w:sz w:val="18"/>
-              </w:rPr>
-            </w:r>
-            <w:r>
-              <w:rPr>
-                <w:rFonts w:ascii="游明朝" w:hAnsi="游明朝" w:eastAsia="游明朝"/>
+                <w:rFonts w:ascii="BIZ UDPゴシック" w:hAnsi="BIZ UDPゴシック" w:eastAsia="BIZ UDPゴシック"/>
                 <w:b w:val="0"/>
-                <w:sz w:val="18"/>
+                <w:i w:val="0"/>
+                <w:sz w:val="22"/>
               </w:rPr>
               <w:t>9月28日</w:t>
             </w:r>
@@ -2359,19 +2530,19 @@
         </w:tc>
         <w:tc>
           <w:tcPr>
-            <w:tcW w:type="dxa" w:w="2160"/>
+            <w:tcW w:type="dxa" w:w="4014"/>
+            <w:vAlign w:val="center"/>
           </w:tcPr>
           <w:p>
+            <w:pPr>
+              <w:spacing w:before="20" w:after="20"/>
+            </w:pPr>
             <w:r>
               <w:rPr>
-                <w:sz w:val="18"/>
-              </w:rPr>
-            </w:r>
-            <w:r>
-              <w:rPr>
-                <w:rFonts w:ascii="游明朝" w:hAnsi="游明朝" w:eastAsia="游明朝"/>
+                <w:rFonts w:ascii="BIZ UDPゴシック" w:hAnsi="BIZ UDPゴシック" w:eastAsia="BIZ UDPゴシック"/>
                 <w:b/>
-                <w:sz w:val="18"/>
+                <w:i w:val="0"/>
+                <w:sz w:val="22"/>
               </w:rPr>
               <w:t>推計の結果と当方の算定との突合。算式の訂正を含む</w:t>
             </w:r>
@@ -2381,19 +2552,19 @@
       <w:tr>
         <w:tc>
           <w:tcPr>
-            <w:tcW w:type="dxa" w:w="2160"/>
+            <w:tcW w:type="dxa" w:w="1212"/>
+            <w:vAlign w:val="center"/>
           </w:tcPr>
           <w:p>
+            <w:pPr>
+              <w:spacing w:before="20" w:after="20"/>
+            </w:pPr>
             <w:r>
               <w:rPr>
-                <w:sz w:val="18"/>
-              </w:rPr>
-            </w:r>
-            <w:r>
-              <w:rPr>
-                <w:rFonts w:ascii="游明朝" w:hAnsi="游明朝" w:eastAsia="游明朝"/>
+                <w:rFonts w:ascii="BIZ UDPゴシック" w:hAnsi="BIZ UDPゴシック" w:eastAsia="BIZ UDPゴシック"/>
                 <w:b w:val="0"/>
-                <w:sz w:val="18"/>
+                <w:i w:val="0"/>
+                <w:sz w:val="22"/>
               </w:rPr>
               <w:t>3</w:t>
             </w:r>
@@ -2401,19 +2572,19 @@
         </w:tc>
         <w:tc>
           <w:tcPr>
-            <w:tcW w:type="dxa" w:w="2160"/>
+            <w:tcW w:type="dxa" w:w="3021"/>
+            <w:vAlign w:val="center"/>
           </w:tcPr>
           <w:p>
+            <w:pPr>
+              <w:spacing w:before="20" w:after="20"/>
+            </w:pPr>
             <w:r>
               <w:rPr>
-                <w:sz w:val="18"/>
-              </w:rPr>
-            </w:r>
-            <w:r>
-              <w:rPr>
-                <w:rFonts w:ascii="游明朝" w:hAnsi="游明朝" w:eastAsia="游明朝"/>
+                <w:rFonts w:ascii="BIZ UDPゴシック" w:hAnsi="BIZ UDPゴシック" w:eastAsia="BIZ UDPゴシック"/>
                 <w:b w:val="0"/>
-                <w:sz w:val="18"/>
+                <w:i w:val="0"/>
+                <w:sz w:val="22"/>
               </w:rPr>
               <w:t>小野町_見える化_システムとの突合_20260928.xlsx</w:t>
             </w:r>
@@ -2421,19 +2592,19 @@
         </w:tc>
         <w:tc>
           <w:tcPr>
-            <w:tcW w:type="dxa" w:w="2160"/>
+            <w:tcW w:type="dxa" w:w="1391"/>
+            <w:vAlign w:val="center"/>
           </w:tcPr>
           <w:p>
+            <w:pPr>
+              <w:spacing w:before="20" w:after="20"/>
+            </w:pPr>
             <w:r>
               <w:rPr>
-                <w:sz w:val="18"/>
-              </w:rPr>
-            </w:r>
-            <w:r>
-              <w:rPr>
-                <w:rFonts w:ascii="游明朝" w:hAnsi="游明朝" w:eastAsia="游明朝"/>
+                <w:rFonts w:ascii="BIZ UDPゴシック" w:hAnsi="BIZ UDPゴシック" w:eastAsia="BIZ UDPゴシック"/>
                 <w:b w:val="0"/>
-                <w:sz w:val="18"/>
+                <w:i w:val="0"/>
+                <w:sz w:val="22"/>
               </w:rPr>
               <w:t>9月28日</w:t>
             </w:r>
@@ -2441,19 +2612,19 @@
         </w:tc>
         <w:tc>
           <w:tcPr>
-            <w:tcW w:type="dxa" w:w="2160"/>
+            <w:tcW w:type="dxa" w:w="4014"/>
+            <w:vAlign w:val="center"/>
           </w:tcPr>
           <w:p>
+            <w:pPr>
+              <w:spacing w:before="20" w:after="20"/>
+            </w:pPr>
             <w:r>
               <w:rPr>
-                <w:sz w:val="18"/>
-              </w:rPr>
-            </w:r>
-            <w:r>
-              <w:rPr>
-                <w:rFonts w:ascii="游明朝" w:hAnsi="游明朝" w:eastAsia="游明朝"/>
+                <w:rFonts w:ascii="BIZ UDPゴシック" w:hAnsi="BIZ UDPゴシック" w:eastAsia="BIZ UDPゴシック"/>
                 <w:b w:val="0"/>
-                <w:sz w:val="18"/>
+                <w:i w:val="0"/>
+                <w:sz w:val="22"/>
               </w:rPr>
               <w:t>同上の計数編</w:t>
             </w:r>
@@ -2463,19 +2634,19 @@
       <w:tr>
         <w:tc>
           <w:tcPr>
-            <w:tcW w:type="dxa" w:w="2160"/>
+            <w:tcW w:type="dxa" w:w="1212"/>
+            <w:vAlign w:val="center"/>
           </w:tcPr>
           <w:p>
+            <w:pPr>
+              <w:spacing w:before="20" w:after="20"/>
+            </w:pPr>
             <w:r>
               <w:rPr>
-                <w:sz w:val="18"/>
-              </w:rPr>
-            </w:r>
-            <w:r>
-              <w:rPr>
-                <w:rFonts w:ascii="游明朝" w:hAnsi="游明朝" w:eastAsia="游明朝"/>
+                <w:rFonts w:ascii="BIZ UDPゴシック" w:hAnsi="BIZ UDPゴシック" w:eastAsia="BIZ UDPゴシック"/>
                 <w:b w:val="0"/>
-                <w:sz w:val="18"/>
+                <w:i w:val="0"/>
+                <w:sz w:val="22"/>
               </w:rPr>
               <w:t>4</w:t>
             </w:r>
@@ -2483,19 +2654,19 @@
         </w:tc>
         <w:tc>
           <w:tcPr>
-            <w:tcW w:type="dxa" w:w="2160"/>
+            <w:tcW w:type="dxa" w:w="3021"/>
+            <w:vAlign w:val="center"/>
           </w:tcPr>
           <w:p>
+            <w:pPr>
+              <w:spacing w:before="20" w:after="20"/>
+            </w:pPr>
             <w:r>
               <w:rPr>
-                <w:sz w:val="18"/>
-              </w:rPr>
-            </w:r>
-            <w:r>
-              <w:rPr>
-                <w:rFonts w:ascii="游明朝" w:hAnsi="游明朝" w:eastAsia="游明朝"/>
+                <w:rFonts w:ascii="BIZ UDPゴシック" w:hAnsi="BIZ UDPゴシック" w:eastAsia="BIZ UDPゴシック"/>
                 <w:b w:val="0"/>
-                <w:sz w:val="18"/>
+                <w:i w:val="0"/>
+                <w:sz w:val="22"/>
               </w:rPr>
               <w:t>小野町_第10期_サービス見込量の算定結果_20260925.docx</w:t>
             </w:r>
@@ -2503,19 +2674,19 @@
         </w:tc>
         <w:tc>
           <w:tcPr>
-            <w:tcW w:type="dxa" w:w="2160"/>
+            <w:tcW w:type="dxa" w:w="1391"/>
+            <w:vAlign w:val="center"/>
           </w:tcPr>
           <w:p>
+            <w:pPr>
+              <w:spacing w:before="20" w:after="20"/>
+            </w:pPr>
             <w:r>
               <w:rPr>
-                <w:sz w:val="18"/>
-              </w:rPr>
-            </w:r>
-            <w:r>
-              <w:rPr>
-                <w:rFonts w:ascii="游明朝" w:hAnsi="游明朝" w:eastAsia="游明朝"/>
+                <w:rFonts w:ascii="BIZ UDPゴシック" w:hAnsi="BIZ UDPゴシック" w:eastAsia="BIZ UDPゴシック"/>
                 <w:b w:val="0"/>
-                <w:sz w:val="18"/>
+                <w:i w:val="0"/>
+                <w:sz w:val="22"/>
               </w:rPr>
               <w:t>9月25日</w:t>
             </w:r>
@@ -2523,19 +2694,19 @@
         </w:tc>
         <w:tc>
           <w:tcPr>
-            <w:tcW w:type="dxa" w:w="2160"/>
+            <w:tcW w:type="dxa" w:w="4014"/>
+            <w:vAlign w:val="center"/>
           </w:tcPr>
           <w:p>
+            <w:pPr>
+              <w:spacing w:before="20" w:after="20"/>
+            </w:pPr>
             <w:r>
               <w:rPr>
-                <w:sz w:val="18"/>
-              </w:rPr>
-            </w:r>
-            <w:r>
-              <w:rPr>
-                <w:rFonts w:ascii="游明朝" w:hAnsi="游明朝" w:eastAsia="游明朝"/>
+                <w:rFonts w:ascii="BIZ UDPゴシック" w:hAnsi="BIZ UDPゴシック" w:eastAsia="BIZ UDPゴシック"/>
                 <w:b/>
-                <w:sz w:val="18"/>
+                <w:i w:val="0"/>
+                <w:sz w:val="22"/>
               </w:rPr>
               <w:t>見込量と保険料の算定確定メモ（訂正を反映して作り直し済み）</w:t>
             </w:r>
@@ -2545,19 +2716,19 @@
       <w:tr>
         <w:tc>
           <w:tcPr>
-            <w:tcW w:type="dxa" w:w="2160"/>
+            <w:tcW w:type="dxa" w:w="1212"/>
+            <w:vAlign w:val="center"/>
           </w:tcPr>
           <w:p>
+            <w:pPr>
+              <w:spacing w:before="20" w:after="20"/>
+            </w:pPr>
             <w:r>
               <w:rPr>
-                <w:sz w:val="18"/>
-              </w:rPr>
-            </w:r>
-            <w:r>
-              <w:rPr>
-                <w:rFonts w:ascii="游明朝" w:hAnsi="游明朝" w:eastAsia="游明朝"/>
+                <w:rFonts w:ascii="BIZ UDPゴシック" w:hAnsi="BIZ UDPゴシック" w:eastAsia="BIZ UDPゴシック"/>
                 <w:b w:val="0"/>
-                <w:sz w:val="18"/>
+                <w:i w:val="0"/>
+                <w:sz w:val="22"/>
               </w:rPr>
               <w:t>5</w:t>
             </w:r>
@@ -2565,19 +2736,19 @@
         </w:tc>
         <w:tc>
           <w:tcPr>
-            <w:tcW w:type="dxa" w:w="2160"/>
+            <w:tcW w:type="dxa" w:w="3021"/>
+            <w:vAlign w:val="center"/>
           </w:tcPr>
           <w:p>
+            <w:pPr>
+              <w:spacing w:before="20" w:after="20"/>
+            </w:pPr>
             <w:r>
               <w:rPr>
-                <w:sz w:val="18"/>
-              </w:rPr>
-            </w:r>
-            <w:r>
-              <w:rPr>
-                <w:rFonts w:ascii="游明朝" w:hAnsi="游明朝" w:eastAsia="游明朝"/>
+                <w:rFonts w:ascii="BIZ UDPゴシック" w:hAnsi="BIZ UDPゴシック" w:eastAsia="BIZ UDPゴシック"/>
                 <w:b w:val="0"/>
-                <w:sz w:val="18"/>
+                <w:i w:val="0"/>
+                <w:sz w:val="22"/>
               </w:rPr>
               <w:t>小野町_第10期_サービス見込量_20260925.xlsx</w:t>
             </w:r>
@@ -2585,19 +2756,19 @@
         </w:tc>
         <w:tc>
           <w:tcPr>
-            <w:tcW w:type="dxa" w:w="2160"/>
+            <w:tcW w:type="dxa" w:w="1391"/>
+            <w:vAlign w:val="center"/>
           </w:tcPr>
           <w:p>
+            <w:pPr>
+              <w:spacing w:before="20" w:after="20"/>
+            </w:pPr>
             <w:r>
               <w:rPr>
-                <w:sz w:val="18"/>
-              </w:rPr>
-            </w:r>
-            <w:r>
-              <w:rPr>
-                <w:rFonts w:ascii="游明朝" w:hAnsi="游明朝" w:eastAsia="游明朝"/>
+                <w:rFonts w:ascii="BIZ UDPゴシック" w:hAnsi="BIZ UDPゴシック" w:eastAsia="BIZ UDPゴシック"/>
                 <w:b w:val="0"/>
-                <w:sz w:val="18"/>
+                <w:i w:val="0"/>
+                <w:sz w:val="22"/>
               </w:rPr>
               <w:t>9月25日</w:t>
             </w:r>
@@ -2605,19 +2776,19 @@
         </w:tc>
         <w:tc>
           <w:tcPr>
-            <w:tcW w:type="dxa" w:w="2160"/>
+            <w:tcW w:type="dxa" w:w="4014"/>
+            <w:vAlign w:val="center"/>
           </w:tcPr>
           <w:p>
+            <w:pPr>
+              <w:spacing w:before="20" w:after="20"/>
+            </w:pPr>
             <w:r>
               <w:rPr>
-                <w:sz w:val="18"/>
-              </w:rPr>
-            </w:r>
-            <w:r>
-              <w:rPr>
-                <w:rFonts w:ascii="游明朝" w:hAnsi="游明朝" w:eastAsia="游明朝"/>
+                <w:rFonts w:ascii="BIZ UDPゴシック" w:hAnsi="BIZ UDPゴシック" w:eastAsia="BIZ UDPゴシック"/>
                 <w:b w:val="0"/>
-                <w:sz w:val="18"/>
+                <w:i w:val="0"/>
+                <w:sz w:val="22"/>
               </w:rPr>
               <w:t>サービス別・年度別の見込量</w:t>
             </w:r>
@@ -2627,19 +2798,19 @@
       <w:tr>
         <w:tc>
           <w:tcPr>
-            <w:tcW w:type="dxa" w:w="2160"/>
+            <w:tcW w:type="dxa" w:w="1212"/>
+            <w:vAlign w:val="center"/>
           </w:tcPr>
           <w:p>
+            <w:pPr>
+              <w:spacing w:before="20" w:after="20"/>
+            </w:pPr>
             <w:r>
               <w:rPr>
-                <w:sz w:val="18"/>
-              </w:rPr>
-            </w:r>
-            <w:r>
-              <w:rPr>
-                <w:rFonts w:ascii="游明朝" w:hAnsi="游明朝" w:eastAsia="游明朝"/>
+                <w:rFonts w:ascii="BIZ UDPゴシック" w:hAnsi="BIZ UDPゴシック" w:eastAsia="BIZ UDPゴシック"/>
                 <w:b w:val="0"/>
-                <w:sz w:val="18"/>
+                <w:i w:val="0"/>
+                <w:sz w:val="22"/>
               </w:rPr>
               <w:t>6</w:t>
             </w:r>
@@ -2647,19 +2818,19 @@
         </w:tc>
         <w:tc>
           <w:tcPr>
-            <w:tcW w:type="dxa" w:w="2160"/>
+            <w:tcW w:type="dxa" w:w="3021"/>
+            <w:vAlign w:val="center"/>
           </w:tcPr>
           <w:p>
+            <w:pPr>
+              <w:spacing w:before="20" w:after="20"/>
+            </w:pPr>
             <w:r>
               <w:rPr>
-                <w:sz w:val="18"/>
-              </w:rPr>
-            </w:r>
-            <w:r>
-              <w:rPr>
-                <w:rFonts w:ascii="游明朝" w:hAnsi="游明朝" w:eastAsia="游明朝"/>
+                <w:rFonts w:ascii="BIZ UDPゴシック" w:hAnsi="BIZ UDPゴシック" w:eastAsia="BIZ UDPゴシック"/>
                 <w:b w:val="0"/>
-                <w:sz w:val="18"/>
+                <w:i w:val="0"/>
+                <w:sz w:val="22"/>
               </w:rPr>
               <w:t>小野町高齢者保健福祉計画_第10期介護保険事業計画_素案_第6版_20260928.docx</w:t>
             </w:r>
@@ -2667,19 +2838,19 @@
         </w:tc>
         <w:tc>
           <w:tcPr>
-            <w:tcW w:type="dxa" w:w="2160"/>
+            <w:tcW w:type="dxa" w:w="1391"/>
+            <w:vAlign w:val="center"/>
           </w:tcPr>
           <w:p>
+            <w:pPr>
+              <w:spacing w:before="20" w:after="20"/>
+            </w:pPr>
             <w:r>
               <w:rPr>
-                <w:sz w:val="18"/>
-              </w:rPr>
-            </w:r>
-            <w:r>
-              <w:rPr>
-                <w:rFonts w:ascii="游明朝" w:hAnsi="游明朝" w:eastAsia="游明朝"/>
+                <w:rFonts w:ascii="BIZ UDPゴシック" w:hAnsi="BIZ UDPゴシック" w:eastAsia="BIZ UDPゴシック"/>
                 <w:b/>
-                <w:sz w:val="18"/>
+                <w:i w:val="0"/>
+                <w:sz w:val="22"/>
               </w:rPr>
               <w:t>9月28日</w:t>
             </w:r>
@@ -2687,27 +2858,28 @@
         </w:tc>
         <w:tc>
           <w:tcPr>
-            <w:tcW w:type="dxa" w:w="2160"/>
+            <w:tcW w:type="dxa" w:w="4014"/>
+            <w:vAlign w:val="center"/>
           </w:tcPr>
           <w:p>
+            <w:pPr>
+              <w:spacing w:before="20" w:after="20"/>
+            </w:pPr>
             <w:r>
               <w:rPr>
-                <w:sz w:val="18"/>
-              </w:rPr>
-            </w:r>
-            <w:r>
-              <w:rPr>
-                <w:rFonts w:ascii="游明朝" w:hAnsi="游明朝" w:eastAsia="游明朝"/>
+                <w:rFonts w:ascii="BIZ UDPゴシック" w:hAnsi="BIZ UDPゴシック" w:eastAsia="BIZ UDPゴシック"/>
                 <w:b/>
-                <w:sz w:val="18"/>
+                <w:i w:val="0"/>
+                <w:sz w:val="22"/>
               </w:rPr>
               <w:t>第6版。第4章④に見える化システムとの突合を加え、保険料のケースに見える化ケースを追加した。</w:t>
             </w:r>
             <w:r>
               <w:rPr>
-                <w:rFonts w:ascii="游明朝" w:hAnsi="游明朝" w:eastAsia="游明朝"/>
+                <w:rFonts w:ascii="BIZ UDPゴシック" w:hAnsi="BIZ UDPゴシック" w:eastAsia="BIZ UDPゴシック"/>
                 <w:b w:val="0"/>
-                <w:sz w:val="18"/>
+                <w:i w:val="0"/>
+                <w:sz w:val="22"/>
               </w:rPr>
               <w:t>未確定94箇所（町データ待ち39／協議会で設定39／決定後に記載12／見える化出力待ち4）</w:t>
             </w:r>
@@ -2717,19 +2889,19 @@
       <w:tr>
         <w:tc>
           <w:tcPr>
-            <w:tcW w:type="dxa" w:w="2160"/>
+            <w:tcW w:type="dxa" w:w="1212"/>
+            <w:vAlign w:val="center"/>
           </w:tcPr>
           <w:p>
+            <w:pPr>
+              <w:spacing w:before="20" w:after="20"/>
+            </w:pPr>
             <w:r>
               <w:rPr>
-                <w:sz w:val="18"/>
-              </w:rPr>
-            </w:r>
-            <w:r>
-              <w:rPr>
-                <w:rFonts w:ascii="游明朝" w:hAnsi="游明朝" w:eastAsia="游明朝"/>
+                <w:rFonts w:ascii="BIZ UDPゴシック" w:hAnsi="BIZ UDPゴシック" w:eastAsia="BIZ UDPゴシック"/>
                 <w:b w:val="0"/>
-                <w:sz w:val="18"/>
+                <w:i w:val="0"/>
+                <w:sz w:val="22"/>
               </w:rPr>
               <w:t>7</w:t>
             </w:r>
@@ -2737,19 +2909,19 @@
         </w:tc>
         <w:tc>
           <w:tcPr>
-            <w:tcW w:type="dxa" w:w="2160"/>
+            <w:tcW w:type="dxa" w:w="3021"/>
+            <w:vAlign w:val="center"/>
           </w:tcPr>
           <w:p>
+            <w:pPr>
+              <w:spacing w:before="20" w:after="20"/>
+            </w:pPr>
             <w:r>
               <w:rPr>
-                <w:sz w:val="18"/>
-              </w:rPr>
-            </w:r>
-            <w:r>
-              <w:rPr>
-                <w:rFonts w:ascii="游明朝" w:hAnsi="游明朝" w:eastAsia="游明朝"/>
+                <w:rFonts w:ascii="BIZ UDPゴシック" w:hAnsi="BIZ UDPゴシック" w:eastAsia="BIZ UDPゴシック"/>
                 <w:b w:val="0"/>
-                <w:sz w:val="18"/>
+                <w:i w:val="0"/>
+                <w:sz w:val="22"/>
               </w:rPr>
               <w:t>小野町高齢者保健福祉計画_第10期介護保険事業計画_骨子案_第3版_20260804.docx</w:t>
             </w:r>
@@ -2757,19 +2929,19 @@
         </w:tc>
         <w:tc>
           <w:tcPr>
-            <w:tcW w:type="dxa" w:w="2160"/>
+            <w:tcW w:type="dxa" w:w="1391"/>
+            <w:vAlign w:val="center"/>
           </w:tcPr>
           <w:p>
+            <w:pPr>
+              <w:spacing w:before="20" w:after="20"/>
+            </w:pPr>
             <w:r>
               <w:rPr>
-                <w:sz w:val="18"/>
-              </w:rPr>
-            </w:r>
-            <w:r>
-              <w:rPr>
-                <w:rFonts w:ascii="游明朝" w:hAnsi="游明朝" w:eastAsia="游明朝"/>
+                <w:rFonts w:ascii="BIZ UDPゴシック" w:hAnsi="BIZ UDPゴシック" w:eastAsia="BIZ UDPゴシック"/>
                 <w:b w:val="0"/>
-                <w:sz w:val="18"/>
+                <w:i w:val="0"/>
+                <w:sz w:val="22"/>
               </w:rPr>
               <w:t>8月4日</w:t>
             </w:r>
@@ -2777,19 +2949,19 @@
         </w:tc>
         <w:tc>
           <w:tcPr>
-            <w:tcW w:type="dxa" w:w="2160"/>
+            <w:tcW w:type="dxa" w:w="4014"/>
+            <w:vAlign w:val="center"/>
           </w:tcPr>
           <w:p>
+            <w:pPr>
+              <w:spacing w:before="20" w:after="20"/>
+            </w:pPr>
             <w:r>
               <w:rPr>
-                <w:sz w:val="18"/>
-              </w:rPr>
-            </w:r>
-            <w:r>
-              <w:rPr>
-                <w:rFonts w:ascii="游明朝" w:hAnsi="游明朝" w:eastAsia="游明朝"/>
+                <w:rFonts w:ascii="BIZ UDPゴシック" w:hAnsi="BIZ UDPゴシック" w:eastAsia="BIZ UDPゴシック"/>
                 <w:b w:val="0"/>
-                <w:sz w:val="18"/>
+                <w:i w:val="0"/>
+                <w:sz w:val="22"/>
               </w:rPr>
               <w:t>協議会第2回でお諮りするもの</w:t>
             </w:r>
@@ -2799,19 +2971,19 @@
       <w:tr>
         <w:tc>
           <w:tcPr>
-            <w:tcW w:type="dxa" w:w="2160"/>
+            <w:tcW w:type="dxa" w:w="1212"/>
+            <w:vAlign w:val="center"/>
           </w:tcPr>
           <w:p>
+            <w:pPr>
+              <w:spacing w:before="20" w:after="20"/>
+            </w:pPr>
             <w:r>
               <w:rPr>
-                <w:sz w:val="18"/>
-              </w:rPr>
-            </w:r>
-            <w:r>
-              <w:rPr>
-                <w:rFonts w:ascii="游明朝" w:hAnsi="游明朝" w:eastAsia="游明朝"/>
+                <w:rFonts w:ascii="BIZ UDPゴシック" w:hAnsi="BIZ UDPゴシック" w:eastAsia="BIZ UDPゴシック"/>
                 <w:b w:val="0"/>
-                <w:sz w:val="18"/>
+                <w:i w:val="0"/>
+                <w:sz w:val="22"/>
               </w:rPr>
               <w:t>8</w:t>
             </w:r>
@@ -2819,19 +2991,19 @@
         </w:tc>
         <w:tc>
           <w:tcPr>
-            <w:tcW w:type="dxa" w:w="2160"/>
+            <w:tcW w:type="dxa" w:w="3021"/>
+            <w:vAlign w:val="center"/>
           </w:tcPr>
           <w:p>
+            <w:pPr>
+              <w:spacing w:before="20" w:after="20"/>
+            </w:pPr>
             <w:r>
               <w:rPr>
-                <w:sz w:val="18"/>
-              </w:rPr>
-            </w:r>
-            <w:r>
-              <w:rPr>
-                <w:rFonts w:ascii="游明朝" w:hAnsi="游明朝" w:eastAsia="游明朝"/>
+                <w:rFonts w:ascii="BIZ UDPゴシック" w:hAnsi="BIZ UDPゴシック" w:eastAsia="BIZ UDPゴシック"/>
                 <w:b w:val="0"/>
-                <w:sz w:val="18"/>
+                <w:i w:val="0"/>
+                <w:sz w:val="22"/>
               </w:rPr>
               <w:t>小野町高齢者福祉サービス推進協議会資料_第9期計画の評価と令和7年度調査結果_20260928.docx</w:t>
             </w:r>
@@ -2839,19 +3011,19 @@
         </w:tc>
         <w:tc>
           <w:tcPr>
-            <w:tcW w:type="dxa" w:w="2160"/>
+            <w:tcW w:type="dxa" w:w="1391"/>
+            <w:vAlign w:val="center"/>
           </w:tcPr>
           <w:p>
+            <w:pPr>
+              <w:spacing w:before="20" w:after="20"/>
+            </w:pPr>
             <w:r>
               <w:rPr>
-                <w:sz w:val="18"/>
-              </w:rPr>
-            </w:r>
-            <w:r>
-              <w:rPr>
-                <w:rFonts w:ascii="游明朝" w:hAnsi="游明朝" w:eastAsia="游明朝"/>
+                <w:rFonts w:ascii="BIZ UDPゴシック" w:hAnsi="BIZ UDPゴシック" w:eastAsia="BIZ UDPゴシック"/>
                 <w:b/>
-                <w:sz w:val="18"/>
+                <w:i w:val="0"/>
+                <w:sz w:val="22"/>
               </w:rPr>
               <w:t>9月28日</w:t>
             </w:r>
@@ -2859,27 +3031,28 @@
         </w:tc>
         <w:tc>
           <w:tcPr>
-            <w:tcW w:type="dxa" w:w="2160"/>
+            <w:tcW w:type="dxa" w:w="4014"/>
+            <w:vAlign w:val="center"/>
           </w:tcPr>
           <w:p>
+            <w:pPr>
+              <w:spacing w:before="20" w:after="20"/>
+            </w:pPr>
             <w:r>
               <w:rPr>
-                <w:sz w:val="18"/>
-              </w:rPr>
-            </w:r>
-            <w:r>
-              <w:rPr>
-                <w:rFonts w:ascii="游明朝" w:hAnsi="游明朝" w:eastAsia="游明朝"/>
+                <w:rFonts w:ascii="BIZ UDPゴシック" w:hAnsi="BIZ UDPゴシック" w:eastAsia="BIZ UDPゴシック"/>
                 <w:b/>
-                <w:sz w:val="18"/>
+                <w:i w:val="0"/>
+                <w:sz w:val="22"/>
               </w:rPr>
               <w:t>協議会第1回の資料（第2版）。年報により第9期の実績を確定させ、次回お諮りする保険料2案を明記した。</w:t>
             </w:r>
             <w:r>
               <w:rPr>
-                <w:rFonts w:ascii="游明朝" w:hAnsi="游明朝" w:eastAsia="游明朝"/>
+                <w:rFonts w:ascii="BIZ UDPゴシック" w:hAnsi="BIZ UDPゴシック" w:eastAsia="BIZ UDPゴシック"/>
                 <w:b/>
-                <w:sz w:val="18"/>
+                <w:i w:val="0"/>
+                <w:sz w:val="22"/>
               </w:rPr>
               <w:t>開催日が決まり次第お出しできます</w:t>
             </w:r>
@@ -2889,19 +3062,19 @@
       <w:tr>
         <w:tc>
           <w:tcPr>
-            <w:tcW w:type="dxa" w:w="2160"/>
+            <w:tcW w:type="dxa" w:w="1212"/>
+            <w:vAlign w:val="center"/>
           </w:tcPr>
           <w:p>
+            <w:pPr>
+              <w:spacing w:before="20" w:after="20"/>
+            </w:pPr>
             <w:r>
               <w:rPr>
-                <w:sz w:val="18"/>
-              </w:rPr>
-            </w:r>
-            <w:r>
-              <w:rPr>
-                <w:rFonts w:ascii="游明朝" w:hAnsi="游明朝" w:eastAsia="游明朝"/>
+                <w:rFonts w:ascii="BIZ UDPゴシック" w:hAnsi="BIZ UDPゴシック" w:eastAsia="BIZ UDPゴシック"/>
                 <w:b w:val="0"/>
-                <w:sz w:val="18"/>
+                <w:i w:val="0"/>
+                <w:sz w:val="22"/>
               </w:rPr>
               <w:t>9</w:t>
             </w:r>
@@ -2909,19 +3082,19 @@
         </w:tc>
         <w:tc>
           <w:tcPr>
-            <w:tcW w:type="dxa" w:w="2160"/>
+            <w:tcW w:type="dxa" w:w="3021"/>
+            <w:vAlign w:val="center"/>
           </w:tcPr>
           <w:p>
+            <w:pPr>
+              <w:spacing w:before="20" w:after="20"/>
+            </w:pPr>
             <w:r>
               <w:rPr>
-                <w:sz w:val="18"/>
-              </w:rPr>
-            </w:r>
-            <w:r>
-              <w:rPr>
-                <w:rFonts w:ascii="游明朝" w:hAnsi="游明朝" w:eastAsia="游明朝"/>
+                <w:rFonts w:ascii="BIZ UDPゴシック" w:hAnsi="BIZ UDPゴシック" w:eastAsia="BIZ UDPゴシック"/>
                 <w:b w:val="0"/>
-                <w:sz w:val="18"/>
+                <w:i w:val="0"/>
+                <w:sz w:val="22"/>
               </w:rPr>
               <w:t>小野町_見える化_コメント案_20260925.xlsx</w:t>
             </w:r>
@@ -2929,19 +3102,19 @@
         </w:tc>
         <w:tc>
           <w:tcPr>
-            <w:tcW w:type="dxa" w:w="2160"/>
+            <w:tcW w:type="dxa" w:w="1391"/>
+            <w:vAlign w:val="center"/>
           </w:tcPr>
           <w:p>
+            <w:pPr>
+              <w:spacing w:before="20" w:after="20"/>
+            </w:pPr>
             <w:r>
               <w:rPr>
-                <w:sz w:val="18"/>
-              </w:rPr>
-            </w:r>
-            <w:r>
-              <w:rPr>
-                <w:rFonts w:ascii="游明朝" w:hAnsi="游明朝" w:eastAsia="游明朝"/>
+                <w:rFonts w:ascii="BIZ UDPゴシック" w:hAnsi="BIZ UDPゴシック" w:eastAsia="BIZ UDPゴシック"/>
                 <w:b w:val="0"/>
-                <w:sz w:val="18"/>
+                <w:i w:val="0"/>
+                <w:sz w:val="22"/>
               </w:rPr>
               <w:t>9月25日</w:t>
             </w:r>
@@ -2949,19 +3122,19 @@
         </w:tc>
         <w:tc>
           <w:tcPr>
-            <w:tcW w:type="dxa" w:w="2160"/>
+            <w:tcW w:type="dxa" w:w="4014"/>
+            <w:vAlign w:val="center"/>
           </w:tcPr>
           <w:p>
+            <w:pPr>
+              <w:spacing w:before="20" w:after="20"/>
+            </w:pPr>
             <w:r>
               <w:rPr>
-                <w:sz w:val="18"/>
-              </w:rPr>
-            </w:r>
-            <w:r>
-              <w:rPr>
-                <w:rFonts w:ascii="游明朝" w:hAnsi="游明朝" w:eastAsia="游明朝"/>
+                <w:rFonts w:ascii="BIZ UDPゴシック" w:hAnsi="BIZ UDPゴシック" w:eastAsia="BIZ UDPゴシック"/>
                 <w:b/>
-                <w:sz w:val="18"/>
+                <w:i w:val="0"/>
+                <w:sz w:val="22"/>
               </w:rPr>
               <w:t>記述欄15か所の記入案。伸びは①〜④から選ばれたのでB案をお使いください</w:t>
             </w:r>
@@ -2971,19 +3144,19 @@
       <w:tr>
         <w:tc>
           <w:tcPr>
-            <w:tcW w:type="dxa" w:w="2160"/>
+            <w:tcW w:type="dxa" w:w="1212"/>
+            <w:vAlign w:val="center"/>
           </w:tcPr>
           <w:p>
+            <w:pPr>
+              <w:spacing w:before="20" w:after="20"/>
+            </w:pPr>
             <w:r>
               <w:rPr>
-                <w:sz w:val="18"/>
-              </w:rPr>
-            </w:r>
-            <w:r>
-              <w:rPr>
-                <w:rFonts w:ascii="游明朝" w:hAnsi="游明朝" w:eastAsia="游明朝"/>
+                <w:rFonts w:ascii="BIZ UDPゴシック" w:hAnsi="BIZ UDPゴシック" w:eastAsia="BIZ UDPゴシック"/>
                 <w:b w:val="0"/>
-                <w:sz w:val="18"/>
+                <w:i w:val="0"/>
+                <w:sz w:val="22"/>
               </w:rPr>
               <w:t>10</w:t>
             </w:r>
@@ -2991,19 +3164,19 @@
         </w:tc>
         <w:tc>
           <w:tcPr>
-            <w:tcW w:type="dxa" w:w="2160"/>
+            <w:tcW w:type="dxa" w:w="3021"/>
+            <w:vAlign w:val="center"/>
           </w:tcPr>
           <w:p>
+            <w:pPr>
+              <w:spacing w:before="20" w:after="20"/>
+            </w:pPr>
             <w:r>
               <w:rPr>
-                <w:sz w:val="18"/>
-              </w:rPr>
-            </w:r>
-            <w:r>
-              <w:rPr>
-                <w:rFonts w:ascii="游明朝" w:hAnsi="游明朝" w:eastAsia="游明朝"/>
+                <w:rFonts w:ascii="BIZ UDPゴシック" w:hAnsi="BIZ UDPゴシック" w:eastAsia="BIZ UDPゴシック"/>
                 <w:b w:val="0"/>
-                <w:sz w:val="18"/>
+                <w:i w:val="0"/>
+                <w:sz w:val="22"/>
               </w:rPr>
               <w:t>小野町_追加データ依頼票_見込量算定_20260915.xlsx</w:t>
             </w:r>
@@ -3011,19 +3184,19 @@
         </w:tc>
         <w:tc>
           <w:tcPr>
-            <w:tcW w:type="dxa" w:w="2160"/>
+            <w:tcW w:type="dxa" w:w="1391"/>
+            <w:vAlign w:val="center"/>
           </w:tcPr>
           <w:p>
+            <w:pPr>
+              <w:spacing w:before="20" w:after="20"/>
+            </w:pPr>
             <w:r>
               <w:rPr>
-                <w:sz w:val="18"/>
-              </w:rPr>
-            </w:r>
-            <w:r>
-              <w:rPr>
-                <w:rFonts w:ascii="游明朝" w:hAnsi="游明朝" w:eastAsia="游明朝"/>
+                <w:rFonts w:ascii="BIZ UDPゴシック" w:hAnsi="BIZ UDPゴシック" w:eastAsia="BIZ UDPゴシック"/>
                 <w:b w:val="0"/>
-                <w:sz w:val="18"/>
+                <w:i w:val="0"/>
+                <w:sz w:val="22"/>
               </w:rPr>
               <w:t>9月15日</w:t>
             </w:r>
@@ -3031,19 +3204,19 @@
         </w:tc>
         <w:tc>
           <w:tcPr>
-            <w:tcW w:type="dxa" w:w="2160"/>
+            <w:tcW w:type="dxa" w:w="4014"/>
+            <w:vAlign w:val="center"/>
           </w:tcPr>
           <w:p>
+            <w:pPr>
+              <w:spacing w:before="20" w:after="20"/>
+            </w:pPr>
             <w:r>
               <w:rPr>
-                <w:sz w:val="18"/>
-              </w:rPr>
-            </w:r>
-            <w:r>
-              <w:rPr>
-                <w:rFonts w:ascii="游明朝" w:hAnsi="游明朝" w:eastAsia="游明朝"/>
+                <w:rFonts w:ascii="BIZ UDPゴシック" w:hAnsi="BIZ UDPゴシック" w:eastAsia="BIZ UDPゴシック"/>
                 <w:b w:val="0"/>
-                <w:sz w:val="18"/>
+                <w:i w:val="0"/>
+                <w:sz w:val="22"/>
               </w:rPr>
               <w:t>本日の「いただきたい資料」の詳細（粒度・様式・基準日）</w:t>
             </w:r>
@@ -3053,19 +3226,19 @@
       <w:tr>
         <w:tc>
           <w:tcPr>
-            <w:tcW w:type="dxa" w:w="2160"/>
+            <w:tcW w:type="dxa" w:w="1212"/>
+            <w:vAlign w:val="center"/>
           </w:tcPr>
           <w:p>
+            <w:pPr>
+              <w:spacing w:before="20" w:after="20"/>
+            </w:pPr>
             <w:r>
               <w:rPr>
-                <w:sz w:val="18"/>
-              </w:rPr>
-            </w:r>
-            <w:r>
-              <w:rPr>
-                <w:rFonts w:ascii="游明朝" w:hAnsi="游明朝" w:eastAsia="游明朝"/>
+                <w:rFonts w:ascii="BIZ UDPゴシック" w:hAnsi="BIZ UDPゴシック" w:eastAsia="BIZ UDPゴシック"/>
                 <w:b w:val="0"/>
-                <w:sz w:val="18"/>
+                <w:i w:val="0"/>
+                <w:sz w:val="22"/>
               </w:rPr>
               <w:t>11</w:t>
             </w:r>
@@ -3073,19 +3246,19 @@
         </w:tc>
         <w:tc>
           <w:tcPr>
-            <w:tcW w:type="dxa" w:w="2160"/>
+            <w:tcW w:type="dxa" w:w="3021"/>
+            <w:vAlign w:val="center"/>
           </w:tcPr>
           <w:p>
+            <w:pPr>
+              <w:spacing w:before="20" w:after="20"/>
+            </w:pPr>
             <w:r>
               <w:rPr>
-                <w:sz w:val="18"/>
-              </w:rPr>
-            </w:r>
-            <w:r>
-              <w:rPr>
-                <w:rFonts w:ascii="游明朝" w:hAnsi="游明朝" w:eastAsia="游明朝"/>
+                <w:rFonts w:ascii="BIZ UDPゴシック" w:hAnsi="BIZ UDPゴシック" w:eastAsia="BIZ UDPゴシック"/>
                 <w:b w:val="0"/>
-                <w:sz w:val="18"/>
+                <w:i w:val="0"/>
+                <w:sz w:val="22"/>
               </w:rPr>
               <w:t>小野町_業務進捗管理表_高齢者_20260915.xlsx</w:t>
             </w:r>
@@ -3093,19 +3266,19 @@
         </w:tc>
         <w:tc>
           <w:tcPr>
-            <w:tcW w:type="dxa" w:w="2160"/>
+            <w:tcW w:type="dxa" w:w="1391"/>
+            <w:vAlign w:val="center"/>
           </w:tcPr>
           <w:p>
+            <w:pPr>
+              <w:spacing w:before="20" w:after="20"/>
+            </w:pPr>
             <w:r>
               <w:rPr>
-                <w:sz w:val="18"/>
-              </w:rPr>
-            </w:r>
-            <w:r>
-              <w:rPr>
-                <w:rFonts w:ascii="游明朝" w:hAnsi="游明朝" w:eastAsia="游明朝"/>
+                <w:rFonts w:ascii="BIZ UDPゴシック" w:hAnsi="BIZ UDPゴシック" w:eastAsia="BIZ UDPゴシック"/>
                 <w:b w:val="0"/>
-                <w:sz w:val="18"/>
+                <w:i w:val="0"/>
+                <w:sz w:val="22"/>
               </w:rPr>
               <w:t>9月15日</w:t>
             </w:r>
@@ -3113,19 +3286,19 @@
         </w:tc>
         <w:tc>
           <w:tcPr>
-            <w:tcW w:type="dxa" w:w="2160"/>
+            <w:tcW w:type="dxa" w:w="4014"/>
+            <w:vAlign w:val="center"/>
           </w:tcPr>
           <w:p>
+            <w:pPr>
+              <w:spacing w:before="20" w:after="20"/>
+            </w:pPr>
             <w:r>
               <w:rPr>
-                <w:sz w:val="18"/>
-              </w:rPr>
-            </w:r>
-            <w:r>
-              <w:rPr>
-                <w:rFonts w:ascii="游明朝" w:hAnsi="游明朝" w:eastAsia="游明朝"/>
+                <w:rFonts w:ascii="BIZ UDPゴシック" w:hAnsi="BIZ UDPゴシック" w:eastAsia="BIZ UDPゴシック"/>
                 <w:b w:val="0"/>
-                <w:sz w:val="18"/>
+                <w:i w:val="0"/>
+                <w:sz w:val="22"/>
               </w:rPr>
               <w:t>作業64件・加重進捗率60.7％</w:t>
             </w:r>
@@ -3133,33 +3306,121 @@
         </w:tc>
       </w:tr>
     </w:tbl>
-    <w:p/>
     <w:p>
+      <w:pPr>
+        <w:spacing w:after="40"/>
+      </w:pPr>
+    </w:p>
+    <w:p>
+      <w:pPr>
+        <w:spacing w:before="40" w:after="160"/>
+        <w:ind w:left="113"/>
+      </w:pPr>
       <w:r>
         <w:rPr>
-          <w:rFonts w:ascii="游明朝" w:hAnsi="游明朝" w:eastAsia="游明朝"/>
+          <w:rFonts w:ascii="BIZ UDPゴシック" w:hAnsi="BIZ UDPゴシック" w:eastAsia="BIZ UDPゴシック"/>
           <w:b w:val="0"/>
-          <w:sz w:val="18"/>
+          <w:i w:val="0"/>
+          <w:sz w:val="16"/>
         </w:rPr>
         <w:t>※ 仕様書8①により、打合せ記録は受託者が作成し町と相互に確認します。</w:t>
       </w:r>
       <w:r>
         <w:rPr>
-          <w:rFonts w:ascii="游明朝" w:hAnsi="游明朝" w:eastAsia="游明朝"/>
+          <w:rFonts w:ascii="BIZ UDPゴシック" w:hAnsi="BIZ UDPゴシック" w:eastAsia="BIZ UDPゴシック"/>
           <w:b/>
-          <w:sz w:val="18"/>
+          <w:i w:val="0"/>
+          <w:sz w:val="16"/>
         </w:rPr>
         <w:t>当日の記録様式を別紙としてお持ちします。</w:t>
       </w:r>
     </w:p>
     <w:sectPr>
-      <w:pgSz w:w="12240" w:h="15840"/>
-      <w:pgMar w:top="1440" w:right="1800" w:bottom="1440" w:left="1800" w:header="720" w:footer="720" w:gutter="0"/>
+      <w:headerReference w:type="default" r:id="rId9"/>
+      <w:footerReference w:type="default" r:id="rId10"/>
+      <w:pgSz w:w="11906" w:h="16838"/>
+      <w:pgMar w:top="1134" w:right="1134" w:bottom="1134" w:left="1134" w:header="709" w:footer="709" w:gutter="0"/>
       <w:cols w:space="720"/>
       <w:docGrid w:linePitch="360"/>
     </w:sectPr>
   </w:body>
 </w:document>
+</file>
+
+<file path=word/footer1.xml><?xml version="1.0" encoding="utf-8"?>
+<w:ftr xmlns:m="http://schemas.openxmlformats.org/officeDocument/2006/math" xmlns:mc="http://schemas.openxmlformats.org/markup-compatibility/2006" xmlns:mo="http://schemas.microsoft.com/office/mac/office/2008/main" xmlns:mv="urn:schemas-microsoft-com:mac:vml" xmlns:o="urn:schemas-microsoft-com:office:office" xmlns:r="http://schemas.openxmlformats.org/officeDocument/2006/relationships" xmlns:v="urn:schemas-microsoft-com:vml" xmlns:w10="urn:schemas-microsoft-com:office:word" xmlns:w14="http://schemas.microsoft.com/office/word/2010/wordml" xmlns:w="http://schemas.openxmlformats.org/wordprocessingml/2006/main" xmlns:wne="http://schemas.microsoft.com/office/word/2006/wordml" xmlns:wp14="http://schemas.microsoft.com/office/word/2010/wordprocessingDrawing" xmlns:wp="http://schemas.openxmlformats.org/drawingml/2006/wordprocessingDrawing" xmlns:wpc="http://schemas.microsoft.com/office/word/2010/wordprocessingCanvas" xmlns:wpg="http://schemas.microsoft.com/office/word/2010/wordprocessingGroup" xmlns:wpi="http://schemas.microsoft.com/office/word/2010/wordprocessingInk" xmlns:wps="http://schemas.microsoft.com/office/word/2010/wordprocessingShape" mc:Ignorable="w14 wp14">
+  <w:p>
+    <w:pPr>
+      <w:pStyle w:val="Footer"/>
+      <w:jc w:val="center"/>
+    </w:pPr>
+    <w:r>
+      <w:rPr>
+        <w:rFonts w:ascii="BIZ UDPゴシック" w:hAnsi="BIZ UDPゴシック" w:eastAsia="BIZ UDPゴシック"/>
+        <w:b w:val="0"/>
+        <w:i w:val="0"/>
+        <w:sz w:val="20"/>
+      </w:rPr>
+      <w:t xml:space="preserve">- </w:t>
+    </w:r>
+    <w:r>
+      <w:rPr>
+        <w:rFonts w:ascii="BIZ UDPゴシック" w:hAnsi="BIZ UDPゴシック" w:eastAsia="BIZ UDPゴシック"/>
+        <w:b w:val="0"/>
+        <w:i w:val="0"/>
+        <w:sz w:val="20"/>
+      </w:rPr>
+      <w:fldChar w:fldCharType="begin"/>
+    </w:r>
+    <w:r>
+      <w:rPr>
+        <w:rFonts w:ascii="BIZ UDPゴシック" w:hAnsi="BIZ UDPゴシック" w:eastAsia="BIZ UDPゴシック"/>
+        <w:b w:val="0"/>
+        <w:i w:val="0"/>
+        <w:sz w:val="20"/>
+      </w:rPr>
+      <w:instrText xml:space="preserve"> PAGE </w:instrText>
+    </w:r>
+    <w:r>
+      <w:rPr>
+        <w:rFonts w:ascii="BIZ UDPゴシック" w:hAnsi="BIZ UDPゴシック" w:eastAsia="BIZ UDPゴシック"/>
+        <w:b w:val="0"/>
+        <w:i w:val="0"/>
+        <w:sz w:val="20"/>
+      </w:rPr>
+      <w:fldChar w:fldCharType="end"/>
+    </w:r>
+    <w:r>
+      <w:rPr>
+        <w:rFonts w:ascii="BIZ UDPゴシック" w:hAnsi="BIZ UDPゴシック" w:eastAsia="BIZ UDPゴシック"/>
+        <w:b w:val="0"/>
+        <w:i w:val="0"/>
+        <w:sz w:val="20"/>
+      </w:rPr>
+      <w:t xml:space="preserve"> -</w:t>
+    </w:r>
+  </w:p>
+</w:ftr>
+</file>
+
+<file path=word/header1.xml><?xml version="1.0" encoding="utf-8"?>
+<w:hdr xmlns:m="http://schemas.openxmlformats.org/officeDocument/2006/math" xmlns:mc="http://schemas.openxmlformats.org/markup-compatibility/2006" xmlns:mo="http://schemas.microsoft.com/office/mac/office/2008/main" xmlns:mv="urn:schemas-microsoft-com:mac:vml" xmlns:o="urn:schemas-microsoft-com:office:office" xmlns:r="http://schemas.openxmlformats.org/officeDocument/2006/relationships" xmlns:v="urn:schemas-microsoft-com:vml" xmlns:w10="urn:schemas-microsoft-com:office:word" xmlns:w14="http://schemas.microsoft.com/office/word/2010/wordml" xmlns:w="http://schemas.openxmlformats.org/wordprocessingml/2006/main" xmlns:wne="http://schemas.microsoft.com/office/word/2006/wordml" xmlns:wp14="http://schemas.microsoft.com/office/word/2010/wordprocessingDrawing" xmlns:wp="http://schemas.openxmlformats.org/drawingml/2006/wordprocessingDrawing" xmlns:wpc="http://schemas.microsoft.com/office/word/2010/wordprocessingCanvas" xmlns:wpg="http://schemas.microsoft.com/office/word/2010/wordprocessingGroup" xmlns:wpi="http://schemas.microsoft.com/office/word/2010/wordprocessingInk" xmlns:wps="http://schemas.microsoft.com/office/word/2010/wordprocessingShape" mc:Ignorable="w14 wp14">
+  <w:p>
+    <w:pPr>
+      <w:pStyle w:val="Header"/>
+      <w:jc w:val="center"/>
+    </w:pPr>
+    <w:r>
+      <w:rPr>
+        <w:rFonts w:ascii="BIZ UDPゴシック" w:hAnsi="BIZ UDPゴシック" w:eastAsia="BIZ UDPゴシック"/>
+        <w:b w:val="0"/>
+        <w:i w:val="0"/>
+        <w:sz w:val="18"/>
+      </w:rPr>
+      <w:t>小野町　第10期介護保険事業計画　打合せ次第</w:t>
+    </w:r>
+  </w:p>
+</w:hdr>
 </file>
 
 <file path=word/numbering.xml><?xml version="1.0" encoding="utf-8"?>
@@ -3525,9 +3786,12 @@
     <w:name w:val="Normal"/>
     <w:qFormat/>
     <w:rsid w:val="00FC693F"/>
+    <w:pPr>
+      <w:spacing w:before="60" w:after="60"/>
+    </w:pPr>
     <w:rPr>
-      <w:rFonts w:ascii="游明朝" w:hAnsi="游明朝" w:eastAsia="游明朝"/>
-      <w:sz w:val="21"/>
+      <w:rFonts w:ascii="BIZ UDPゴシック" w:hAnsi="BIZ UDPゴシック" w:eastAsia="BIZ UDPゴシック"/>
+      <w:sz w:val="24"/>
     </w:rPr>
   </w:style>
   <w:style w:type="paragraph" w:styleId="Header">

--- a/小野町_引継ぎ_整理済/19_打合せ/小野町_打合せ次第_20260928.docx
+++ b/小野町_引継ぎ_整理済/19_打合せ/小野町_打合せ次第_20260928.docx
@@ -357,15 +357,15 @@
         </w:tblCellMar>
       </w:tblPr>
       <w:tblGrid>
-        <w:gridCol w:w="1366"/>
-        <w:gridCol w:w="2566"/>
-        <w:gridCol w:w="1484"/>
-        <w:gridCol w:w="4222"/>
+        <w:gridCol w:w="1371"/>
+        <w:gridCol w:w="2515"/>
+        <w:gridCol w:w="1489"/>
+        <w:gridCol w:w="4263"/>
       </w:tblGrid>
       <w:tr>
         <w:tc>
           <w:tcPr>
-            <w:tcW w:type="dxa" w:w="1366"/>
+            <w:tcW w:type="dxa" w:w="1371"/>
             <w:shd w:val="clear" w:fill="1F3864"/>
             <w:vAlign w:val="center"/>
           </w:tcPr>
@@ -388,7 +388,7 @@
         </w:tc>
         <w:tc>
           <w:tcPr>
-            <w:tcW w:type="dxa" w:w="2566"/>
+            <w:tcW w:type="dxa" w:w="2515"/>
             <w:shd w:val="clear" w:fill="1F3864"/>
             <w:vAlign w:val="center"/>
           </w:tcPr>
@@ -411,7 +411,7 @@
         </w:tc>
         <w:tc>
           <w:tcPr>
-            <w:tcW w:type="dxa" w:w="1484"/>
+            <w:tcW w:type="dxa" w:w="1489"/>
             <w:shd w:val="clear" w:fill="1F3864"/>
             <w:vAlign w:val="center"/>
           </w:tcPr>
@@ -434,7 +434,7 @@
         </w:tc>
         <w:tc>
           <w:tcPr>
-            <w:tcW w:type="dxa" w:w="4222"/>
+            <w:tcW w:type="dxa" w:w="4263"/>
             <w:shd w:val="clear" w:fill="1F3864"/>
             <w:vAlign w:val="center"/>
           </w:tcPr>
@@ -459,7 +459,7 @@
       <w:tr>
         <w:tc>
           <w:tcPr>
-            <w:tcW w:type="dxa" w:w="1366"/>
+            <w:tcW w:type="dxa" w:w="1371"/>
             <w:vAlign w:val="center"/>
           </w:tcPr>
           <w:p>
@@ -479,7 +479,7 @@
         </w:tc>
         <w:tc>
           <w:tcPr>
-            <w:tcW w:type="dxa" w:w="2566"/>
+            <w:tcW w:type="dxa" w:w="2515"/>
             <w:vAlign w:val="center"/>
           </w:tcPr>
           <w:p>
@@ -499,7 +499,7 @@
         </w:tc>
         <w:tc>
           <w:tcPr>
-            <w:tcW w:type="dxa" w:w="1484"/>
+            <w:tcW w:type="dxa" w:w="1489"/>
             <w:vAlign w:val="center"/>
           </w:tcPr>
           <w:p>
@@ -520,7 +520,7 @@
         </w:tc>
         <w:tc>
           <w:tcPr>
-            <w:tcW w:type="dxa" w:w="4222"/>
+            <w:tcW w:type="dxa" w:w="4263"/>
             <w:vAlign w:val="center"/>
           </w:tcPr>
           <w:p>
@@ -543,7 +543,7 @@
       <w:tr>
         <w:tc>
           <w:tcPr>
-            <w:tcW w:type="dxa" w:w="1366"/>
+            <w:tcW w:type="dxa" w:w="1371"/>
             <w:vAlign w:val="center"/>
           </w:tcPr>
           <w:p>
@@ -563,7 +563,7 @@
         </w:tc>
         <w:tc>
           <w:tcPr>
-            <w:tcW w:type="dxa" w:w="2566"/>
+            <w:tcW w:type="dxa" w:w="2515"/>
             <w:vAlign w:val="center"/>
           </w:tcPr>
           <w:p>
@@ -583,7 +583,7 @@
         </w:tc>
         <w:tc>
           <w:tcPr>
-            <w:tcW w:type="dxa" w:w="1484"/>
+            <w:tcW w:type="dxa" w:w="1489"/>
             <w:vAlign w:val="center"/>
           </w:tcPr>
           <w:p>
@@ -604,7 +604,7 @@
         </w:tc>
         <w:tc>
           <w:tcPr>
-            <w:tcW w:type="dxa" w:w="4222"/>
+            <w:tcW w:type="dxa" w:w="4263"/>
             <w:vAlign w:val="center"/>
           </w:tcPr>
           <w:p>
@@ -627,7 +627,7 @@
       <w:tr>
         <w:tc>
           <w:tcPr>
-            <w:tcW w:type="dxa" w:w="1366"/>
+            <w:tcW w:type="dxa" w:w="1371"/>
             <w:vAlign w:val="center"/>
           </w:tcPr>
           <w:p>
@@ -647,91 +647,7 @@
         </w:tc>
         <w:tc>
           <w:tcPr>
-            <w:tcW w:type="dxa" w:w="2566"/>
-            <w:vAlign w:val="center"/>
-          </w:tcPr>
-          <w:p>
-            <w:pPr>
-              <w:spacing w:before="20" w:after="20"/>
-            </w:pPr>
-            <w:r>
-              <w:rPr>
-                <w:rFonts w:ascii="BIZ UDPゴシック" w:hAnsi="BIZ UDPゴシック" w:eastAsia="BIZ UDPゴシック"/>
-                <w:b/>
-                <w:i w:val="0"/>
-                <w:sz w:val="22"/>
-              </w:rPr>
-              <w:t>おわびと訂正（当方の保険料算式）</w:t>
-            </w:r>
-          </w:p>
-        </w:tc>
-        <w:tc>
-          <w:tcPr>
-            <w:tcW w:type="dxa" w:w="1484"/>
-            <w:vAlign w:val="center"/>
-          </w:tcPr>
-          <w:p>
-            <w:pPr>
-              <w:spacing w:before="20" w:after="20"/>
-              <w:jc w:val="right"/>
-            </w:pPr>
-            <w:r>
-              <w:rPr>
-                <w:rFonts w:ascii="BIZ UDPゴシック" w:hAnsi="BIZ UDPゴシック" w:eastAsia="BIZ UDPゴシック"/>
-                <w:b w:val="0"/>
-                <w:i w:val="0"/>
-                <w:sz w:val="22"/>
-              </w:rPr>
-              <w:t>5分</w:t>
-            </w:r>
-          </w:p>
-        </w:tc>
-        <w:tc>
-          <w:tcPr>
-            <w:tcW w:type="dxa" w:w="4222"/>
-            <w:vAlign w:val="center"/>
-          </w:tcPr>
-          <w:p>
-            <w:pPr>
-              <w:spacing w:before="20" w:after="20"/>
-              <w:jc w:val="right"/>
-            </w:pPr>
-            <w:r>
-              <w:rPr>
-                <w:rFonts w:ascii="BIZ UDPゴシック" w:hAnsi="BIZ UDPゴシック" w:eastAsia="BIZ UDPゴシック"/>
-                <w:b/>
-                <w:i w:val="0"/>
-                <w:sz w:val="22"/>
-              </w:rPr>
-              <w:t>調整交付金見込額の基数の取りこぼし。100円未満切上げ後の額は変わりません</w:t>
-            </w:r>
-          </w:p>
-        </w:tc>
-      </w:tr>
-      <w:tr>
-        <w:tc>
-          <w:tcPr>
-            <w:tcW w:type="dxa" w:w="1366"/>
-            <w:vAlign w:val="center"/>
-          </w:tcPr>
-          <w:p>
-            <w:pPr>
-              <w:spacing w:before="20" w:after="20"/>
-            </w:pPr>
-            <w:r>
-              <w:rPr>
-                <w:rFonts w:ascii="BIZ UDPゴシック" w:hAnsi="BIZ UDPゴシック" w:eastAsia="BIZ UDPゴシック"/>
-                <w:b w:val="0"/>
-                <w:i w:val="0"/>
-                <w:sz w:val="22"/>
-              </w:rPr>
-              <w:t>4</w:t>
-            </w:r>
-          </w:p>
-        </w:tc>
-        <w:tc>
-          <w:tcPr>
-            <w:tcW w:type="dxa" w:w="2566"/>
+            <w:tcW w:type="dxa" w:w="2515"/>
             <w:vAlign w:val="center"/>
           </w:tcPr>
           <w:p>
@@ -751,7 +667,7 @@
         </w:tc>
         <w:tc>
           <w:tcPr>
-            <w:tcW w:type="dxa" w:w="1484"/>
+            <w:tcW w:type="dxa" w:w="1489"/>
             <w:vAlign w:val="center"/>
           </w:tcPr>
           <w:p>
@@ -766,13 +682,13 @@
                 <w:i w:val="0"/>
                 <w:sz w:val="22"/>
               </w:rPr>
-              <w:t>25分</w:t>
+              <w:t>30分</w:t>
             </w:r>
           </w:p>
         </w:tc>
         <w:tc>
           <w:tcPr>
-            <w:tcW w:type="dxa" w:w="4222"/>
+            <w:tcW w:type="dxa" w:w="4263"/>
             <w:vAlign w:val="center"/>
           </w:tcPr>
           <w:p>
@@ -795,7 +711,7 @@
       <w:tr>
         <w:tc>
           <w:tcPr>
-            <w:tcW w:type="dxa" w:w="1366"/>
+            <w:tcW w:type="dxa" w:w="1371"/>
             <w:vAlign w:val="center"/>
           </w:tcPr>
           <w:p>
@@ -809,13 +725,13 @@
                 <w:i w:val="0"/>
                 <w:sz w:val="22"/>
               </w:rPr>
-              <w:t>5</w:t>
+              <w:t>4</w:t>
             </w:r>
           </w:p>
         </w:tc>
         <w:tc>
           <w:tcPr>
-            <w:tcW w:type="dxa" w:w="2566"/>
+            <w:tcW w:type="dxa" w:w="2515"/>
             <w:vAlign w:val="center"/>
           </w:tcPr>
           <w:p>
@@ -835,7 +751,7 @@
         </w:tc>
         <w:tc>
           <w:tcPr>
-            <w:tcW w:type="dxa" w:w="1484"/>
+            <w:tcW w:type="dxa" w:w="1489"/>
             <w:vAlign w:val="center"/>
           </w:tcPr>
           <w:p>
@@ -856,7 +772,7 @@
         </w:tc>
         <w:tc>
           <w:tcPr>
-            <w:tcW w:type="dxa" w:w="4222"/>
+            <w:tcW w:type="dxa" w:w="4263"/>
             <w:vAlign w:val="center"/>
           </w:tcPr>
           <w:p>
@@ -879,7 +795,7 @@
       <w:tr>
         <w:tc>
           <w:tcPr>
-            <w:tcW w:type="dxa" w:w="1366"/>
+            <w:tcW w:type="dxa" w:w="1371"/>
             <w:vAlign w:val="center"/>
           </w:tcPr>
           <w:p>
@@ -893,13 +809,13 @@
                 <w:i w:val="0"/>
                 <w:sz w:val="22"/>
               </w:rPr>
-              <w:t>6</w:t>
+              <w:t>5</w:t>
             </w:r>
           </w:p>
         </w:tc>
         <w:tc>
           <w:tcPr>
-            <w:tcW w:type="dxa" w:w="2566"/>
+            <w:tcW w:type="dxa" w:w="2515"/>
             <w:vAlign w:val="center"/>
           </w:tcPr>
           <w:p>
@@ -919,7 +835,7 @@
         </w:tc>
         <w:tc>
           <w:tcPr>
-            <w:tcW w:type="dxa" w:w="1484"/>
+            <w:tcW w:type="dxa" w:w="1489"/>
             <w:vAlign w:val="center"/>
           </w:tcPr>
           <w:p>
@@ -940,7 +856,7 @@
         </w:tc>
         <w:tc>
           <w:tcPr>
-            <w:tcW w:type="dxa" w:w="4222"/>
+            <w:tcW w:type="dxa" w:w="4263"/>
             <w:vAlign w:val="center"/>
           </w:tcPr>
           <w:p>
@@ -963,7 +879,7 @@
       <w:tr>
         <w:tc>
           <w:tcPr>
-            <w:tcW w:type="dxa" w:w="1366"/>
+            <w:tcW w:type="dxa" w:w="1371"/>
             <w:vAlign w:val="center"/>
           </w:tcPr>
           <w:p>
@@ -977,13 +893,13 @@
                 <w:i w:val="0"/>
                 <w:sz w:val="22"/>
               </w:rPr>
-              <w:t>7</w:t>
+              <w:t>6</w:t>
             </w:r>
           </w:p>
         </w:tc>
         <w:tc>
           <w:tcPr>
-            <w:tcW w:type="dxa" w:w="2566"/>
+            <w:tcW w:type="dxa" w:w="2515"/>
             <w:vAlign w:val="center"/>
           </w:tcPr>
           <w:p>
@@ -1003,7 +919,7 @@
         </w:tc>
         <w:tc>
           <w:tcPr>
-            <w:tcW w:type="dxa" w:w="1484"/>
+            <w:tcW w:type="dxa" w:w="1489"/>
             <w:vAlign w:val="center"/>
           </w:tcPr>
           <w:p>
@@ -1024,7 +940,7 @@
         </w:tc>
         <w:tc>
           <w:tcPr>
-            <w:tcW w:type="dxa" w:w="4222"/>
+            <w:tcW w:type="dxa" w:w="4263"/>
             <w:vAlign w:val="center"/>
           </w:tcPr>
           <w:p>
@@ -1047,7 +963,7 @@
       <w:tr>
         <w:tc>
           <w:tcPr>
-            <w:tcW w:type="dxa" w:w="1366"/>
+            <w:tcW w:type="dxa" w:w="1371"/>
             <w:vAlign w:val="center"/>
           </w:tcPr>
           <w:p>
@@ -1061,13 +977,13 @@
                 <w:i w:val="0"/>
                 <w:sz w:val="22"/>
               </w:rPr>
-              <w:t>8</w:t>
+              <w:t>7</w:t>
             </w:r>
           </w:p>
         </w:tc>
         <w:tc>
           <w:tcPr>
-            <w:tcW w:type="dxa" w:w="2566"/>
+            <w:tcW w:type="dxa" w:w="2515"/>
             <w:vAlign w:val="center"/>
           </w:tcPr>
           <w:p>
@@ -1087,7 +1003,7 @@
         </w:tc>
         <w:tc>
           <w:tcPr>
-            <w:tcW w:type="dxa" w:w="1484"/>
+            <w:tcW w:type="dxa" w:w="1489"/>
             <w:vAlign w:val="center"/>
           </w:tcPr>
           <w:p>
@@ -1108,7 +1024,7 @@
         </w:tc>
         <w:tc>
           <w:tcPr>
-            <w:tcW w:type="dxa" w:w="4222"/>
+            <w:tcW w:type="dxa" w:w="4263"/>
             <w:vAlign w:val="center"/>
           </w:tcPr>
           <w:p>
@@ -1155,7 +1071,7 @@
           <w:i w:val="0"/>
           <w:sz w:val="16"/>
         </w:rPr>
-        <w:t>4と5（保険料の選択肢と決めていただきたいこと）に45分を置いています。</w:t>
+        <w:t>3と4（保険料の選択肢と決めていただきたいこと）に50分を置いています。</w:t>
       </w:r>
     </w:p>
     <w:p>
@@ -2544,7 +2460,7 @@
                 <w:i w:val="0"/>
                 <w:sz w:val="22"/>
               </w:rPr>
-              <w:t>推計の結果と当方の算定との突合。算式の訂正を含む</w:t>
+              <w:t>推計の結果と当方の算定との突合</w:t>
             </w:r>
           </w:p>
         </w:tc>
@@ -2708,7 +2624,7 @@
                 <w:i w:val="0"/>
                 <w:sz w:val="22"/>
               </w:rPr>
-              <w:t>見込量と保険料の算定確定メモ（訂正を反映して作り直し済み）</w:t>
+              <w:t>見込量と保険料の算定確定メモ</w:t>
             </w:r>
           </w:p>
         </w:tc>

--- a/小野町_引継ぎ_整理済/19_打合せ/小野町_打合せ次第_20260928.docx
+++ b/小野町_引継ぎ_整理済/19_打合せ/小野町_打合せ次第_20260928.docx
@@ -308,7 +308,7 @@
                 <w:i w:val="0"/>
                 <w:sz w:val="22"/>
               </w:rPr>
-              <w:t>見える化システムの推計が通ったことのご報告と、第10期の保険料をはじめとする6件の意思決定のお願い</w:t>
+              <w:t>見える化システムの推計が通ったことのご報告と、第10期の保険料をはじめとする8件の意思決定のお願い</w:t>
             </w:r>
           </w:p>
         </w:tc>
@@ -682,7 +682,7 @@
                 <w:i w:val="0"/>
                 <w:sz w:val="22"/>
               </w:rPr>
-              <w:t>30分</w:t>
+              <w:t>25分</w:t>
             </w:r>
           </w:p>
         </w:tc>
@@ -745,7 +745,7 @@
                 <w:i w:val="0"/>
                 <w:sz w:val="22"/>
               </w:rPr>
-              <w:t>決めていただきたいこと（6件）</w:t>
+              <w:t>決めていただきたいこと（8件）</w:t>
             </w:r>
           </w:p>
         </w:tc>
@@ -766,7 +766,7 @@
                 <w:i w:val="0"/>
                 <w:sz w:val="22"/>
               </w:rPr>
-              <w:t>20分</w:t>
+              <w:t>25分</w:t>
             </w:r>
           </w:p>
         </w:tc>
@@ -829,7 +829,7 @@
                 <w:i w:val="0"/>
                 <w:sz w:val="22"/>
               </w:rPr>
-              <w:t>いただきたい資料（7件）</w:t>
+              <w:t>いただきたい資料（10件）</w:t>
             </w:r>
           </w:p>
         </w:tc>
@@ -1103,7 +1103,7 @@
           <w:i w:val="0"/>
           <w:sz w:val="24"/>
         </w:rPr>
-        <w:t>次の6件です。いずれも当方では決められないものです。</w:t>
+        <w:t>次の8件です。いずれも当方では決められないものです。</w:t>
       </w:r>
     </w:p>
     <w:tbl>
@@ -1126,14 +1126,14 @@
         </w:tblCellMar>
       </w:tblPr>
       <w:tblGrid>
-        <w:gridCol w:w="1636"/>
-        <w:gridCol w:w="4481"/>
-        <w:gridCol w:w="3520"/>
+        <w:gridCol w:w="1589"/>
+        <w:gridCol w:w="4722"/>
+        <w:gridCol w:w="3327"/>
       </w:tblGrid>
       <w:tr>
         <w:tc>
           <w:tcPr>
-            <w:tcW w:type="dxa" w:w="1636"/>
+            <w:tcW w:type="dxa" w:w="1589"/>
             <w:shd w:val="clear" w:fill="1F3864"/>
             <w:vAlign w:val="center"/>
           </w:tcPr>
@@ -1156,7 +1156,7 @@
         </w:tc>
         <w:tc>
           <w:tcPr>
-            <w:tcW w:type="dxa" w:w="4481"/>
+            <w:tcW w:type="dxa" w:w="4722"/>
             <w:shd w:val="clear" w:fill="1F3864"/>
             <w:vAlign w:val="center"/>
           </w:tcPr>
@@ -1179,7 +1179,7 @@
         </w:tc>
         <w:tc>
           <w:tcPr>
-            <w:tcW w:type="dxa" w:w="3520"/>
+            <w:tcW w:type="dxa" w:w="3327"/>
             <w:shd w:val="clear" w:fill="1F3864"/>
             <w:vAlign w:val="center"/>
           </w:tcPr>
@@ -1204,7 +1204,7 @@
       <w:tr>
         <w:tc>
           <w:tcPr>
-            <w:tcW w:type="dxa" w:w="1636"/>
+            <w:tcW w:type="dxa" w:w="1589"/>
             <w:vAlign w:val="center"/>
           </w:tcPr>
           <w:p>
@@ -1224,7 +1224,7 @@
         </w:tc>
         <w:tc>
           <w:tcPr>
-            <w:tcW w:type="dxa" w:w="4481"/>
+            <w:tcW w:type="dxa" w:w="4722"/>
             <w:vAlign w:val="center"/>
           </w:tcPr>
           <w:p>
@@ -1244,7 +1244,7 @@
         </w:tc>
         <w:tc>
           <w:tcPr>
-            <w:tcW w:type="dxa" w:w="3520"/>
+            <w:tcW w:type="dxa" w:w="3327"/>
             <w:vAlign w:val="center"/>
           </w:tcPr>
           <w:p>
@@ -1266,7 +1266,7 @@
       <w:tr>
         <w:tc>
           <w:tcPr>
-            <w:tcW w:type="dxa" w:w="1636"/>
+            <w:tcW w:type="dxa" w:w="1589"/>
             <w:vAlign w:val="center"/>
           </w:tcPr>
           <w:p>
@@ -1286,7 +1286,7 @@
         </w:tc>
         <w:tc>
           <w:tcPr>
-            <w:tcW w:type="dxa" w:w="4481"/>
+            <w:tcW w:type="dxa" w:w="4722"/>
             <w:vAlign w:val="center"/>
           </w:tcPr>
           <w:p>
@@ -1306,7 +1306,7 @@
         </w:tc>
         <w:tc>
           <w:tcPr>
-            <w:tcW w:type="dxa" w:w="3520"/>
+            <w:tcW w:type="dxa" w:w="3327"/>
             <w:vAlign w:val="center"/>
           </w:tcPr>
           <w:p>
@@ -1328,7 +1328,7 @@
       <w:tr>
         <w:tc>
           <w:tcPr>
-            <w:tcW w:type="dxa" w:w="1636"/>
+            <w:tcW w:type="dxa" w:w="1589"/>
             <w:vAlign w:val="center"/>
           </w:tcPr>
           <w:p>
@@ -1348,7 +1348,7 @@
         </w:tc>
         <w:tc>
           <w:tcPr>
-            <w:tcW w:type="dxa" w:w="4481"/>
+            <w:tcW w:type="dxa" w:w="4722"/>
             <w:vAlign w:val="center"/>
           </w:tcPr>
           <w:p>
@@ -1368,7 +1368,7 @@
         </w:tc>
         <w:tc>
           <w:tcPr>
-            <w:tcW w:type="dxa" w:w="3520"/>
+            <w:tcW w:type="dxa" w:w="3327"/>
             <w:vAlign w:val="center"/>
           </w:tcPr>
           <w:p>
@@ -1390,7 +1390,7 @@
       <w:tr>
         <w:tc>
           <w:tcPr>
-            <w:tcW w:type="dxa" w:w="1636"/>
+            <w:tcW w:type="dxa" w:w="1589"/>
             <w:vAlign w:val="center"/>
           </w:tcPr>
           <w:p>
@@ -1410,7 +1410,7 @@
         </w:tc>
         <w:tc>
           <w:tcPr>
-            <w:tcW w:type="dxa" w:w="4481"/>
+            <w:tcW w:type="dxa" w:w="4722"/>
             <w:vAlign w:val="center"/>
           </w:tcPr>
           <w:p>
@@ -1430,7 +1430,7 @@
         </w:tc>
         <w:tc>
           <w:tcPr>
-            <w:tcW w:type="dxa" w:w="3520"/>
+            <w:tcW w:type="dxa" w:w="3327"/>
             <w:vAlign w:val="center"/>
           </w:tcPr>
           <w:p>
@@ -1452,7 +1452,7 @@
       <w:tr>
         <w:tc>
           <w:tcPr>
-            <w:tcW w:type="dxa" w:w="1636"/>
+            <w:tcW w:type="dxa" w:w="1589"/>
             <w:vAlign w:val="center"/>
           </w:tcPr>
           <w:p>
@@ -1472,7 +1472,7 @@
         </w:tc>
         <w:tc>
           <w:tcPr>
-            <w:tcW w:type="dxa" w:w="4481"/>
+            <w:tcW w:type="dxa" w:w="4722"/>
             <w:vAlign w:val="center"/>
           </w:tcPr>
           <w:p>
@@ -1492,7 +1492,7 @@
         </w:tc>
         <w:tc>
           <w:tcPr>
-            <w:tcW w:type="dxa" w:w="3520"/>
+            <w:tcW w:type="dxa" w:w="3327"/>
             <w:vAlign w:val="center"/>
           </w:tcPr>
           <w:p>
@@ -1514,7 +1514,7 @@
       <w:tr>
         <w:tc>
           <w:tcPr>
-            <w:tcW w:type="dxa" w:w="1636"/>
+            <w:tcW w:type="dxa" w:w="1589"/>
             <w:vAlign w:val="center"/>
           </w:tcPr>
           <w:p>
@@ -1534,7 +1534,7 @@
         </w:tc>
         <w:tc>
           <w:tcPr>
-            <w:tcW w:type="dxa" w:w="4481"/>
+            <w:tcW w:type="dxa" w:w="4722"/>
             <w:vAlign w:val="center"/>
           </w:tcPr>
           <w:p>
@@ -1554,7 +1554,7 @@
         </w:tc>
         <w:tc>
           <w:tcPr>
-            <w:tcW w:type="dxa" w:w="3520"/>
+            <w:tcW w:type="dxa" w:w="3327"/>
             <w:vAlign w:val="center"/>
           </w:tcPr>
           <w:p>
@@ -1569,6 +1569,130 @@
                 <w:sz w:val="22"/>
               </w:rPr>
               <w:t>提出前にご一報を</w:t>
+            </w:r>
+          </w:p>
+        </w:tc>
+      </w:tr>
+      <w:tr>
+        <w:tc>
+          <w:tcPr>
+            <w:tcW w:type="dxa" w:w="1589"/>
+            <w:vAlign w:val="center"/>
+          </w:tcPr>
+          <w:p>
+            <w:pPr>
+              <w:spacing w:before="20" w:after="20"/>
+            </w:pPr>
+            <w:r>
+              <w:rPr>
+                <w:rFonts w:ascii="BIZ UDPゴシック" w:hAnsi="BIZ UDPゴシック" w:eastAsia="BIZ UDPゴシック"/>
+                <w:b w:val="0"/>
+                <w:i w:val="0"/>
+                <w:sz w:val="22"/>
+              </w:rPr>
+              <w:t>7</w:t>
+            </w:r>
+          </w:p>
+        </w:tc>
+        <w:tc>
+          <w:tcPr>
+            <w:tcW w:type="dxa" w:w="4722"/>
+            <w:vAlign w:val="center"/>
+          </w:tcPr>
+          <w:p>
+            <w:pPr>
+              <w:spacing w:before="20" w:after="20"/>
+            </w:pPr>
+            <w:r>
+              <w:rPr>
+                <w:rFonts w:ascii="BIZ UDPゴシック" w:hAnsi="BIZ UDPゴシック" w:eastAsia="BIZ UDPゴシック"/>
+                <w:b/>
+                <w:i w:val="0"/>
+                <w:sz w:val="22"/>
+              </w:rPr>
+              <w:t>多様なサービス・活動（サービスB）を第10期で広げるか</w:t>
+            </w:r>
+          </w:p>
+        </w:tc>
+        <w:tc>
+          <w:tcPr>
+            <w:tcW w:type="dxa" w:w="3327"/>
+            <w:vAlign w:val="center"/>
+          </w:tcPr>
+          <w:p>
+            <w:pPr>
+              <w:spacing w:before="20" w:after="20"/>
+            </w:pPr>
+            <w:r>
+              <w:rPr>
+                <w:rFonts w:ascii="BIZ UDPゴシック" w:hAnsi="BIZ UDPゴシック" w:eastAsia="BIZ UDPゴシック"/>
+                <w:b w:val="0"/>
+                <w:i w:val="0"/>
+                <w:sz w:val="22"/>
+              </w:rPr>
+              <w:t>11月の協議会まで</w:t>
+            </w:r>
+          </w:p>
+        </w:tc>
+      </w:tr>
+      <w:tr>
+        <w:tc>
+          <w:tcPr>
+            <w:tcW w:type="dxa" w:w="1589"/>
+            <w:vAlign w:val="center"/>
+          </w:tcPr>
+          <w:p>
+            <w:pPr>
+              <w:spacing w:before="20" w:after="20"/>
+            </w:pPr>
+            <w:r>
+              <w:rPr>
+                <w:rFonts w:ascii="BIZ UDPゴシック" w:hAnsi="BIZ UDPゴシック" w:eastAsia="BIZ UDPゴシック"/>
+                <w:b w:val="0"/>
+                <w:i w:val="0"/>
+                <w:sz w:val="22"/>
+              </w:rPr>
+              <w:t>8</w:t>
+            </w:r>
+          </w:p>
+        </w:tc>
+        <w:tc>
+          <w:tcPr>
+            <w:tcW w:type="dxa" w:w="4722"/>
+            <w:vAlign w:val="center"/>
+          </w:tcPr>
+          <w:p>
+            <w:pPr>
+              <w:spacing w:before="20" w:after="20"/>
+            </w:pPr>
+            <w:r>
+              <w:rPr>
+                <w:rFonts w:ascii="BIZ UDPゴシック" w:hAnsi="BIZ UDPゴシック" w:eastAsia="BIZ UDPゴシック"/>
+                <w:b w:val="0"/>
+                <w:i w:val="0"/>
+                <w:sz w:val="22"/>
+              </w:rPr>
+              <w:t>介護予防ケアマネジメントB・Cを導入するか</w:t>
+            </w:r>
+          </w:p>
+        </w:tc>
+        <w:tc>
+          <w:tcPr>
+            <w:tcW w:type="dxa" w:w="3327"/>
+            <w:vAlign w:val="center"/>
+          </w:tcPr>
+          <w:p>
+            <w:pPr>
+              <w:spacing w:before="20" w:after="20"/>
+            </w:pPr>
+            <w:r>
+              <w:rPr>
+                <w:rFonts w:ascii="BIZ UDPゴシック" w:hAnsi="BIZ UDPゴシック" w:eastAsia="BIZ UDPゴシック"/>
+                <w:b w:val="0"/>
+                <w:i w:val="0"/>
+                <w:sz w:val="22"/>
+              </w:rPr>
+              <w:t>素案の確定まで</w:t>
             </w:r>
           </w:p>
         </w:tc>
@@ -2154,6 +2278,192 @@
                 <w:sz w:val="22"/>
               </w:rPr>
               <w:t>11月の協議会まで</w:t>
+            </w:r>
+          </w:p>
+        </w:tc>
+      </w:tr>
+      <w:tr>
+        <w:tc>
+          <w:tcPr>
+            <w:tcW w:type="dxa" w:w="1682"/>
+            <w:vAlign w:val="center"/>
+          </w:tcPr>
+          <w:p>
+            <w:pPr>
+              <w:spacing w:before="20" w:after="20"/>
+            </w:pPr>
+            <w:r>
+              <w:rPr>
+                <w:rFonts w:ascii="BIZ UDPゴシック" w:hAnsi="BIZ UDPゴシック" w:eastAsia="BIZ UDPゴシック"/>
+                <w:b w:val="0"/>
+                <w:i w:val="0"/>
+                <w:sz w:val="22"/>
+              </w:rPr>
+              <w:t>8</w:t>
+            </w:r>
+          </w:p>
+        </w:tc>
+        <w:tc>
+          <w:tcPr>
+            <w:tcW w:type="dxa" w:w="4981"/>
+            <w:vAlign w:val="center"/>
+          </w:tcPr>
+          <w:p>
+            <w:pPr>
+              <w:spacing w:before="20" w:after="20"/>
+            </w:pPr>
+            <w:r>
+              <w:rPr>
+                <w:rFonts w:ascii="BIZ UDPゴシック" w:hAnsi="BIZ UDPゴシック" w:eastAsia="BIZ UDPゴシック"/>
+                <w:b/>
+                <w:i w:val="0"/>
+                <w:sz w:val="22"/>
+              </w:rPr>
+              <w:t>総合事業上限額算定の手引き（Excel）</w:t>
+            </w:r>
+          </w:p>
+        </w:tc>
+        <w:tc>
+          <w:tcPr>
+            <w:tcW w:type="dxa" w:w="2975"/>
+            <w:vAlign w:val="center"/>
+          </w:tcPr>
+          <w:p>
+            <w:pPr>
+              <w:spacing w:before="20" w:after="20"/>
+            </w:pPr>
+            <w:r>
+              <w:rPr>
+                <w:rFonts w:ascii="BIZ UDPゴシック" w:hAnsi="BIZ UDPゴシック" w:eastAsia="BIZ UDPゴシック"/>
+                <w:b/>
+                <w:i w:val="0"/>
+                <w:sz w:val="22"/>
+              </w:rPr>
+              <w:t>至急</w:t>
+            </w:r>
+          </w:p>
+        </w:tc>
+      </w:tr>
+      <w:tr>
+        <w:tc>
+          <w:tcPr>
+            <w:tcW w:type="dxa" w:w="1682"/>
+            <w:vAlign w:val="center"/>
+          </w:tcPr>
+          <w:p>
+            <w:pPr>
+              <w:spacing w:before="20" w:after="20"/>
+            </w:pPr>
+            <w:r>
+              <w:rPr>
+                <w:rFonts w:ascii="BIZ UDPゴシック" w:hAnsi="BIZ UDPゴシック" w:eastAsia="BIZ UDPゴシック"/>
+                <w:b w:val="0"/>
+                <w:i w:val="0"/>
+                <w:sz w:val="22"/>
+              </w:rPr>
+              <w:t>9</w:t>
+            </w:r>
+          </w:p>
+        </w:tc>
+        <w:tc>
+          <w:tcPr>
+            <w:tcW w:type="dxa" w:w="4981"/>
+            <w:vAlign w:val="center"/>
+          </w:tcPr>
+          <w:p>
+            <w:pPr>
+              <w:spacing w:before="20" w:after="20"/>
+            </w:pPr>
+            <w:r>
+              <w:rPr>
+                <w:rFonts w:ascii="BIZ UDPゴシック" w:hAnsi="BIZ UDPゴシック" w:eastAsia="BIZ UDPゴシック"/>
+                <w:b/>
+                <w:i w:val="0"/>
+                <w:sz w:val="22"/>
+              </w:rPr>
+              <w:t>地域支援事業交付金事業実績報告書（Excel）</w:t>
+            </w:r>
+          </w:p>
+        </w:tc>
+        <w:tc>
+          <w:tcPr>
+            <w:tcW w:type="dxa" w:w="2975"/>
+            <w:vAlign w:val="center"/>
+          </w:tcPr>
+          <w:p>
+            <w:pPr>
+              <w:spacing w:before="20" w:after="20"/>
+            </w:pPr>
+            <w:r>
+              <w:rPr>
+                <w:rFonts w:ascii="BIZ UDPゴシック" w:hAnsi="BIZ UDPゴシック" w:eastAsia="BIZ UDPゴシック"/>
+                <w:b/>
+                <w:i w:val="0"/>
+                <w:sz w:val="22"/>
+              </w:rPr>
+              <w:t>至急</w:t>
+            </w:r>
+          </w:p>
+        </w:tc>
+      </w:tr>
+      <w:tr>
+        <w:tc>
+          <w:tcPr>
+            <w:tcW w:type="dxa" w:w="1682"/>
+            <w:vAlign w:val="center"/>
+          </w:tcPr>
+          <w:p>
+            <w:pPr>
+              <w:spacing w:before="20" w:after="20"/>
+            </w:pPr>
+            <w:r>
+              <w:rPr>
+                <w:rFonts w:ascii="BIZ UDPゴシック" w:hAnsi="BIZ UDPゴシック" w:eastAsia="BIZ UDPゴシック"/>
+                <w:b w:val="0"/>
+                <w:i w:val="0"/>
+                <w:sz w:val="22"/>
+              </w:rPr>
+              <w:t>10</w:t>
+            </w:r>
+          </w:p>
+        </w:tc>
+        <w:tc>
+          <w:tcPr>
+            <w:tcW w:type="dxa" w:w="4981"/>
+            <w:vAlign w:val="center"/>
+          </w:tcPr>
+          <w:p>
+            <w:pPr>
+              <w:spacing w:before="20" w:after="20"/>
+            </w:pPr>
+            <w:r>
+              <w:rPr>
+                <w:rFonts w:ascii="BIZ UDPゴシック" w:hAnsi="BIZ UDPゴシック" w:eastAsia="BIZ UDPゴシック"/>
+                <w:b w:val="0"/>
+                <w:i w:val="0"/>
+                <w:sz w:val="22"/>
+              </w:rPr>
+              <w:t>総合事業の実施状況調査への回答の控え</w:t>
+            </w:r>
+          </w:p>
+        </w:tc>
+        <w:tc>
+          <w:tcPr>
+            <w:tcW w:type="dxa" w:w="2975"/>
+            <w:vAlign w:val="center"/>
+          </w:tcPr>
+          <w:p>
+            <w:pPr>
+              <w:spacing w:before="20" w:after="20"/>
+            </w:pPr>
+            <w:r>
+              <w:rPr>
+                <w:rFonts w:ascii="BIZ UDPゴシック" w:hAnsi="BIZ UDPゴシック" w:eastAsia="BIZ UDPゴシック"/>
+                <w:b w:val="0"/>
+                <w:i w:val="0"/>
+                <w:sz w:val="22"/>
+              </w:rPr>
+              <w:t>10月中</w:t>
             </w:r>
           </w:p>
         </w:tc>
@@ -3221,6 +3531,170 @@
           </w:p>
         </w:tc>
       </w:tr>
+      <w:tr>
+        <w:tc>
+          <w:tcPr>
+            <w:tcW w:type="dxa" w:w="1212"/>
+            <w:vAlign w:val="center"/>
+          </w:tcPr>
+          <w:p>
+            <w:pPr>
+              <w:spacing w:before="20" w:after="20"/>
+            </w:pPr>
+            <w:r>
+              <w:rPr>
+                <w:rFonts w:ascii="BIZ UDPゴシック" w:hAnsi="BIZ UDPゴシック" w:eastAsia="BIZ UDPゴシック"/>
+                <w:b w:val="0"/>
+                <w:i w:val="0"/>
+                <w:sz w:val="22"/>
+              </w:rPr>
+              <w:t>12</w:t>
+            </w:r>
+          </w:p>
+        </w:tc>
+        <w:tc>
+          <w:tcPr>
+            <w:tcW w:type="dxa" w:w="3021"/>
+            <w:vAlign w:val="center"/>
+          </w:tcPr>
+          <w:p>
+            <w:pPr>
+              <w:spacing w:before="20" w:after="20"/>
+            </w:pPr>
+            <w:r>
+              <w:rPr>
+                <w:rFonts w:ascii="BIZ UDPゴシック" w:hAnsi="BIZ UDPゴシック" w:eastAsia="BIZ UDPゴシック"/>
+                <w:b w:val="0"/>
+                <w:i w:val="0"/>
+                <w:sz w:val="22"/>
+              </w:rPr>
+              <w:t>小野町_総合事業ワークシートの確認結果_20260928.docx</w:t>
+            </w:r>
+          </w:p>
+        </w:tc>
+        <w:tc>
+          <w:tcPr>
+            <w:tcW w:type="dxa" w:w="1391"/>
+            <w:vAlign w:val="center"/>
+          </w:tcPr>
+          <w:p>
+            <w:pPr>
+              <w:spacing w:before="20" w:after="20"/>
+            </w:pPr>
+            <w:r>
+              <w:rPr>
+                <w:rFonts w:ascii="BIZ UDPゴシック" w:hAnsi="BIZ UDPゴシック" w:eastAsia="BIZ UDPゴシック"/>
+                <w:b/>
+                <w:i w:val="0"/>
+                <w:sz w:val="22"/>
+              </w:rPr>
+              <w:t>9月28日</w:t>
+            </w:r>
+          </w:p>
+        </w:tc>
+        <w:tc>
+          <w:tcPr>
+            <w:tcW w:type="dxa" w:w="4014"/>
+            <w:vAlign w:val="center"/>
+          </w:tcPr>
+          <w:p>
+            <w:pPr>
+              <w:spacing w:before="20" w:after="20"/>
+            </w:pPr>
+            <w:r>
+              <w:rPr>
+                <w:rFonts w:ascii="BIZ UDPゴシック" w:hAnsi="BIZ UDPゴシック" w:eastAsia="BIZ UDPゴシック"/>
+                <w:b/>
+                <w:i w:val="0"/>
+                <w:sz w:val="22"/>
+              </w:rPr>
+              <w:t>9月28日受領の「（改修版）総合事業の充実に向けたワークシート」の確認。サービスBの実施が判明したこと、人材の供給制約、総合事業費の上限額</w:t>
+            </w:r>
+          </w:p>
+        </w:tc>
+      </w:tr>
+      <w:tr>
+        <w:tc>
+          <w:tcPr>
+            <w:tcW w:type="dxa" w:w="1212"/>
+            <w:vAlign w:val="center"/>
+          </w:tcPr>
+          <w:p>
+            <w:pPr>
+              <w:spacing w:before="20" w:after="20"/>
+            </w:pPr>
+            <w:r>
+              <w:rPr>
+                <w:rFonts w:ascii="BIZ UDPゴシック" w:hAnsi="BIZ UDPゴシック" w:eastAsia="BIZ UDPゴシック"/>
+                <w:b w:val="0"/>
+                <w:i w:val="0"/>
+                <w:sz w:val="22"/>
+              </w:rPr>
+              <w:t>13</w:t>
+            </w:r>
+          </w:p>
+        </w:tc>
+        <w:tc>
+          <w:tcPr>
+            <w:tcW w:type="dxa" w:w="3021"/>
+            <w:vAlign w:val="center"/>
+          </w:tcPr>
+          <w:p>
+            <w:pPr>
+              <w:spacing w:before="20" w:after="20"/>
+            </w:pPr>
+            <w:r>
+              <w:rPr>
+                <w:rFonts w:ascii="BIZ UDPゴシック" w:hAnsi="BIZ UDPゴシック" w:eastAsia="BIZ UDPゴシック"/>
+                <w:b w:val="0"/>
+                <w:i w:val="0"/>
+                <w:sz w:val="22"/>
+              </w:rPr>
+              <w:t>小野町_総合事業ワークシート_小野町のデータ_20260928.xlsx</w:t>
+            </w:r>
+          </w:p>
+        </w:tc>
+        <w:tc>
+          <w:tcPr>
+            <w:tcW w:type="dxa" w:w="1391"/>
+            <w:vAlign w:val="center"/>
+          </w:tcPr>
+          <w:p>
+            <w:pPr>
+              <w:spacing w:before="20" w:after="20"/>
+            </w:pPr>
+            <w:r>
+              <w:rPr>
+                <w:rFonts w:ascii="BIZ UDPゴシック" w:hAnsi="BIZ UDPゴシック" w:eastAsia="BIZ UDPゴシック"/>
+                <w:b/>
+                <w:i w:val="0"/>
+                <w:sz w:val="22"/>
+              </w:rPr>
+              <w:t>9月28日</w:t>
+            </w:r>
+          </w:p>
+        </w:tc>
+        <w:tc>
+          <w:tcPr>
+            <w:tcW w:type="dxa" w:w="4014"/>
+            <w:vAlign w:val="center"/>
+          </w:tcPr>
+          <w:p>
+            <w:pPr>
+              <w:spacing w:before="20" w:after="20"/>
+            </w:pPr>
+            <w:r>
+              <w:rPr>
+                <w:rFonts w:ascii="BIZ UDPゴシック" w:hAnsi="BIZ UDPゴシック" w:eastAsia="BIZ UDPゴシック"/>
+                <w:b w:val="0"/>
+                <w:i w:val="0"/>
+                <w:sz w:val="22"/>
+              </w:rPr>
+              <w:t>同上の計数編。将来推計人口・調整済み軽度認定率・実施状況調査の回答</w:t>
+            </w:r>
+          </w:p>
+        </w:tc>
+      </w:tr>
     </w:tbl>
     <w:p>
       <w:pPr>

--- a/小野町_引継ぎ_整理済/19_打合せ/小野町_打合せ次第_20260928.docx
+++ b/小野町_引継ぎ_整理済/19_打合せ/小野町_打合せ次第_20260928.docx
@@ -357,15 +357,15 @@
         </w:tblCellMar>
       </w:tblPr>
       <w:tblGrid>
-        <w:gridCol w:w="1371"/>
-        <w:gridCol w:w="2515"/>
-        <w:gridCol w:w="1489"/>
-        <w:gridCol w:w="4263"/>
+        <w:gridCol w:w="1340"/>
+        <w:gridCol w:w="2448"/>
+        <w:gridCol w:w="1448"/>
+        <w:gridCol w:w="4402"/>
       </w:tblGrid>
       <w:tr>
         <w:tc>
           <w:tcPr>
-            <w:tcW w:type="dxa" w:w="1371"/>
+            <w:tcW w:type="dxa" w:w="1340"/>
             <w:shd w:val="clear" w:fill="1F3864"/>
             <w:vAlign w:val="center"/>
           </w:tcPr>
@@ -388,7 +388,7 @@
         </w:tc>
         <w:tc>
           <w:tcPr>
-            <w:tcW w:type="dxa" w:w="2515"/>
+            <w:tcW w:type="dxa" w:w="2448"/>
             <w:shd w:val="clear" w:fill="1F3864"/>
             <w:vAlign w:val="center"/>
           </w:tcPr>
@@ -411,7 +411,7 @@
         </w:tc>
         <w:tc>
           <w:tcPr>
-            <w:tcW w:type="dxa" w:w="1489"/>
+            <w:tcW w:type="dxa" w:w="1448"/>
             <w:shd w:val="clear" w:fill="1F3864"/>
             <w:vAlign w:val="center"/>
           </w:tcPr>
@@ -434,7 +434,7 @@
         </w:tc>
         <w:tc>
           <w:tcPr>
-            <w:tcW w:type="dxa" w:w="4263"/>
+            <w:tcW w:type="dxa" w:w="4402"/>
             <w:shd w:val="clear" w:fill="1F3864"/>
             <w:vAlign w:val="center"/>
           </w:tcPr>
@@ -459,7 +459,7 @@
       <w:tr>
         <w:tc>
           <w:tcPr>
-            <w:tcW w:type="dxa" w:w="1371"/>
+            <w:tcW w:type="dxa" w:w="1340"/>
             <w:vAlign w:val="center"/>
           </w:tcPr>
           <w:p>
@@ -479,7 +479,7 @@
         </w:tc>
         <w:tc>
           <w:tcPr>
-            <w:tcW w:type="dxa" w:w="2515"/>
+            <w:tcW w:type="dxa" w:w="2448"/>
             <w:vAlign w:val="center"/>
           </w:tcPr>
           <w:p>
@@ -499,7 +499,7 @@
         </w:tc>
         <w:tc>
           <w:tcPr>
-            <w:tcW w:type="dxa" w:w="1489"/>
+            <w:tcW w:type="dxa" w:w="1448"/>
             <w:vAlign w:val="center"/>
           </w:tcPr>
           <w:p>
@@ -520,7 +520,7 @@
         </w:tc>
         <w:tc>
           <w:tcPr>
-            <w:tcW w:type="dxa" w:w="4263"/>
+            <w:tcW w:type="dxa" w:w="4402"/>
             <w:vAlign w:val="center"/>
           </w:tcPr>
           <w:p>
@@ -543,7 +543,7 @@
       <w:tr>
         <w:tc>
           <w:tcPr>
-            <w:tcW w:type="dxa" w:w="1371"/>
+            <w:tcW w:type="dxa" w:w="1340"/>
             <w:vAlign w:val="center"/>
           </w:tcPr>
           <w:p>
@@ -563,7 +563,7 @@
         </w:tc>
         <w:tc>
           <w:tcPr>
-            <w:tcW w:type="dxa" w:w="2515"/>
+            <w:tcW w:type="dxa" w:w="2448"/>
             <w:vAlign w:val="center"/>
           </w:tcPr>
           <w:p>
@@ -583,7 +583,7 @@
         </w:tc>
         <w:tc>
           <w:tcPr>
-            <w:tcW w:type="dxa" w:w="1489"/>
+            <w:tcW w:type="dxa" w:w="1448"/>
             <w:vAlign w:val="center"/>
           </w:tcPr>
           <w:p>
@@ -598,13 +598,13 @@
                 <w:i w:val="0"/>
                 <w:sz w:val="22"/>
               </w:rPr>
-              <w:t>10分</w:t>
+              <w:t>5分</w:t>
             </w:r>
           </w:p>
         </w:tc>
         <w:tc>
           <w:tcPr>
-            <w:tcW w:type="dxa" w:w="4263"/>
+            <w:tcW w:type="dxa" w:w="4402"/>
             <w:vAlign w:val="center"/>
           </w:tcPr>
           <w:p>
@@ -627,7 +627,7 @@
       <w:tr>
         <w:tc>
           <w:tcPr>
-            <w:tcW w:type="dxa" w:w="1371"/>
+            <w:tcW w:type="dxa" w:w="1340"/>
             <w:vAlign w:val="center"/>
           </w:tcPr>
           <w:p>
@@ -647,7 +647,7 @@
         </w:tc>
         <w:tc>
           <w:tcPr>
-            <w:tcW w:type="dxa" w:w="2515"/>
+            <w:tcW w:type="dxa" w:w="2448"/>
             <w:vAlign w:val="center"/>
           </w:tcPr>
           <w:p>
@@ -667,7 +667,7 @@
         </w:tc>
         <w:tc>
           <w:tcPr>
-            <w:tcW w:type="dxa" w:w="1489"/>
+            <w:tcW w:type="dxa" w:w="1448"/>
             <w:vAlign w:val="center"/>
           </w:tcPr>
           <w:p>
@@ -688,7 +688,7 @@
         </w:tc>
         <w:tc>
           <w:tcPr>
-            <w:tcW w:type="dxa" w:w="4263"/>
+            <w:tcW w:type="dxa" w:w="4402"/>
             <w:vAlign w:val="center"/>
           </w:tcPr>
           <w:p>
@@ -711,7 +711,7 @@
       <w:tr>
         <w:tc>
           <w:tcPr>
-            <w:tcW w:type="dxa" w:w="1371"/>
+            <w:tcW w:type="dxa" w:w="1340"/>
             <w:vAlign w:val="center"/>
           </w:tcPr>
           <w:p>
@@ -731,7 +731,7 @@
         </w:tc>
         <w:tc>
           <w:tcPr>
-            <w:tcW w:type="dxa" w:w="2515"/>
+            <w:tcW w:type="dxa" w:w="2448"/>
             <w:vAlign w:val="center"/>
           </w:tcPr>
           <w:p>
@@ -745,13 +745,13 @@
                 <w:i w:val="0"/>
                 <w:sz w:val="22"/>
               </w:rPr>
-              <w:t>決めていただきたいこと（8件）</w:t>
+              <w:t>決めていただきたいこと（11件）</w:t>
             </w:r>
           </w:p>
         </w:tc>
         <w:tc>
           <w:tcPr>
-            <w:tcW w:type="dxa" w:w="1489"/>
+            <w:tcW w:type="dxa" w:w="1448"/>
             <w:vAlign w:val="center"/>
           </w:tcPr>
           <w:p>
@@ -772,7 +772,7 @@
         </w:tc>
         <w:tc>
           <w:tcPr>
-            <w:tcW w:type="dxa" w:w="4263"/>
+            <w:tcW w:type="dxa" w:w="4402"/>
             <w:vAlign w:val="center"/>
           </w:tcPr>
           <w:p>
@@ -787,7 +787,16 @@
                 <w:i w:val="0"/>
                 <w:sz w:val="22"/>
               </w:rPr>
-              <w:t>保険料・基金・協議会日程・認知症の意見聴取・認知症計画の形式・見える化の提出時期</w:t>
+              <w:t>保険料・基金・協議会日程・認知症の意見聴取・認知症計画の形式・見える化の提出時期・</w:t>
+            </w:r>
+            <w:r>
+              <w:rPr>
+                <w:rFonts w:ascii="BIZ UDPゴシック" w:hAnsi="BIZ UDPゴシック" w:eastAsia="BIZ UDPゴシック"/>
+                <w:b/>
+                <w:i w:val="0"/>
+                <w:sz w:val="22"/>
+              </w:rPr>
+              <w:t>給付適正化計画の位置づけ</w:t>
             </w:r>
           </w:p>
         </w:tc>
@@ -795,7 +804,7 @@
       <w:tr>
         <w:tc>
           <w:tcPr>
-            <w:tcW w:type="dxa" w:w="1371"/>
+            <w:tcW w:type="dxa" w:w="1340"/>
             <w:vAlign w:val="center"/>
           </w:tcPr>
           <w:p>
@@ -815,7 +824,7 @@
         </w:tc>
         <w:tc>
           <w:tcPr>
-            <w:tcW w:type="dxa" w:w="2515"/>
+            <w:tcW w:type="dxa" w:w="2448"/>
             <w:vAlign w:val="center"/>
           </w:tcPr>
           <w:p>
@@ -829,13 +838,97 @@
                 <w:i w:val="0"/>
                 <w:sz w:val="22"/>
               </w:rPr>
-              <w:t>いただきたい資料（10件）</w:t>
+              <w:t>交付金の取りまとめ</w:t>
             </w:r>
           </w:p>
         </w:tc>
         <w:tc>
           <w:tcPr>
-            <w:tcW w:type="dxa" w:w="1489"/>
+            <w:tcW w:type="dxa" w:w="1448"/>
+            <w:vAlign w:val="center"/>
+          </w:tcPr>
+          <w:p>
+            <w:pPr>
+              <w:spacing w:before="20" w:after="20"/>
+              <w:jc w:val="right"/>
+            </w:pPr>
+            <w:r>
+              <w:rPr>
+                <w:rFonts w:ascii="BIZ UDPゴシック" w:hAnsi="BIZ UDPゴシック" w:eastAsia="BIZ UDPゴシック"/>
+                <w:b w:val="0"/>
+                <w:i w:val="0"/>
+                <w:sz w:val="22"/>
+              </w:rPr>
+              <w:t>5分</w:t>
+            </w:r>
+          </w:p>
+        </w:tc>
+        <w:tc>
+          <w:tcPr>
+            <w:tcW w:type="dxa" w:w="4402"/>
+            <w:vAlign w:val="center"/>
+          </w:tcPr>
+          <w:p>
+            <w:pPr>
+              <w:spacing w:before="20" w:after="20"/>
+              <w:jc w:val="right"/>
+            </w:pPr>
+            <w:r>
+              <w:rPr>
+                <w:rFonts w:ascii="BIZ UDPゴシック" w:hAnsi="BIZ UDPゴシック" w:eastAsia="BIZ UDPゴシック"/>
+                <w:b/>
+                <w:i w:val="0"/>
+                <w:sz w:val="22"/>
+              </w:rPr>
+              <w:t>537点／800点。適正化は強み。弱点は在宅医療・在宅介護連携</w:t>
+            </w:r>
+          </w:p>
+        </w:tc>
+      </w:tr>
+      <w:tr>
+        <w:tc>
+          <w:tcPr>
+            <w:tcW w:type="dxa" w:w="1340"/>
+            <w:vAlign w:val="center"/>
+          </w:tcPr>
+          <w:p>
+            <w:pPr>
+              <w:spacing w:before="20" w:after="20"/>
+            </w:pPr>
+            <w:r>
+              <w:rPr>
+                <w:rFonts w:ascii="BIZ UDPゴシック" w:hAnsi="BIZ UDPゴシック" w:eastAsia="BIZ UDPゴシック"/>
+                <w:b w:val="0"/>
+                <w:i w:val="0"/>
+                <w:sz w:val="22"/>
+              </w:rPr>
+              <w:t>6</w:t>
+            </w:r>
+          </w:p>
+        </w:tc>
+        <w:tc>
+          <w:tcPr>
+            <w:tcW w:type="dxa" w:w="2448"/>
+            <w:vAlign w:val="center"/>
+          </w:tcPr>
+          <w:p>
+            <w:pPr>
+              <w:spacing w:before="20" w:after="20"/>
+            </w:pPr>
+            <w:r>
+              <w:rPr>
+                <w:rFonts w:ascii="BIZ UDPゴシック" w:hAnsi="BIZ UDPゴシック" w:eastAsia="BIZ UDPゴシック"/>
+                <w:b/>
+                <w:i w:val="0"/>
+                <w:sz w:val="22"/>
+              </w:rPr>
+              <w:t>いただきたい資料（13件）</w:t>
+            </w:r>
+          </w:p>
+        </w:tc>
+        <w:tc>
+          <w:tcPr>
+            <w:tcW w:type="dxa" w:w="1448"/>
             <w:vAlign w:val="center"/>
           </w:tcPr>
           <w:p>
@@ -856,7 +949,7 @@
         </w:tc>
         <w:tc>
           <w:tcPr>
-            <w:tcW w:type="dxa" w:w="4263"/>
+            <w:tcW w:type="dxa" w:w="4402"/>
             <w:vAlign w:val="center"/>
           </w:tcPr>
           <w:p>
@@ -879,7 +972,7 @@
       <w:tr>
         <w:tc>
           <w:tcPr>
-            <w:tcW w:type="dxa" w:w="1371"/>
+            <w:tcW w:type="dxa" w:w="1340"/>
             <w:vAlign w:val="center"/>
           </w:tcPr>
           <w:p>
@@ -893,13 +986,13 @@
                 <w:i w:val="0"/>
                 <w:sz w:val="22"/>
               </w:rPr>
-              <w:t>6</w:t>
+              <w:t>7</w:t>
             </w:r>
           </w:p>
         </w:tc>
         <w:tc>
           <w:tcPr>
-            <w:tcW w:type="dxa" w:w="2515"/>
+            <w:tcW w:type="dxa" w:w="2448"/>
             <w:vAlign w:val="center"/>
           </w:tcPr>
           <w:p>
@@ -919,7 +1012,7 @@
         </w:tc>
         <w:tc>
           <w:tcPr>
-            <w:tcW w:type="dxa" w:w="1489"/>
+            <w:tcW w:type="dxa" w:w="1448"/>
             <w:vAlign w:val="center"/>
           </w:tcPr>
           <w:p>
@@ -940,7 +1033,7 @@
         </w:tc>
         <w:tc>
           <w:tcPr>
-            <w:tcW w:type="dxa" w:w="4263"/>
+            <w:tcW w:type="dxa" w:w="4402"/>
             <w:vAlign w:val="center"/>
           </w:tcPr>
           <w:p>
@@ -963,7 +1056,7 @@
       <w:tr>
         <w:tc>
           <w:tcPr>
-            <w:tcW w:type="dxa" w:w="1371"/>
+            <w:tcW w:type="dxa" w:w="1340"/>
             <w:vAlign w:val="center"/>
           </w:tcPr>
           <w:p>
@@ -977,13 +1070,13 @@
                 <w:i w:val="0"/>
                 <w:sz w:val="22"/>
               </w:rPr>
-              <w:t>7</w:t>
+              <w:t>8</w:t>
             </w:r>
           </w:p>
         </w:tc>
         <w:tc>
           <w:tcPr>
-            <w:tcW w:type="dxa" w:w="2515"/>
+            <w:tcW w:type="dxa" w:w="2448"/>
             <w:vAlign w:val="center"/>
           </w:tcPr>
           <w:p>
@@ -1003,7 +1096,7 @@
         </w:tc>
         <w:tc>
           <w:tcPr>
-            <w:tcW w:type="dxa" w:w="1489"/>
+            <w:tcW w:type="dxa" w:w="1448"/>
             <w:vAlign w:val="center"/>
           </w:tcPr>
           <w:p>
@@ -1024,7 +1117,7 @@
         </w:tc>
         <w:tc>
           <w:tcPr>
-            <w:tcW w:type="dxa" w:w="4263"/>
+            <w:tcW w:type="dxa" w:w="4402"/>
             <w:vAlign w:val="center"/>
           </w:tcPr>
           <w:p>
@@ -1673,6 +1766,192 @@
                 <w:sz w:val="22"/>
               </w:rPr>
               <w:t>介護予防ケアマネジメントB・Cを導入するか</w:t>
+            </w:r>
+          </w:p>
+        </w:tc>
+        <w:tc>
+          <w:tcPr>
+            <w:tcW w:type="dxa" w:w="3327"/>
+            <w:vAlign w:val="center"/>
+          </w:tcPr>
+          <w:p>
+            <w:pPr>
+              <w:spacing w:before="20" w:after="20"/>
+            </w:pPr>
+            <w:r>
+              <w:rPr>
+                <w:rFonts w:ascii="BIZ UDPゴシック" w:hAnsi="BIZ UDPゴシック" w:eastAsia="BIZ UDPゴシック"/>
+                <w:b w:val="0"/>
+                <w:i w:val="0"/>
+                <w:sz w:val="22"/>
+              </w:rPr>
+              <w:t>素案の確定まで</w:t>
+            </w:r>
+          </w:p>
+        </w:tc>
+      </w:tr>
+      <w:tr>
+        <w:tc>
+          <w:tcPr>
+            <w:tcW w:type="dxa" w:w="1589"/>
+            <w:vAlign w:val="center"/>
+          </w:tcPr>
+          <w:p>
+            <w:pPr>
+              <w:spacing w:before="20" w:after="20"/>
+            </w:pPr>
+            <w:r>
+              <w:rPr>
+                <w:rFonts w:ascii="BIZ UDPゴシック" w:hAnsi="BIZ UDPゴシック" w:eastAsia="BIZ UDPゴシック"/>
+                <w:b w:val="0"/>
+                <w:i w:val="0"/>
+                <w:sz w:val="22"/>
+              </w:rPr>
+              <w:t>9</w:t>
+            </w:r>
+          </w:p>
+        </w:tc>
+        <w:tc>
+          <w:tcPr>
+            <w:tcW w:type="dxa" w:w="4722"/>
+            <w:vAlign w:val="center"/>
+          </w:tcPr>
+          <w:p>
+            <w:pPr>
+              <w:spacing w:before="20" w:after="20"/>
+            </w:pPr>
+            <w:r>
+              <w:rPr>
+                <w:rFonts w:ascii="BIZ UDPゴシック" w:hAnsi="BIZ UDPゴシック" w:eastAsia="BIZ UDPゴシック"/>
+                <w:b/>
+                <w:i w:val="0"/>
+                <w:sz w:val="22"/>
+              </w:rPr>
+              <w:t>介護給付適正化計画の位置づけ（案A・B・C）</w:t>
+            </w:r>
+          </w:p>
+        </w:tc>
+        <w:tc>
+          <w:tcPr>
+            <w:tcW w:type="dxa" w:w="3327"/>
+            <w:vAlign w:val="center"/>
+          </w:tcPr>
+          <w:p>
+            <w:pPr>
+              <w:spacing w:before="20" w:after="20"/>
+            </w:pPr>
+            <w:r>
+              <w:rPr>
+                <w:rFonts w:ascii="BIZ UDPゴシック" w:hAnsi="BIZ UDPゴシック" w:eastAsia="BIZ UDPゴシック"/>
+                <w:b w:val="0"/>
+                <w:i w:val="0"/>
+                <w:sz w:val="22"/>
+              </w:rPr>
+              <w:t>素案の確定まで</w:t>
+            </w:r>
+          </w:p>
+        </w:tc>
+      </w:tr>
+      <w:tr>
+        <w:tc>
+          <w:tcPr>
+            <w:tcW w:type="dxa" w:w="1589"/>
+            <w:vAlign w:val="center"/>
+          </w:tcPr>
+          <w:p>
+            <w:pPr>
+              <w:spacing w:before="20" w:after="20"/>
+            </w:pPr>
+            <w:r>
+              <w:rPr>
+                <w:rFonts w:ascii="BIZ UDPゴシック" w:hAnsi="BIZ UDPゴシック" w:eastAsia="BIZ UDPゴシック"/>
+                <w:b w:val="0"/>
+                <w:i w:val="0"/>
+                <w:sz w:val="22"/>
+              </w:rPr>
+              <w:t>10</w:t>
+            </w:r>
+          </w:p>
+        </w:tc>
+        <w:tc>
+          <w:tcPr>
+            <w:tcW w:type="dxa" w:w="4722"/>
+            <w:vAlign w:val="center"/>
+          </w:tcPr>
+          <w:p>
+            <w:pPr>
+              <w:spacing w:before="20" w:after="20"/>
+            </w:pPr>
+            <w:r>
+              <w:rPr>
+                <w:rFonts w:ascii="BIZ UDPゴシック" w:hAnsi="BIZ UDPゴシック" w:eastAsia="BIZ UDPゴシック"/>
+                <w:b/>
+                <w:i w:val="0"/>
+                <w:sz w:val="22"/>
+              </w:rPr>
+              <w:t>ケアプラン点検の点検件数の目標</w:t>
+            </w:r>
+          </w:p>
+        </w:tc>
+        <w:tc>
+          <w:tcPr>
+            <w:tcW w:type="dxa" w:w="3327"/>
+            <w:vAlign w:val="center"/>
+          </w:tcPr>
+          <w:p>
+            <w:pPr>
+              <w:spacing w:before="20" w:after="20"/>
+            </w:pPr>
+            <w:r>
+              <w:rPr>
+                <w:rFonts w:ascii="BIZ UDPゴシック" w:hAnsi="BIZ UDPゴシック" w:eastAsia="BIZ UDPゴシック"/>
+                <w:b w:val="0"/>
+                <w:i w:val="0"/>
+                <w:sz w:val="22"/>
+              </w:rPr>
+              <w:t>11月の協議会まで</w:t>
+            </w:r>
+          </w:p>
+        </w:tc>
+      </w:tr>
+      <w:tr>
+        <w:tc>
+          <w:tcPr>
+            <w:tcW w:type="dxa" w:w="1589"/>
+            <w:vAlign w:val="center"/>
+          </w:tcPr>
+          <w:p>
+            <w:pPr>
+              <w:spacing w:before="20" w:after="20"/>
+            </w:pPr>
+            <w:r>
+              <w:rPr>
+                <w:rFonts w:ascii="BIZ UDPゴシック" w:hAnsi="BIZ UDPゴシック" w:eastAsia="BIZ UDPゴシック"/>
+                <w:b w:val="0"/>
+                <w:i w:val="0"/>
+                <w:sz w:val="22"/>
+              </w:rPr>
+              <w:t>11</w:t>
+            </w:r>
+          </w:p>
+        </w:tc>
+        <w:tc>
+          <w:tcPr>
+            <w:tcW w:type="dxa" w:w="4722"/>
+            <w:vAlign w:val="center"/>
+          </w:tcPr>
+          <w:p>
+            <w:pPr>
+              <w:spacing w:before="20" w:after="20"/>
+            </w:pPr>
+            <w:r>
+              <w:rPr>
+                <w:rFonts w:ascii="BIZ UDPゴシック" w:hAnsi="BIZ UDPゴシック" w:eastAsia="BIZ UDPゴシック"/>
+                <w:b/>
+                <w:i w:val="0"/>
+                <w:sz w:val="22"/>
+              </w:rPr>
+              <w:t>在宅医療・介護連携の4つの場面ごとの目指すべき姿</w:t>
             </w:r>
           </w:p>
         </w:tc>
@@ -2468,6 +2747,192 @@
           </w:p>
         </w:tc>
       </w:tr>
+      <w:tr>
+        <w:tc>
+          <w:tcPr>
+            <w:tcW w:type="dxa" w:w="1682"/>
+            <w:vAlign w:val="center"/>
+          </w:tcPr>
+          <w:p>
+            <w:pPr>
+              <w:spacing w:before="20" w:after="20"/>
+            </w:pPr>
+            <w:r>
+              <w:rPr>
+                <w:rFonts w:ascii="BIZ UDPゴシック" w:hAnsi="BIZ UDPゴシック" w:eastAsia="BIZ UDPゴシック"/>
+                <w:b w:val="0"/>
+                <w:i w:val="0"/>
+                <w:sz w:val="22"/>
+              </w:rPr>
+              <w:t>11</w:t>
+            </w:r>
+          </w:p>
+        </w:tc>
+        <w:tc>
+          <w:tcPr>
+            <w:tcW w:type="dxa" w:w="4981"/>
+            <w:vAlign w:val="center"/>
+          </w:tcPr>
+          <w:p>
+            <w:pPr>
+              <w:spacing w:before="20" w:after="20"/>
+            </w:pPr>
+            <w:r>
+              <w:rPr>
+                <w:rFonts w:ascii="BIZ UDPゴシック" w:hAnsi="BIZ UDPゴシック" w:eastAsia="BIZ UDPゴシック"/>
+                <w:b/>
+                <w:i w:val="0"/>
+                <w:sz w:val="22"/>
+              </w:rPr>
+              <w:t>令和6年度のケアプラン点検の実施件数</w:t>
+            </w:r>
+          </w:p>
+        </w:tc>
+        <w:tc>
+          <w:tcPr>
+            <w:tcW w:type="dxa" w:w="2975"/>
+            <w:vAlign w:val="center"/>
+          </w:tcPr>
+          <w:p>
+            <w:pPr>
+              <w:spacing w:before="20" w:after="20"/>
+            </w:pPr>
+            <w:r>
+              <w:rPr>
+                <w:rFonts w:ascii="BIZ UDPゴシック" w:hAnsi="BIZ UDPゴシック" w:eastAsia="BIZ UDPゴシック"/>
+                <w:b/>
+                <w:i w:val="0"/>
+                <w:sz w:val="22"/>
+              </w:rPr>
+              <w:t>10月中</w:t>
+            </w:r>
+          </w:p>
+        </w:tc>
+      </w:tr>
+      <w:tr>
+        <w:tc>
+          <w:tcPr>
+            <w:tcW w:type="dxa" w:w="1682"/>
+            <w:vAlign w:val="center"/>
+          </w:tcPr>
+          <w:p>
+            <w:pPr>
+              <w:spacing w:before="20" w:after="20"/>
+            </w:pPr>
+            <w:r>
+              <w:rPr>
+                <w:rFonts w:ascii="BIZ UDPゴシック" w:hAnsi="BIZ UDPゴシック" w:eastAsia="BIZ UDPゴシック"/>
+                <w:b w:val="0"/>
+                <w:i w:val="0"/>
+                <w:sz w:val="22"/>
+              </w:rPr>
+              <w:t>12</w:t>
+            </w:r>
+          </w:p>
+        </w:tc>
+        <w:tc>
+          <w:tcPr>
+            <w:tcW w:type="dxa" w:w="4981"/>
+            <w:vAlign w:val="center"/>
+          </w:tcPr>
+          <w:p>
+            <w:pPr>
+              <w:spacing w:before="20" w:after="20"/>
+            </w:pPr>
+            <w:r>
+              <w:rPr>
+                <w:rFonts w:ascii="BIZ UDPゴシック" w:hAnsi="BIZ UDPゴシック" w:eastAsia="BIZ UDPゴシック"/>
+                <w:b/>
+                <w:i w:val="0"/>
+                <w:sz w:val="22"/>
+              </w:rPr>
+              <w:t>要介護認定の適正化の実施の内容</w:t>
+            </w:r>
+          </w:p>
+        </w:tc>
+        <w:tc>
+          <w:tcPr>
+            <w:tcW w:type="dxa" w:w="2975"/>
+            <w:vAlign w:val="center"/>
+          </w:tcPr>
+          <w:p>
+            <w:pPr>
+              <w:spacing w:before="20" w:after="20"/>
+            </w:pPr>
+            <w:r>
+              <w:rPr>
+                <w:rFonts w:ascii="BIZ UDPゴシック" w:hAnsi="BIZ UDPゴシック" w:eastAsia="BIZ UDPゴシック"/>
+                <w:b w:val="0"/>
+                <w:i w:val="0"/>
+                <w:sz w:val="22"/>
+              </w:rPr>
+              <w:t>10月中</w:t>
+            </w:r>
+          </w:p>
+        </w:tc>
+      </w:tr>
+      <w:tr>
+        <w:tc>
+          <w:tcPr>
+            <w:tcW w:type="dxa" w:w="1682"/>
+            <w:vAlign w:val="center"/>
+          </w:tcPr>
+          <w:p>
+            <w:pPr>
+              <w:spacing w:before="20" w:after="20"/>
+            </w:pPr>
+            <w:r>
+              <w:rPr>
+                <w:rFonts w:ascii="BIZ UDPゴシック" w:hAnsi="BIZ UDPゴシック" w:eastAsia="BIZ UDPゴシック"/>
+                <w:b w:val="0"/>
+                <w:i w:val="0"/>
+                <w:sz w:val="22"/>
+              </w:rPr>
+              <w:t>13</w:t>
+            </w:r>
+          </w:p>
+        </w:tc>
+        <w:tc>
+          <w:tcPr>
+            <w:tcW w:type="dxa" w:w="4981"/>
+            <w:vAlign w:val="center"/>
+          </w:tcPr>
+          <w:p>
+            <w:pPr>
+              <w:spacing w:before="20" w:after="20"/>
+            </w:pPr>
+            <w:r>
+              <w:rPr>
+                <w:rFonts w:ascii="BIZ UDPゴシック" w:hAnsi="BIZ UDPゴシック" w:eastAsia="BIZ UDPゴシック"/>
+                <w:b/>
+                <w:i w:val="0"/>
+                <w:sz w:val="22"/>
+              </w:rPr>
+              <w:t>令和8年度交付金の該当状況調査票の控え</w:t>
+            </w:r>
+          </w:p>
+        </w:tc>
+        <w:tc>
+          <w:tcPr>
+            <w:tcW w:type="dxa" w:w="2975"/>
+            <w:vAlign w:val="center"/>
+          </w:tcPr>
+          <w:p>
+            <w:pPr>
+              <w:spacing w:before="20" w:after="20"/>
+            </w:pPr>
+            <w:r>
+              <w:rPr>
+                <w:rFonts w:ascii="BIZ UDPゴシック" w:hAnsi="BIZ UDPゴシック" w:eastAsia="BIZ UDPゴシック"/>
+                <w:b w:val="0"/>
+                <w:i w:val="0"/>
+                <w:sz w:val="22"/>
+              </w:rPr>
+              <w:t>10月中</w:t>
+            </w:r>
+          </w:p>
+        </w:tc>
+      </w:tr>
     </w:tbl>
     <w:p>
       <w:pPr>
@@ -2512,15 +2977,15 @@
         </w:tblCellMar>
       </w:tblPr>
       <w:tblGrid>
-        <w:gridCol w:w="1212"/>
-        <w:gridCol w:w="3021"/>
-        <w:gridCol w:w="1391"/>
-        <w:gridCol w:w="4014"/>
+        <w:gridCol w:w="1169"/>
+        <w:gridCol w:w="2569"/>
+        <w:gridCol w:w="1307"/>
+        <w:gridCol w:w="4593"/>
       </w:tblGrid>
       <w:tr>
         <w:tc>
           <w:tcPr>
-            <w:tcW w:type="dxa" w:w="1212"/>
+            <w:tcW w:type="dxa" w:w="1169"/>
             <w:shd w:val="clear" w:fill="1F3864"/>
             <w:vAlign w:val="center"/>
           </w:tcPr>
@@ -2543,7 +3008,7 @@
         </w:tc>
         <w:tc>
           <w:tcPr>
-            <w:tcW w:type="dxa" w:w="3021"/>
+            <w:tcW w:type="dxa" w:w="2569"/>
             <w:shd w:val="clear" w:fill="1F3864"/>
             <w:vAlign w:val="center"/>
           </w:tcPr>
@@ -2566,7 +3031,7 @@
         </w:tc>
         <w:tc>
           <w:tcPr>
-            <w:tcW w:type="dxa" w:w="1391"/>
+            <w:tcW w:type="dxa" w:w="1307"/>
             <w:shd w:val="clear" w:fill="1F3864"/>
             <w:vAlign w:val="center"/>
           </w:tcPr>
@@ -2589,7 +3054,7 @@
         </w:tc>
         <w:tc>
           <w:tcPr>
-            <w:tcW w:type="dxa" w:w="4014"/>
+            <w:tcW w:type="dxa" w:w="4593"/>
             <w:shd w:val="clear" w:fill="1F3864"/>
             <w:vAlign w:val="center"/>
           </w:tcPr>
@@ -2614,7 +3079,7 @@
       <w:tr>
         <w:tc>
           <w:tcPr>
-            <w:tcW w:type="dxa" w:w="1212"/>
+            <w:tcW w:type="dxa" w:w="1169"/>
             <w:vAlign w:val="center"/>
           </w:tcPr>
           <w:p>
@@ -2634,7 +3099,7 @@
         </w:tc>
         <w:tc>
           <w:tcPr>
-            <w:tcW w:type="dxa" w:w="3021"/>
+            <w:tcW w:type="dxa" w:w="2569"/>
             <w:vAlign w:val="center"/>
           </w:tcPr>
           <w:p>
@@ -2654,7 +3119,7 @@
         </w:tc>
         <w:tc>
           <w:tcPr>
-            <w:tcW w:type="dxa" w:w="1391"/>
+            <w:tcW w:type="dxa" w:w="1307"/>
             <w:vAlign w:val="center"/>
           </w:tcPr>
           <w:p>
@@ -2674,7 +3139,7 @@
         </w:tc>
         <w:tc>
           <w:tcPr>
-            <w:tcW w:type="dxa" w:w="4014"/>
+            <w:tcW w:type="dxa" w:w="4593"/>
             <w:vAlign w:val="center"/>
           </w:tcPr>
           <w:p>
@@ -2696,7 +3161,7 @@
       <w:tr>
         <w:tc>
           <w:tcPr>
-            <w:tcW w:type="dxa" w:w="1212"/>
+            <w:tcW w:type="dxa" w:w="1169"/>
             <w:vAlign w:val="center"/>
           </w:tcPr>
           <w:p>
@@ -2716,7 +3181,7 @@
         </w:tc>
         <w:tc>
           <w:tcPr>
-            <w:tcW w:type="dxa" w:w="3021"/>
+            <w:tcW w:type="dxa" w:w="2569"/>
             <w:vAlign w:val="center"/>
           </w:tcPr>
           <w:p>
@@ -2736,7 +3201,7 @@
         </w:tc>
         <w:tc>
           <w:tcPr>
-            <w:tcW w:type="dxa" w:w="1391"/>
+            <w:tcW w:type="dxa" w:w="1307"/>
             <w:vAlign w:val="center"/>
           </w:tcPr>
           <w:p>
@@ -2756,7 +3221,7 @@
         </w:tc>
         <w:tc>
           <w:tcPr>
-            <w:tcW w:type="dxa" w:w="4014"/>
+            <w:tcW w:type="dxa" w:w="4593"/>
             <w:vAlign w:val="center"/>
           </w:tcPr>
           <w:p>
@@ -2778,7 +3243,7 @@
       <w:tr>
         <w:tc>
           <w:tcPr>
-            <w:tcW w:type="dxa" w:w="1212"/>
+            <w:tcW w:type="dxa" w:w="1169"/>
             <w:vAlign w:val="center"/>
           </w:tcPr>
           <w:p>
@@ -2798,7 +3263,7 @@
         </w:tc>
         <w:tc>
           <w:tcPr>
-            <w:tcW w:type="dxa" w:w="3021"/>
+            <w:tcW w:type="dxa" w:w="2569"/>
             <w:vAlign w:val="center"/>
           </w:tcPr>
           <w:p>
@@ -2818,7 +3283,7 @@
         </w:tc>
         <w:tc>
           <w:tcPr>
-            <w:tcW w:type="dxa" w:w="1391"/>
+            <w:tcW w:type="dxa" w:w="1307"/>
             <w:vAlign w:val="center"/>
           </w:tcPr>
           <w:p>
@@ -2838,7 +3303,7 @@
         </w:tc>
         <w:tc>
           <w:tcPr>
-            <w:tcW w:type="dxa" w:w="4014"/>
+            <w:tcW w:type="dxa" w:w="4593"/>
             <w:vAlign w:val="center"/>
           </w:tcPr>
           <w:p>
@@ -2860,7 +3325,7 @@
       <w:tr>
         <w:tc>
           <w:tcPr>
-            <w:tcW w:type="dxa" w:w="1212"/>
+            <w:tcW w:type="dxa" w:w="1169"/>
             <w:vAlign w:val="center"/>
           </w:tcPr>
           <w:p>
@@ -2880,7 +3345,7 @@
         </w:tc>
         <w:tc>
           <w:tcPr>
-            <w:tcW w:type="dxa" w:w="3021"/>
+            <w:tcW w:type="dxa" w:w="2569"/>
             <w:vAlign w:val="center"/>
           </w:tcPr>
           <w:p>
@@ -2900,7 +3365,7 @@
         </w:tc>
         <w:tc>
           <w:tcPr>
-            <w:tcW w:type="dxa" w:w="1391"/>
+            <w:tcW w:type="dxa" w:w="1307"/>
             <w:vAlign w:val="center"/>
           </w:tcPr>
           <w:p>
@@ -2920,7 +3385,7 @@
         </w:tc>
         <w:tc>
           <w:tcPr>
-            <w:tcW w:type="dxa" w:w="4014"/>
+            <w:tcW w:type="dxa" w:w="4593"/>
             <w:vAlign w:val="center"/>
           </w:tcPr>
           <w:p>
@@ -2942,7 +3407,7 @@
       <w:tr>
         <w:tc>
           <w:tcPr>
-            <w:tcW w:type="dxa" w:w="1212"/>
+            <w:tcW w:type="dxa" w:w="1169"/>
             <w:vAlign w:val="center"/>
           </w:tcPr>
           <w:p>
@@ -2962,7 +3427,7 @@
         </w:tc>
         <w:tc>
           <w:tcPr>
-            <w:tcW w:type="dxa" w:w="3021"/>
+            <w:tcW w:type="dxa" w:w="2569"/>
             <w:vAlign w:val="center"/>
           </w:tcPr>
           <w:p>
@@ -2982,7 +3447,7 @@
         </w:tc>
         <w:tc>
           <w:tcPr>
-            <w:tcW w:type="dxa" w:w="1391"/>
+            <w:tcW w:type="dxa" w:w="1307"/>
             <w:vAlign w:val="center"/>
           </w:tcPr>
           <w:p>
@@ -3002,7 +3467,7 @@
         </w:tc>
         <w:tc>
           <w:tcPr>
-            <w:tcW w:type="dxa" w:w="4014"/>
+            <w:tcW w:type="dxa" w:w="4593"/>
             <w:vAlign w:val="center"/>
           </w:tcPr>
           <w:p>
@@ -3024,7 +3489,7 @@
       <w:tr>
         <w:tc>
           <w:tcPr>
-            <w:tcW w:type="dxa" w:w="1212"/>
+            <w:tcW w:type="dxa" w:w="1169"/>
             <w:vAlign w:val="center"/>
           </w:tcPr>
           <w:p>
@@ -3044,7 +3509,7 @@
         </w:tc>
         <w:tc>
           <w:tcPr>
-            <w:tcW w:type="dxa" w:w="3021"/>
+            <w:tcW w:type="dxa" w:w="2569"/>
             <w:vAlign w:val="center"/>
           </w:tcPr>
           <w:p>
@@ -3064,7 +3529,7 @@
         </w:tc>
         <w:tc>
           <w:tcPr>
-            <w:tcW w:type="dxa" w:w="1391"/>
+            <w:tcW w:type="dxa" w:w="1307"/>
             <w:vAlign w:val="center"/>
           </w:tcPr>
           <w:p>
@@ -3084,7 +3549,7 @@
         </w:tc>
         <w:tc>
           <w:tcPr>
-            <w:tcW w:type="dxa" w:w="4014"/>
+            <w:tcW w:type="dxa" w:w="4593"/>
             <w:vAlign w:val="center"/>
           </w:tcPr>
           <w:p>
@@ -3098,7 +3563,7 @@
                 <w:i w:val="0"/>
                 <w:sz w:val="22"/>
               </w:rPr>
-              <w:t>第6版。第4章④に見える化システムとの突合を加え、保険料のケースに見える化ケースを追加した。</w:t>
+              <w:t>第6版。第4章④に見える化システムとの突合を加え、保険料のケースに見える化ケースを追加した。第4章 基本目標2に「⑦ 在宅医療・介護連携の推進」を新設し、基本目標3① の介護給付適正化の記述を令和8年度交付金の実際の得点に合わせて訂正した。</w:t>
             </w:r>
             <w:r>
               <w:rPr>
@@ -3107,7 +3572,7 @@
                 <w:i w:val="0"/>
                 <w:sz w:val="22"/>
               </w:rPr>
-              <w:t>未確定94箇所（町データ待ち39／協議会で設定39／決定後に記載12／見える化出力待ち4）</w:t>
+              <w:t>未確定114箇所（協議会で設定54／町データ待ち42／決定後に記載12／見える化出力待ち6）</w:t>
             </w:r>
           </w:p>
         </w:tc>
@@ -3115,7 +3580,7 @@
       <w:tr>
         <w:tc>
           <w:tcPr>
-            <w:tcW w:type="dxa" w:w="1212"/>
+            <w:tcW w:type="dxa" w:w="1169"/>
             <w:vAlign w:val="center"/>
           </w:tcPr>
           <w:p>
@@ -3135,7 +3600,7 @@
         </w:tc>
         <w:tc>
           <w:tcPr>
-            <w:tcW w:type="dxa" w:w="3021"/>
+            <w:tcW w:type="dxa" w:w="2569"/>
             <w:vAlign w:val="center"/>
           </w:tcPr>
           <w:p>
@@ -3155,7 +3620,7 @@
         </w:tc>
         <w:tc>
           <w:tcPr>
-            <w:tcW w:type="dxa" w:w="1391"/>
+            <w:tcW w:type="dxa" w:w="1307"/>
             <w:vAlign w:val="center"/>
           </w:tcPr>
           <w:p>
@@ -3175,7 +3640,7 @@
         </w:tc>
         <w:tc>
           <w:tcPr>
-            <w:tcW w:type="dxa" w:w="4014"/>
+            <w:tcW w:type="dxa" w:w="4593"/>
             <w:vAlign w:val="center"/>
           </w:tcPr>
           <w:p>
@@ -3197,7 +3662,7 @@
       <w:tr>
         <w:tc>
           <w:tcPr>
-            <w:tcW w:type="dxa" w:w="1212"/>
+            <w:tcW w:type="dxa" w:w="1169"/>
             <w:vAlign w:val="center"/>
           </w:tcPr>
           <w:p>
@@ -3217,7 +3682,7 @@
         </w:tc>
         <w:tc>
           <w:tcPr>
-            <w:tcW w:type="dxa" w:w="3021"/>
+            <w:tcW w:type="dxa" w:w="2569"/>
             <w:vAlign w:val="center"/>
           </w:tcPr>
           <w:p>
@@ -3237,7 +3702,7 @@
         </w:tc>
         <w:tc>
           <w:tcPr>
-            <w:tcW w:type="dxa" w:w="1391"/>
+            <w:tcW w:type="dxa" w:w="1307"/>
             <w:vAlign w:val="center"/>
           </w:tcPr>
           <w:p>
@@ -3257,7 +3722,7 @@
         </w:tc>
         <w:tc>
           <w:tcPr>
-            <w:tcW w:type="dxa" w:w="4014"/>
+            <w:tcW w:type="dxa" w:w="4593"/>
             <w:vAlign w:val="center"/>
           </w:tcPr>
           <w:p>
@@ -3288,7 +3753,7 @@
       <w:tr>
         <w:tc>
           <w:tcPr>
-            <w:tcW w:type="dxa" w:w="1212"/>
+            <w:tcW w:type="dxa" w:w="1169"/>
             <w:vAlign w:val="center"/>
           </w:tcPr>
           <w:p>
@@ -3308,7 +3773,7 @@
         </w:tc>
         <w:tc>
           <w:tcPr>
-            <w:tcW w:type="dxa" w:w="3021"/>
+            <w:tcW w:type="dxa" w:w="2569"/>
             <w:vAlign w:val="center"/>
           </w:tcPr>
           <w:p>
@@ -3328,7 +3793,7 @@
         </w:tc>
         <w:tc>
           <w:tcPr>
-            <w:tcW w:type="dxa" w:w="1391"/>
+            <w:tcW w:type="dxa" w:w="1307"/>
             <w:vAlign w:val="center"/>
           </w:tcPr>
           <w:p>
@@ -3348,7 +3813,7 @@
         </w:tc>
         <w:tc>
           <w:tcPr>
-            <w:tcW w:type="dxa" w:w="4014"/>
+            <w:tcW w:type="dxa" w:w="4593"/>
             <w:vAlign w:val="center"/>
           </w:tcPr>
           <w:p>
@@ -3370,7 +3835,7 @@
       <w:tr>
         <w:tc>
           <w:tcPr>
-            <w:tcW w:type="dxa" w:w="1212"/>
+            <w:tcW w:type="dxa" w:w="1169"/>
             <w:vAlign w:val="center"/>
           </w:tcPr>
           <w:p>
@@ -3390,7 +3855,7 @@
         </w:tc>
         <w:tc>
           <w:tcPr>
-            <w:tcW w:type="dxa" w:w="3021"/>
+            <w:tcW w:type="dxa" w:w="2569"/>
             <w:vAlign w:val="center"/>
           </w:tcPr>
           <w:p>
@@ -3410,7 +3875,7 @@
         </w:tc>
         <w:tc>
           <w:tcPr>
-            <w:tcW w:type="dxa" w:w="1391"/>
+            <w:tcW w:type="dxa" w:w="1307"/>
             <w:vAlign w:val="center"/>
           </w:tcPr>
           <w:p>
@@ -3430,7 +3895,7 @@
         </w:tc>
         <w:tc>
           <w:tcPr>
-            <w:tcW w:type="dxa" w:w="4014"/>
+            <w:tcW w:type="dxa" w:w="4593"/>
             <w:vAlign w:val="center"/>
           </w:tcPr>
           <w:p>
@@ -3452,7 +3917,7 @@
       <w:tr>
         <w:tc>
           <w:tcPr>
-            <w:tcW w:type="dxa" w:w="1212"/>
+            <w:tcW w:type="dxa" w:w="1169"/>
             <w:vAlign w:val="center"/>
           </w:tcPr>
           <w:p>
@@ -3472,7 +3937,7 @@
         </w:tc>
         <w:tc>
           <w:tcPr>
-            <w:tcW w:type="dxa" w:w="3021"/>
+            <w:tcW w:type="dxa" w:w="2569"/>
             <w:vAlign w:val="center"/>
           </w:tcPr>
           <w:p>
@@ -3492,7 +3957,7 @@
         </w:tc>
         <w:tc>
           <w:tcPr>
-            <w:tcW w:type="dxa" w:w="1391"/>
+            <w:tcW w:type="dxa" w:w="1307"/>
             <w:vAlign w:val="center"/>
           </w:tcPr>
           <w:p>
@@ -3512,7 +3977,7 @@
         </w:tc>
         <w:tc>
           <w:tcPr>
-            <w:tcW w:type="dxa" w:w="4014"/>
+            <w:tcW w:type="dxa" w:w="4593"/>
             <w:vAlign w:val="center"/>
           </w:tcPr>
           <w:p>
@@ -3526,7 +3991,7 @@
                 <w:i w:val="0"/>
                 <w:sz w:val="22"/>
               </w:rPr>
-              <w:t>作業64件・加重進捗率60.7％</w:t>
+              <w:t>作業64件・加重進捗率61.3％</w:t>
             </w:r>
           </w:p>
         </w:tc>
@@ -3534,7 +3999,7 @@
       <w:tr>
         <w:tc>
           <w:tcPr>
-            <w:tcW w:type="dxa" w:w="1212"/>
+            <w:tcW w:type="dxa" w:w="1169"/>
             <w:vAlign w:val="center"/>
           </w:tcPr>
           <w:p>
@@ -3554,7 +4019,7 @@
         </w:tc>
         <w:tc>
           <w:tcPr>
-            <w:tcW w:type="dxa" w:w="3021"/>
+            <w:tcW w:type="dxa" w:w="2569"/>
             <w:vAlign w:val="center"/>
           </w:tcPr>
           <w:p>
@@ -3574,7 +4039,7 @@
         </w:tc>
         <w:tc>
           <w:tcPr>
-            <w:tcW w:type="dxa" w:w="1391"/>
+            <w:tcW w:type="dxa" w:w="1307"/>
             <w:vAlign w:val="center"/>
           </w:tcPr>
           <w:p>
@@ -3594,7 +4059,7 @@
         </w:tc>
         <w:tc>
           <w:tcPr>
-            <w:tcW w:type="dxa" w:w="4014"/>
+            <w:tcW w:type="dxa" w:w="4593"/>
             <w:vAlign w:val="center"/>
           </w:tcPr>
           <w:p>
@@ -3616,7 +4081,7 @@
       <w:tr>
         <w:tc>
           <w:tcPr>
-            <w:tcW w:type="dxa" w:w="1212"/>
+            <w:tcW w:type="dxa" w:w="1169"/>
             <w:vAlign w:val="center"/>
           </w:tcPr>
           <w:p>
@@ -3636,7 +4101,7 @@
         </w:tc>
         <w:tc>
           <w:tcPr>
-            <w:tcW w:type="dxa" w:w="3021"/>
+            <w:tcW w:type="dxa" w:w="2569"/>
             <w:vAlign w:val="center"/>
           </w:tcPr>
           <w:p>
@@ -3656,7 +4121,7 @@
         </w:tc>
         <w:tc>
           <w:tcPr>
-            <w:tcW w:type="dxa" w:w="1391"/>
+            <w:tcW w:type="dxa" w:w="1307"/>
             <w:vAlign w:val="center"/>
           </w:tcPr>
           <w:p>
@@ -3676,7 +4141,7 @@
         </w:tc>
         <w:tc>
           <w:tcPr>
-            <w:tcW w:type="dxa" w:w="4014"/>
+            <w:tcW w:type="dxa" w:w="4593"/>
             <w:vAlign w:val="center"/>
           </w:tcPr>
           <w:p>
@@ -3691,6 +4156,179 @@
                 <w:sz w:val="22"/>
               </w:rPr>
               <w:t>同上の計数編。将来推計人口・調整済み軽度認定率・実施状況調査の回答</w:t>
+            </w:r>
+          </w:p>
+        </w:tc>
+      </w:tr>
+      <w:tr>
+        <w:tc>
+          <w:tcPr>
+            <w:tcW w:type="dxa" w:w="1169"/>
+            <w:vAlign w:val="center"/>
+          </w:tcPr>
+          <w:p>
+            <w:pPr>
+              <w:spacing w:before="20" w:after="20"/>
+            </w:pPr>
+            <w:r>
+              <w:rPr>
+                <w:rFonts w:ascii="BIZ UDPゴシック" w:hAnsi="BIZ UDPゴシック" w:eastAsia="BIZ UDPゴシック"/>
+                <w:b w:val="0"/>
+                <w:i w:val="0"/>
+                <w:sz w:val="22"/>
+              </w:rPr>
+              <w:t>14</w:t>
+            </w:r>
+          </w:p>
+        </w:tc>
+        <w:tc>
+          <w:tcPr>
+            <w:tcW w:type="dxa" w:w="2569"/>
+            <w:vAlign w:val="center"/>
+          </w:tcPr>
+          <w:p>
+            <w:pPr>
+              <w:spacing w:before="20" w:after="20"/>
+            </w:pPr>
+            <w:r>
+              <w:rPr>
+                <w:rFonts w:ascii="BIZ UDPゴシック" w:hAnsi="BIZ UDPゴシック" w:eastAsia="BIZ UDPゴシック"/>
+                <w:b w:val="0"/>
+                <w:i w:val="0"/>
+                <w:sz w:val="22"/>
+              </w:rPr>
+              <w:t>小野町_給付適正化と交付金の取りまとめ_20260928.docx</w:t>
+            </w:r>
+          </w:p>
+        </w:tc>
+        <w:tc>
+          <w:tcPr>
+            <w:tcW w:type="dxa" w:w="1307"/>
+            <w:vAlign w:val="center"/>
+          </w:tcPr>
+          <w:p>
+            <w:pPr>
+              <w:spacing w:before="20" w:after="20"/>
+            </w:pPr>
+            <w:r>
+              <w:rPr>
+                <w:rFonts w:ascii="BIZ UDPゴシック" w:hAnsi="BIZ UDPゴシック" w:eastAsia="BIZ UDPゴシック"/>
+                <w:b/>
+                <w:i w:val="0"/>
+                <w:sz w:val="22"/>
+              </w:rPr>
+              <w:t>9月28日</w:t>
+            </w:r>
+          </w:p>
+        </w:tc>
+        <w:tc>
+          <w:tcPr>
+            <w:tcW w:type="dxa" w:w="4593"/>
+            <w:vAlign w:val="center"/>
+          </w:tcPr>
+          <w:p>
+            <w:pPr>
+              <w:spacing w:before="20" w:after="20"/>
+            </w:pPr>
+            <w:r>
+              <w:rPr>
+                <w:rFonts w:ascii="BIZ UDPゴシック" w:hAnsi="BIZ UDPゴシック" w:eastAsia="BIZ UDPゴシック"/>
+                <w:b/>
+                <w:i w:val="0"/>
+                <w:sz w:val="22"/>
+              </w:rPr>
+              <w:t>9月28日受領の令和8年度交付金 該当状況調査票集計表（市町村分）及び評価指標による。</w:t>
+            </w:r>
+            <w:r>
+              <w:rPr>
+                <w:rFonts w:ascii="BIZ UDPゴシック" w:hAnsi="BIZ UDPゴシック" w:eastAsia="BIZ UDPゴシック"/>
+                <w:b/>
+                <w:i w:val="0"/>
+                <w:sz w:val="22"/>
+              </w:rPr>
+              <w:t>537点／800点・全国平均を82点上回る。適正化は強み。最大の弱点は在宅医療・在宅介護連携</w:t>
+            </w:r>
+          </w:p>
+        </w:tc>
+      </w:tr>
+      <w:tr>
+        <w:tc>
+          <w:tcPr>
+            <w:tcW w:type="dxa" w:w="1169"/>
+            <w:vAlign w:val="center"/>
+          </w:tcPr>
+          <w:p>
+            <w:pPr>
+              <w:spacing w:before="20" w:after="20"/>
+            </w:pPr>
+            <w:r>
+              <w:rPr>
+                <w:rFonts w:ascii="BIZ UDPゴシック" w:hAnsi="BIZ UDPゴシック" w:eastAsia="BIZ UDPゴシック"/>
+                <w:b w:val="0"/>
+                <w:i w:val="0"/>
+                <w:sz w:val="22"/>
+              </w:rPr>
+              <w:t>15</w:t>
+            </w:r>
+          </w:p>
+        </w:tc>
+        <w:tc>
+          <w:tcPr>
+            <w:tcW w:type="dxa" w:w="2569"/>
+            <w:vAlign w:val="center"/>
+          </w:tcPr>
+          <w:p>
+            <w:pPr>
+              <w:spacing w:before="20" w:after="20"/>
+            </w:pPr>
+            <w:r>
+              <w:rPr>
+                <w:rFonts w:ascii="BIZ UDPゴシック" w:hAnsi="BIZ UDPゴシック" w:eastAsia="BIZ UDPゴシック"/>
+                <w:b w:val="0"/>
+                <w:i w:val="0"/>
+                <w:sz w:val="22"/>
+              </w:rPr>
+              <w:t>小野町_給付適正化と交付金_20260928.xlsx</w:t>
+            </w:r>
+          </w:p>
+        </w:tc>
+        <w:tc>
+          <w:tcPr>
+            <w:tcW w:type="dxa" w:w="1307"/>
+            <w:vAlign w:val="center"/>
+          </w:tcPr>
+          <w:p>
+            <w:pPr>
+              <w:spacing w:before="20" w:after="20"/>
+            </w:pPr>
+            <w:r>
+              <w:rPr>
+                <w:rFonts w:ascii="BIZ UDPゴシック" w:hAnsi="BIZ UDPゴシック" w:eastAsia="BIZ UDPゴシック"/>
+                <w:b/>
+                <w:i w:val="0"/>
+                <w:sz w:val="22"/>
+              </w:rPr>
+              <w:t>9月28日</w:t>
+            </w:r>
+          </w:p>
+        </w:tc>
+        <w:tc>
+          <w:tcPr>
+            <w:tcW w:type="dxa" w:w="4593"/>
+            <w:vAlign w:val="center"/>
+          </w:tcPr>
+          <w:p>
+            <w:pPr>
+              <w:spacing w:before="20" w:after="20"/>
+            </w:pPr>
+            <w:r>
+              <w:rPr>
+                <w:rFonts w:ascii="BIZ UDPゴシック" w:hAnsi="BIZ UDPゴシック" w:eastAsia="BIZ UDPゴシック"/>
+                <w:b w:val="0"/>
+                <w:i w:val="0"/>
+                <w:sz w:val="22"/>
+              </w:rPr>
+              <w:t>同上の計数編。指標別の得点・0点の項目・伸びしろ</w:t>
             </w:r>
           </w:p>
         </w:tc>

--- a/小野町_引継ぎ_整理済/19_打合せ/小野町_打合せ次第_20260928.docx
+++ b/小野町_引継ぎ_整理済/19_打合せ/小野町_打合せ次第_20260928.docx
@@ -3951,7 +3951,7 @@
                 <w:i w:val="0"/>
                 <w:sz w:val="22"/>
               </w:rPr>
-              <w:t>小野町_業務進捗管理表_高齢者_20260915.xlsx</w:t>
+              <w:t>小野町_業務進捗管理表_高齢者_20260928.xlsx</w:t>
             </w:r>
           </w:p>
         </w:tc>
@@ -3967,11 +3967,11 @@
             <w:r>
               <w:rPr>
                 <w:rFonts w:ascii="BIZ UDPゴシック" w:hAnsi="BIZ UDPゴシック" w:eastAsia="BIZ UDPゴシック"/>
-                <w:b w:val="0"/>
+                <w:b/>
                 <w:i w:val="0"/>
                 <w:sz w:val="22"/>
               </w:rPr>
-              <w:t>9月15日</w:t>
+              <w:t>9月28日</w:t>
             </w:r>
           </w:p>
         </w:tc>
@@ -3987,11 +3987,20 @@
             <w:r>
               <w:rPr>
                 <w:rFonts w:ascii="BIZ UDPゴシック" w:hAnsi="BIZ UDPゴシック" w:eastAsia="BIZ UDPゴシック"/>
+                <w:b/>
+                <w:i w:val="0"/>
+                <w:sz w:val="22"/>
+              </w:rPr>
+              <w:t>作業68件・加重進捗率67.1％。</w:t>
+            </w:r>
+            <w:r>
+              <w:rPr>
+                <w:rFonts w:ascii="BIZ UDPゴシック" w:hAnsi="BIZ UDPゴシック" w:eastAsia="BIZ UDPゴシック"/>
                 <w:b w:val="0"/>
                 <w:i w:val="0"/>
                 <w:sz w:val="22"/>
               </w:rPr>
-              <w:t>作業64件・加重進捗率61.3％</w:t>
+              <w:t>見える化の入力完了・総合事業ワークシート・交付金の取りまとめを反映し、作業を4件加えた（総合事業の実施状況／総合事業費の上限額／給付適正化計画の位置づけ／在宅医療連携の目指すべき姿）</w:t>
             </w:r>
           </w:p>
         </w:tc>

--- a/小野町_引継ぎ_整理済/19_打合せ/小野町_打合せ次第_20260928.docx
+++ b/小野町_引継ぎ_整理済/19_打合せ/小野町_打合せ次第_20260928.docx
@@ -922,7 +922,7 @@
                 <w:i w:val="0"/>
                 <w:sz w:val="22"/>
               </w:rPr>
-              <w:t>いただきたい資料（13件）</w:t>
+              <w:t>いただきたい資料（15件）</w:t>
             </w:r>
           </w:p>
         </w:tc>
@@ -2933,6 +2933,130 @@
           </w:p>
         </w:tc>
       </w:tr>
+      <w:tr>
+        <w:tc>
+          <w:tcPr>
+            <w:tcW w:type="dxa" w:w="1682"/>
+            <w:vAlign w:val="center"/>
+          </w:tcPr>
+          <w:p>
+            <w:pPr>
+              <w:spacing w:before="20" w:after="20"/>
+            </w:pPr>
+            <w:r>
+              <w:rPr>
+                <w:rFonts w:ascii="BIZ UDPゴシック" w:hAnsi="BIZ UDPゴシック" w:eastAsia="BIZ UDPゴシック"/>
+                <w:b w:val="0"/>
+                <w:i w:val="0"/>
+                <w:sz w:val="22"/>
+              </w:rPr>
+              <w:t>14</w:t>
+            </w:r>
+          </w:p>
+        </w:tc>
+        <w:tc>
+          <w:tcPr>
+            <w:tcW w:type="dxa" w:w="4981"/>
+            <w:vAlign w:val="center"/>
+          </w:tcPr>
+          <w:p>
+            <w:pPr>
+              <w:spacing w:before="20" w:after="20"/>
+            </w:pPr>
+            <w:r>
+              <w:rPr>
+                <w:rFonts w:ascii="BIZ UDPゴシック" w:hAnsi="BIZ UDPゴシック" w:eastAsia="BIZ UDPゴシック"/>
+                <w:b/>
+                <w:i w:val="0"/>
+                <w:sz w:val="22"/>
+              </w:rPr>
+              <w:t>介護給付費適正化方策と、その評価指標を定めた文書</w:t>
+            </w:r>
+          </w:p>
+        </w:tc>
+        <w:tc>
+          <w:tcPr>
+            <w:tcW w:type="dxa" w:w="2975"/>
+            <w:vAlign w:val="center"/>
+          </w:tcPr>
+          <w:p>
+            <w:pPr>
+              <w:spacing w:before="20" w:after="20"/>
+            </w:pPr>
+            <w:r>
+              <w:rPr>
+                <w:rFonts w:ascii="BIZ UDPゴシック" w:hAnsi="BIZ UDPゴシック" w:eastAsia="BIZ UDPゴシック"/>
+                <w:b/>
+                <w:i w:val="0"/>
+                <w:sz w:val="22"/>
+              </w:rPr>
+              <w:t>至急</w:t>
+            </w:r>
+          </w:p>
+        </w:tc>
+      </w:tr>
+      <w:tr>
+        <w:tc>
+          <w:tcPr>
+            <w:tcW w:type="dxa" w:w="1682"/>
+            <w:vAlign w:val="center"/>
+          </w:tcPr>
+          <w:p>
+            <w:pPr>
+              <w:spacing w:before="20" w:after="20"/>
+            </w:pPr>
+            <w:r>
+              <w:rPr>
+                <w:rFonts w:ascii="BIZ UDPゴシック" w:hAnsi="BIZ UDPゴシック" w:eastAsia="BIZ UDPゴシック"/>
+                <w:b w:val="0"/>
+                <w:i w:val="0"/>
+                <w:sz w:val="22"/>
+              </w:rPr>
+              <w:t>15</w:t>
+            </w:r>
+          </w:p>
+        </w:tc>
+        <w:tc>
+          <w:tcPr>
+            <w:tcW w:type="dxa" w:w="4981"/>
+            <w:vAlign w:val="center"/>
+          </w:tcPr>
+          <w:p>
+            <w:pPr>
+              <w:spacing w:before="20" w:after="20"/>
+            </w:pPr>
+            <w:r>
+              <w:rPr>
+                <w:rFonts w:ascii="BIZ UDPゴシック" w:hAnsi="BIZ UDPゴシック" w:eastAsia="BIZ UDPゴシック"/>
+                <w:b w:val="0"/>
+                <w:i w:val="0"/>
+                <w:sz w:val="22"/>
+              </w:rPr>
+              <w:t>広域連合分の該当状況調査票集計表</w:t>
+            </w:r>
+          </w:p>
+        </w:tc>
+        <w:tc>
+          <w:tcPr>
+            <w:tcW w:type="dxa" w:w="2975"/>
+            <w:vAlign w:val="center"/>
+          </w:tcPr>
+          <w:p>
+            <w:pPr>
+              <w:spacing w:before="20" w:after="20"/>
+            </w:pPr>
+            <w:r>
+              <w:rPr>
+                <w:rFonts w:ascii="BIZ UDPゴシック" w:hAnsi="BIZ UDPゴシック" w:eastAsia="BIZ UDPゴシック"/>
+                <w:b w:val="0"/>
+                <w:i w:val="0"/>
+                <w:sz w:val="22"/>
+              </w:rPr>
+              <w:t>随時</w:t>
+            </w:r>
+          </w:p>
+        </w:tc>
+      </w:tr>
     </w:tbl>
     <w:p>
       <w:pPr>

--- a/小野町_引継ぎ_整理済/19_打合せ/小野町_打合せ次第_20260928.docx
+++ b/小野町_引継ぎ_整理済/19_打合せ/小野町_打合せ次第_20260928.docx
@@ -922,7 +922,7 @@
                 <w:i w:val="0"/>
                 <w:sz w:val="22"/>
               </w:rPr>
-              <w:t>いただきたい資料（15件）</w:t>
+              <w:t>いただきたい資料（17件）</w:t>
             </w:r>
           </w:p>
         </w:tc>
@@ -2970,6 +2970,68 @@
                 <w:i w:val="0"/>
                 <w:sz w:val="22"/>
               </w:rPr>
+              <w:t>訪問型サービスB・通所型サービスBの実態</w:t>
+            </w:r>
+          </w:p>
+        </w:tc>
+        <w:tc>
+          <w:tcPr>
+            <w:tcW w:type="dxa" w:w="2975"/>
+            <w:vAlign w:val="center"/>
+          </w:tcPr>
+          <w:p>
+            <w:pPr>
+              <w:spacing w:before="20" w:after="20"/>
+            </w:pPr>
+            <w:r>
+              <w:rPr>
+                <w:rFonts w:ascii="BIZ UDPゴシック" w:hAnsi="BIZ UDPゴシック" w:eastAsia="BIZ UDPゴシック"/>
+                <w:b/>
+                <w:i w:val="0"/>
+                <w:sz w:val="22"/>
+              </w:rPr>
+              <w:t>10月中</w:t>
+            </w:r>
+          </w:p>
+        </w:tc>
+      </w:tr>
+      <w:tr>
+        <w:tc>
+          <w:tcPr>
+            <w:tcW w:type="dxa" w:w="1682"/>
+            <w:vAlign w:val="center"/>
+          </w:tcPr>
+          <w:p>
+            <w:pPr>
+              <w:spacing w:before="20" w:after="20"/>
+            </w:pPr>
+            <w:r>
+              <w:rPr>
+                <w:rFonts w:ascii="BIZ UDPゴシック" w:hAnsi="BIZ UDPゴシック" w:eastAsia="BIZ UDPゴシック"/>
+                <w:b w:val="0"/>
+                <w:i w:val="0"/>
+                <w:sz w:val="22"/>
+              </w:rPr>
+              <w:t>15</w:t>
+            </w:r>
+          </w:p>
+        </w:tc>
+        <w:tc>
+          <w:tcPr>
+            <w:tcW w:type="dxa" w:w="4981"/>
+            <w:vAlign w:val="center"/>
+          </w:tcPr>
+          <w:p>
+            <w:pPr>
+              <w:spacing w:before="20" w:after="20"/>
+            </w:pPr>
+            <w:r>
+              <w:rPr>
+                <w:rFonts w:ascii="BIZ UDPゴシック" w:hAnsi="BIZ UDPゴシック" w:eastAsia="BIZ UDPゴシック"/>
+                <w:b/>
+                <w:i w:val="0"/>
+                <w:sz w:val="22"/>
+              </w:rPr>
               <w:t>介護給付費適正化方策と、その評価指標を定めた文書</w:t>
             </w:r>
           </w:p>
@@ -3012,7 +3074,69 @@
                 <w:i w:val="0"/>
                 <w:sz w:val="22"/>
               </w:rPr>
-              <w:t>15</w:t>
+              <w:t>16</w:t>
+            </w:r>
+          </w:p>
+        </w:tc>
+        <w:tc>
+          <w:tcPr>
+            <w:tcW w:type="dxa" w:w="4981"/>
+            <w:vAlign w:val="center"/>
+          </w:tcPr>
+          <w:p>
+            <w:pPr>
+              <w:spacing w:before="20" w:after="20"/>
+            </w:pPr>
+            <w:r>
+              <w:rPr>
+                <w:rFonts w:ascii="BIZ UDPゴシック" w:hAnsi="BIZ UDPゴシック" w:eastAsia="BIZ UDPゴシック"/>
+                <w:b/>
+                <w:i w:val="0"/>
+                <w:sz w:val="22"/>
+              </w:rPr>
+              <w:t>地域密着型通所介護の実績が0になった経緯</w:t>
+            </w:r>
+          </w:p>
+        </w:tc>
+        <w:tc>
+          <w:tcPr>
+            <w:tcW w:type="dxa" w:w="2975"/>
+            <w:vAlign w:val="center"/>
+          </w:tcPr>
+          <w:p>
+            <w:pPr>
+              <w:spacing w:before="20" w:after="20"/>
+            </w:pPr>
+            <w:r>
+              <w:rPr>
+                <w:rFonts w:ascii="BIZ UDPゴシック" w:hAnsi="BIZ UDPゴシック" w:eastAsia="BIZ UDPゴシック"/>
+                <w:b w:val="0"/>
+                <w:i w:val="0"/>
+                <w:sz w:val="22"/>
+              </w:rPr>
+              <w:t>10月中</w:t>
+            </w:r>
+          </w:p>
+        </w:tc>
+      </w:tr>
+      <w:tr>
+        <w:tc>
+          <w:tcPr>
+            <w:tcW w:type="dxa" w:w="1682"/>
+            <w:vAlign w:val="center"/>
+          </w:tcPr>
+          <w:p>
+            <w:pPr>
+              <w:spacing w:before="20" w:after="20"/>
+            </w:pPr>
+            <w:r>
+              <w:rPr>
+                <w:rFonts w:ascii="BIZ UDPゴシック" w:hAnsi="BIZ UDPゴシック" w:eastAsia="BIZ UDPゴシック"/>
+                <w:b w:val="0"/>
+                <w:i w:val="0"/>
+                <w:sz w:val="22"/>
+              </w:rPr>
+              <w:t>17</w:t>
             </w:r>
           </w:p>
         </w:tc>
@@ -3696,7 +3820,7 @@
                 <w:i w:val="0"/>
                 <w:sz w:val="22"/>
               </w:rPr>
-              <w:t>未確定114箇所（協議会で設定54／町データ待ち42／決定後に記載12／見える化出力待ち6）</w:t>
+              <w:t>未確定115箇所（協議会で設定54／町データ待ち43／決定後に記載12／見える化出力待ち6）</w:t>
             </w:r>
           </w:p>
         </w:tc>

--- a/小野町_引継ぎ_整理済/19_打合せ/小野町_打合せ次第_20260928.docx
+++ b/小野町_引継ぎ_整理済/19_打合せ/小野町_打合せ次第_20260928.docx
@@ -922,7 +922,7 @@
                 <w:i w:val="0"/>
                 <w:sz w:val="22"/>
               </w:rPr>
-              <w:t>いただきたい資料（17件）</w:t>
+              <w:t>いただきたい資料（18件）</w:t>
             </w:r>
           </w:p>
         </w:tc>
@@ -3152,6 +3152,68 @@
             <w:r>
               <w:rPr>
                 <w:rFonts w:ascii="BIZ UDPゴシック" w:hAnsi="BIZ UDPゴシック" w:eastAsia="BIZ UDPゴシック"/>
+                <w:b/>
+                <w:i w:val="0"/>
+                <w:sz w:val="22"/>
+              </w:rPr>
+              <w:t>見える化システム「要介護認定率」の県内比較の出力</w:t>
+            </w:r>
+          </w:p>
+        </w:tc>
+        <w:tc>
+          <w:tcPr>
+            <w:tcW w:type="dxa" w:w="2975"/>
+            <w:vAlign w:val="center"/>
+          </w:tcPr>
+          <w:p>
+            <w:pPr>
+              <w:spacing w:before="20" w:after="20"/>
+            </w:pPr>
+            <w:r>
+              <w:rPr>
+                <w:rFonts w:ascii="BIZ UDPゴシック" w:hAnsi="BIZ UDPゴシック" w:eastAsia="BIZ UDPゴシック"/>
+                <w:b w:val="0"/>
+                <w:i w:val="0"/>
+                <w:sz w:val="22"/>
+              </w:rPr>
+              <w:t>10月中</w:t>
+            </w:r>
+          </w:p>
+        </w:tc>
+      </w:tr>
+      <w:tr>
+        <w:tc>
+          <w:tcPr>
+            <w:tcW w:type="dxa" w:w="1682"/>
+            <w:vAlign w:val="center"/>
+          </w:tcPr>
+          <w:p>
+            <w:pPr>
+              <w:spacing w:before="20" w:after="20"/>
+            </w:pPr>
+            <w:r>
+              <w:rPr>
+                <w:rFonts w:ascii="BIZ UDPゴシック" w:hAnsi="BIZ UDPゴシック" w:eastAsia="BIZ UDPゴシック"/>
+                <w:b w:val="0"/>
+                <w:i w:val="0"/>
+                <w:sz w:val="22"/>
+              </w:rPr>
+              <w:t>18</w:t>
+            </w:r>
+          </w:p>
+        </w:tc>
+        <w:tc>
+          <w:tcPr>
+            <w:tcW w:type="dxa" w:w="4981"/>
+            <w:vAlign w:val="center"/>
+          </w:tcPr>
+          <w:p>
+            <w:pPr>
+              <w:spacing w:before="20" w:after="20"/>
+            </w:pPr>
+            <w:r>
+              <w:rPr>
+                <w:rFonts w:ascii="BIZ UDPゴシック" w:hAnsi="BIZ UDPゴシック" w:eastAsia="BIZ UDPゴシック"/>
                 <w:b w:val="0"/>
                 <w:i w:val="0"/>
                 <w:sz w:val="22"/>
